--- a/sem6/mad/M_Abdul_Rafay-Fl23791-labreport5.docx
+++ b/sem6/mad/M_Abdul_Rafay-Fl23791-labreport5.docx
@@ -6,16 +6,16 @@
       <w:pPr>
         <w:jc w:val="center"/>
         <w:rPr>
-          <w:rFonts w:ascii="Calibri" w:hAnsi="Calibri" w:cs="Calibri"/>
-        </w:rPr>
-      </w:pPr>
-      <w:r>
-        <w:rPr>
-          <w:rFonts w:ascii="Calibri" w:hAnsi="Calibri" w:cs="Calibri"/>
+          <w:rFonts w:ascii="Times New Roman" w:hAnsi="Times New Roman"/>
+        </w:rPr>
+      </w:pPr>
+      <w:r>
+        <w:rPr>
+          <w:rFonts w:ascii="Times New Roman" w:hAnsi="Times New Roman"/>
           <w:noProof/>
         </w:rPr>
         <w:drawing>
-          <wp:inline distT="0" distB="0" distL="0" distR="0" wp14:anchorId="4C486D4F" wp14:editId="11964858">
+          <wp:inline distT="0" distB="0" distL="0" distR="0" wp14:anchorId="3FCDA5A3" wp14:editId="4F58308F">
             <wp:extent cx="2108200" cy="2108200"/>
             <wp:effectExtent l="0" t="0" r="6350" b="6350"/>
             <wp:docPr id="4" name="Picture 2" descr="Campus"/>
@@ -32,7 +32,7 @@
                     </pic:cNvPicPr>
                   </pic:nvPicPr>
                   <pic:blipFill>
-                    <a:blip r:embed="rId4">
+                    <a:blip r:embed="rId5">
                       <a:extLst>
                         <a:ext uri="{28A0092B-C50C-407E-A947-70E740481C1C}">
                           <a14:useLocalDpi xmlns:a14="http://schemas.microsoft.com/office/drawing/2010/main" val="0"/>
@@ -68,7 +68,7 @@
       <w:pPr>
         <w:jc w:val="center"/>
         <w:rPr>
-          <w:rFonts w:ascii="Calibri" w:hAnsi="Calibri" w:cs="Calibri"/>
+          <w:rFonts w:ascii="Times New Roman" w:hAnsi="Times New Roman"/>
           <w:b/>
           <w:bCs/>
           <w:sz w:val="44"/>
@@ -80,7 +80,7 @@
       <w:pPr>
         <w:jc w:val="center"/>
         <w:rPr>
-          <w:rFonts w:ascii="Calibri" w:hAnsi="Calibri" w:cs="Calibri"/>
+          <w:rFonts w:ascii="Times New Roman" w:hAnsi="Times New Roman"/>
           <w:b/>
           <w:bCs/>
           <w:sz w:val="44"/>
@@ -90,7 +90,7 @@
       </w:pPr>
       <w:r>
         <w:rPr>
-          <w:rFonts w:ascii="Calibri" w:hAnsi="Calibri" w:cs="Calibri"/>
+          <w:rFonts w:ascii="Times New Roman" w:hAnsi="Times New Roman"/>
           <w:b/>
           <w:bCs/>
           <w:sz w:val="44"/>
@@ -102,8 +102,9 @@
     </w:p>
     <w:p>
       <w:pPr>
-        <w:rPr>
-          <w:rFonts w:ascii="Calibri" w:hAnsi="Calibri" w:cs="Calibri"/>
+        <w:jc w:val="center"/>
+        <w:rPr>
+          <w:rFonts w:ascii="Times New Roman" w:hAnsi="Times New Roman"/>
           <w:u w:val="single"/>
         </w:rPr>
       </w:pPr>
@@ -112,7 +113,42 @@
       <w:pPr>
         <w:jc w:val="center"/>
         <w:rPr>
-          <w:rFonts w:ascii="Calibri" w:hAnsi="Calibri" w:cs="Calibri"/>
+          <w:rFonts w:ascii="Times New Roman" w:hAnsi="Times New Roman"/>
+          <w:b/>
+          <w:bCs/>
+          <w:sz w:val="32"/>
+          <w:szCs w:val="32"/>
+          <w:u w:val="single"/>
+        </w:rPr>
+      </w:pPr>
+      <w:r>
+        <w:rPr>
+          <w:rFonts w:ascii="Times New Roman" w:hAnsi="Times New Roman"/>
+          <w:b/>
+          <w:bCs/>
+          <w:sz w:val="32"/>
+          <w:szCs w:val="32"/>
+          <w:u w:val="single"/>
+        </w:rPr>
+        <w:t xml:space="preserve">MOBILE APPLICATION DEVELOPMENT LAB REPORT – </w:t>
+      </w:r>
+      <w:r>
+        <w:rPr>
+          <w:rFonts w:ascii="Times New Roman" w:hAnsi="Times New Roman"/>
+          <w:b/>
+          <w:bCs/>
+          <w:sz w:val="32"/>
+          <w:szCs w:val="32"/>
+          <w:u w:val="single"/>
+        </w:rPr>
+        <w:t>5</w:t>
+      </w:r>
+    </w:p>
+    <w:p>
+      <w:pPr>
+        <w:jc w:val="both"/>
+        <w:rPr>
+          <w:rFonts w:ascii="Times New Roman" w:hAnsi="Times New Roman"/>
           <w:b/>
           <w:bCs/>
           <w:sz w:val="36"/>
@@ -120,46 +156,12 @@
           <w:u w:val="single"/>
         </w:rPr>
       </w:pPr>
-      <w:r>
-        <w:rPr>
-          <w:rFonts w:ascii="Calibri" w:hAnsi="Calibri" w:cs="Calibri"/>
-          <w:b/>
-          <w:bCs/>
-          <w:sz w:val="36"/>
-          <w:szCs w:val="36"/>
-          <w:u w:val="single"/>
-        </w:rPr>
-        <w:t xml:space="preserve">MOBILE APPLICATION DEVELOPMENT LAB REPORT – </w:t>
-      </w:r>
-      <w:r>
-        <w:rPr>
-          <w:rFonts w:ascii="Calibri" w:hAnsi="Calibri" w:cs="Calibri"/>
-          <w:b/>
-          <w:bCs/>
-          <w:sz w:val="36"/>
-          <w:szCs w:val="36"/>
-          <w:u w:val="single"/>
-        </w:rPr>
-        <w:t>5</w:t>
-      </w:r>
-    </w:p>
-    <w:p>
-      <w:pPr>
-        <w:jc w:val="center"/>
-        <w:rPr>
-          <w:rFonts w:ascii="Calibri" w:hAnsi="Calibri" w:cs="Calibri"/>
-          <w:b/>
-          <w:bCs/>
-          <w:sz w:val="36"/>
-          <w:szCs w:val="36"/>
-          <w:u w:val="single"/>
-        </w:rPr>
-      </w:pPr>
-    </w:p>
-    <w:p>
-      <w:pPr>
-        <w:rPr>
-          <w:rFonts w:ascii="Calibri" w:hAnsi="Calibri" w:cs="Calibri"/>
+    </w:p>
+    <w:p>
+      <w:pPr>
+        <w:jc w:val="both"/>
+        <w:rPr>
+          <w:rFonts w:ascii="Times New Roman" w:hAnsi="Times New Roman"/>
           <w:b/>
           <w:bCs/>
           <w:u w:val="single"/>
@@ -168,13 +170,14 @@
     </w:p>
     <w:p>
       <w:pPr>
-        <w:rPr>
-          <w:rFonts w:ascii="Calibri" w:hAnsi="Calibri" w:cs="Calibri"/>
-        </w:rPr>
-      </w:pPr>
-      <w:r>
-        <w:rPr>
-          <w:rFonts w:ascii="Calibri" w:hAnsi="Calibri" w:cs="Calibri"/>
+        <w:jc w:val="both"/>
+        <w:rPr>
+          <w:rFonts w:ascii="Times New Roman" w:hAnsi="Times New Roman"/>
+        </w:rPr>
+      </w:pPr>
+      <w:r>
+        <w:rPr>
+          <w:rFonts w:ascii="Times New Roman" w:hAnsi="Times New Roman"/>
           <w:b/>
           <w:bCs/>
           <w:sz w:val="32"/>
@@ -184,20 +187,21 @@
       </w:r>
       <w:r>
         <w:rPr>
-          <w:rFonts w:ascii="Calibri" w:hAnsi="Calibri" w:cs="Calibri"/>
+          <w:rFonts w:ascii="Times New Roman" w:hAnsi="Times New Roman"/>
         </w:rPr>
         <w:t xml:space="preserve">     </w:t>
       </w:r>
     </w:p>
     <w:p>
       <w:pPr>
-        <w:rPr>
-          <w:rFonts w:ascii="Calibri" w:hAnsi="Calibri" w:cs="Calibri"/>
-        </w:rPr>
-      </w:pPr>
-      <w:r>
-        <w:rPr>
-          <w:rFonts w:ascii="Calibri" w:hAnsi="Calibri" w:cs="Calibri"/>
+        <w:jc w:val="both"/>
+        <w:rPr>
+          <w:rFonts w:ascii="Times New Roman" w:hAnsi="Times New Roman"/>
+        </w:rPr>
+      </w:pPr>
+      <w:r>
+        <w:rPr>
+          <w:rFonts w:ascii="Times New Roman" w:hAnsi="Times New Roman"/>
           <w:b/>
           <w:bCs/>
           <w:sz w:val="32"/>
@@ -207,7 +211,7 @@
       </w:r>
       <w:r>
         <w:rPr>
-          <w:rFonts w:ascii="Calibri" w:hAnsi="Calibri" w:cs="Calibri"/>
+          <w:rFonts w:ascii="Times New Roman" w:hAnsi="Times New Roman"/>
           <w:sz w:val="32"/>
           <w:szCs w:val="32"/>
         </w:rPr>
@@ -216,13 +220,14 @@
     </w:p>
     <w:p>
       <w:pPr>
-        <w:rPr>
-          <w:rFonts w:ascii="Calibri" w:hAnsi="Calibri" w:cs="Calibri"/>
-        </w:rPr>
-      </w:pPr>
-      <w:r>
-        <w:rPr>
-          <w:rFonts w:ascii="Calibri" w:hAnsi="Calibri" w:cs="Calibri"/>
+        <w:jc w:val="both"/>
+        <w:rPr>
+          <w:rFonts w:ascii="Times New Roman" w:hAnsi="Times New Roman"/>
+        </w:rPr>
+      </w:pPr>
+      <w:r>
+        <w:rPr>
+          <w:rFonts w:ascii="Times New Roman" w:hAnsi="Times New Roman"/>
           <w:b/>
           <w:bCs/>
           <w:sz w:val="32"/>
@@ -232,7 +237,7 @@
       </w:r>
       <w:r>
         <w:rPr>
-          <w:rFonts w:ascii="Calibri" w:hAnsi="Calibri" w:cs="Calibri"/>
+          <w:rFonts w:ascii="Times New Roman" w:hAnsi="Times New Roman"/>
           <w:sz w:val="32"/>
           <w:szCs w:val="32"/>
         </w:rPr>
@@ -240,7 +245,7 @@
       </w:r>
       <w:r>
         <w:rPr>
-          <w:rFonts w:ascii="Calibri" w:hAnsi="Calibri" w:cs="Calibri"/>
+          <w:rFonts w:ascii="Times New Roman" w:hAnsi="Times New Roman"/>
           <w:sz w:val="32"/>
           <w:szCs w:val="32"/>
           <w:vertAlign w:val="superscript"/>
@@ -249,7 +254,7 @@
       </w:r>
       <w:r>
         <w:rPr>
-          <w:rFonts w:ascii="Calibri" w:hAnsi="Calibri" w:cs="Calibri"/>
+          <w:rFonts w:ascii="Times New Roman" w:hAnsi="Times New Roman"/>
           <w:sz w:val="32"/>
           <w:szCs w:val="32"/>
         </w:rPr>
@@ -258,13 +263,14 @@
     </w:p>
     <w:p>
       <w:pPr>
-        <w:rPr>
-          <w:rFonts w:ascii="Calibri" w:hAnsi="Calibri" w:cs="Calibri"/>
-        </w:rPr>
-      </w:pPr>
-      <w:r>
-        <w:rPr>
-          <w:rFonts w:ascii="Calibri" w:hAnsi="Calibri" w:cs="Calibri"/>
+        <w:jc w:val="both"/>
+        <w:rPr>
+          <w:rFonts w:ascii="Times New Roman" w:hAnsi="Times New Roman"/>
+        </w:rPr>
+      </w:pPr>
+      <w:r>
+        <w:rPr>
+          <w:rFonts w:ascii="Times New Roman" w:hAnsi="Times New Roman"/>
           <w:b/>
           <w:bCs/>
           <w:sz w:val="32"/>
@@ -274,7 +280,7 @@
       </w:r>
       <w:r>
         <w:rPr>
-          <w:rFonts w:ascii="Calibri" w:hAnsi="Calibri" w:cs="Calibri"/>
+          <w:rFonts w:ascii="Times New Roman" w:hAnsi="Times New Roman"/>
           <w:sz w:val="32"/>
           <w:szCs w:val="32"/>
         </w:rPr>
@@ -283,13 +289,14 @@
     </w:p>
     <w:p>
       <w:pPr>
-        <w:rPr>
-          <w:rFonts w:ascii="Calibri" w:hAnsi="Calibri" w:cs="Calibri"/>
-        </w:rPr>
-      </w:pPr>
-      <w:r>
-        <w:rPr>
-          <w:rFonts w:ascii="Calibri" w:hAnsi="Calibri" w:cs="Calibri"/>
+        <w:jc w:val="both"/>
+        <w:rPr>
+          <w:rFonts w:ascii="Times New Roman" w:hAnsi="Times New Roman"/>
+        </w:rPr>
+      </w:pPr>
+      <w:r>
+        <w:rPr>
+          <w:rFonts w:ascii="Times New Roman" w:hAnsi="Times New Roman"/>
           <w:b/>
           <w:bCs/>
           <w:sz w:val="32"/>
@@ -299,7 +306,7 @@
       </w:r>
       <w:r>
         <w:rPr>
-          <w:rFonts w:ascii="Calibri" w:hAnsi="Calibri" w:cs="Calibri"/>
+          <w:rFonts w:ascii="Times New Roman" w:hAnsi="Times New Roman"/>
           <w:sz w:val="32"/>
           <w:szCs w:val="32"/>
         </w:rPr>
@@ -308,57 +315,64 @@
     </w:p>
     <w:p>
       <w:pPr>
-        <w:rPr>
-          <w:rFonts w:ascii="Calibri" w:hAnsi="Calibri" w:cs="Calibri"/>
-        </w:rPr>
-      </w:pPr>
-    </w:p>
-    <w:p>
-      <w:pPr>
-        <w:rPr>
-          <w:rFonts w:ascii="Calibri" w:hAnsi="Calibri" w:cs="Calibri"/>
-        </w:rPr>
-      </w:pPr>
-    </w:p>
-    <w:p>
-      <w:pPr>
-        <w:rPr>
-          <w:rFonts w:ascii="Calibri" w:hAnsi="Calibri" w:cs="Calibri"/>
-        </w:rPr>
-      </w:pPr>
-    </w:p>
-    <w:p>
-      <w:pPr>
-        <w:rPr>
-          <w:rFonts w:ascii="Calibri" w:hAnsi="Calibri" w:cs="Calibri"/>
-        </w:rPr>
-      </w:pPr>
-    </w:p>
-    <w:p>
-      <w:pPr>
-        <w:rPr>
-          <w:rFonts w:ascii="Calibri" w:hAnsi="Calibri" w:cs="Calibri"/>
-        </w:rPr>
-      </w:pPr>
-    </w:p>
-    <w:p>
-      <w:pPr>
-        <w:rPr>
-          <w:rFonts w:ascii="Calibri" w:hAnsi="Calibri" w:cs="Calibri"/>
-        </w:rPr>
-      </w:pPr>
-    </w:p>
-    <w:p>
-      <w:pPr>
-        <w:rPr>
-          <w:rFonts w:ascii="Calibri" w:hAnsi="Calibri" w:cs="Calibri"/>
+        <w:jc w:val="both"/>
+        <w:rPr>
+          <w:rFonts w:ascii="Times New Roman" w:hAnsi="Times New Roman"/>
+        </w:rPr>
+      </w:pPr>
+    </w:p>
+    <w:p>
+      <w:pPr>
+        <w:jc w:val="both"/>
+        <w:rPr>
+          <w:rFonts w:ascii="Times New Roman" w:hAnsi="Times New Roman"/>
+        </w:rPr>
+      </w:pPr>
+    </w:p>
+    <w:p>
+      <w:pPr>
+        <w:jc w:val="both"/>
+        <w:rPr>
+          <w:rFonts w:ascii="Times New Roman" w:hAnsi="Times New Roman"/>
+        </w:rPr>
+      </w:pPr>
+    </w:p>
+    <w:p>
+      <w:pPr>
+        <w:jc w:val="both"/>
+        <w:rPr>
+          <w:rFonts w:ascii="Times New Roman" w:hAnsi="Times New Roman"/>
+        </w:rPr>
+      </w:pPr>
+    </w:p>
+    <w:p>
+      <w:pPr>
+        <w:jc w:val="both"/>
+        <w:rPr>
+          <w:rFonts w:ascii="Times New Roman" w:hAnsi="Times New Roman"/>
+        </w:rPr>
+      </w:pPr>
+    </w:p>
+    <w:p>
+      <w:pPr>
+        <w:jc w:val="both"/>
+        <w:rPr>
+          <w:rFonts w:ascii="Times New Roman" w:hAnsi="Times New Roman"/>
+        </w:rPr>
+      </w:pPr>
+    </w:p>
+    <w:p>
+      <w:pPr>
+        <w:jc w:val="both"/>
+        <w:rPr>
+          <w:rFonts w:ascii="Times New Roman" w:hAnsi="Times New Roman"/>
           <w:b/>
           <w:bCs/>
         </w:rPr>
       </w:pPr>
       <w:r>
         <w:rPr>
-          <w:rFonts w:ascii="Calibri" w:hAnsi="Calibri" w:cs="Calibri"/>
+          <w:rFonts w:ascii="Times New Roman" w:hAnsi="Times New Roman"/>
           <w:b/>
           <w:bCs/>
           <w:u w:val="single"/>
@@ -367,31 +381,31 @@
       </w:r>
       <w:r>
         <w:rPr>
-          <w:rFonts w:ascii="Calibri" w:hAnsi="Calibri" w:cs="Calibri"/>
+          <w:rFonts w:ascii="Times New Roman" w:hAnsi="Times New Roman"/>
           <w:b/>
           <w:bCs/>
         </w:rPr>
-        <w:t>:</w:t>
-      </w:r>
-      <w:r>
-        <w:rPr>
-          <w:rFonts w:ascii="Calibri" w:hAnsi="Calibri" w:cs="Calibri"/>
+        <w:t xml:space="preserve">: 22 February 2026                                          </w:t>
+      </w:r>
+      <w:r>
+        <w:rPr>
+          <w:rFonts w:ascii="Times New Roman" w:hAnsi="Times New Roman"/>
           <w:b/>
           <w:bCs/>
         </w:rPr>
-        <w:t xml:space="preserve"> March 13, 2026</w:t>
-      </w:r>
-      <w:r>
-        <w:rPr>
-          <w:rFonts w:ascii="Calibri" w:hAnsi="Calibri" w:cs="Calibri"/>
+        <w:tab/>
+      </w:r>
+      <w:r>
+        <w:rPr>
+          <w:rFonts w:ascii="Times New Roman" w:hAnsi="Times New Roman"/>
           <w:b/>
           <w:bCs/>
         </w:rPr>
-        <w:t xml:space="preserve">                                      </w:t>
-      </w:r>
-      <w:r>
-        <w:rPr>
-          <w:rFonts w:ascii="Calibri" w:hAnsi="Calibri" w:cs="Calibri"/>
+        <w:tab/>
+      </w:r>
+      <w:r>
+        <w:rPr>
+          <w:rFonts w:ascii="Times New Roman" w:hAnsi="Times New Roman"/>
           <w:b/>
           <w:bCs/>
         </w:rPr>
@@ -399,32 +413,16 @@
       </w:r>
       <w:r>
         <w:rPr>
-          <w:rFonts w:ascii="Calibri" w:hAnsi="Calibri" w:cs="Calibri"/>
+          <w:rFonts w:ascii="Times New Roman" w:hAnsi="Times New Roman"/>
           <w:b/>
           <w:bCs/>
         </w:rPr>
         <w:tab/>
-      </w:r>
-      <w:r>
-        <w:rPr>
-          <w:rFonts w:ascii="Calibri" w:hAnsi="Calibri" w:cs="Calibri"/>
-          <w:b/>
-          <w:bCs/>
-        </w:rPr>
-        <w:tab/>
-      </w:r>
-      <w:r>
-        <w:rPr>
-          <w:rFonts w:ascii="Calibri" w:hAnsi="Calibri" w:cs="Calibri"/>
-          <w:b/>
-          <w:bCs/>
-        </w:rPr>
-        <w:tab/>
-        <w:t xml:space="preserve">                 </w:t>
-      </w:r>
-      <w:r>
-        <w:rPr>
-          <w:rFonts w:ascii="Calibri" w:hAnsi="Calibri" w:cs="Calibri"/>
+        <w:t xml:space="preserve">        </w:t>
+      </w:r>
+      <w:r>
+        <w:rPr>
+          <w:rFonts w:ascii="Times New Roman" w:hAnsi="Times New Roman"/>
           <w:b/>
           <w:bCs/>
           <w:u w:val="single"/>
@@ -433,7 +431,7 @@
       </w:r>
       <w:r>
         <w:rPr>
-          <w:rFonts w:ascii="Calibri" w:hAnsi="Calibri" w:cs="Calibri"/>
+          <w:rFonts w:ascii="Times New Roman" w:hAnsi="Times New Roman"/>
           <w:b/>
           <w:bCs/>
         </w:rPr>
@@ -442,21 +440,4353 @@
     </w:p>
     <w:p>
       <w:pPr>
-        <w:rPr>
-          <w:rFonts w:ascii="Calibri" w:hAnsi="Calibri" w:cs="Calibri"/>
-        </w:rPr>
-      </w:pPr>
-    </w:p>
-    <w:p>
-      <w:pPr>
-        <w:rPr>
-          <w:rFonts w:ascii="Calibri" w:hAnsi="Calibri" w:cs="Calibri"/>
-        </w:rPr>
-      </w:pPr>
-    </w:p>
-    <w:p/>
+        <w:jc w:val="both"/>
+        <w:rPr>
+          <w:rFonts w:ascii="Times New Roman" w:hAnsi="Times New Roman"/>
+          <w:b/>
+          <w:bCs/>
+        </w:rPr>
+      </w:pPr>
+    </w:p>
+    <w:p>
+      <w:pPr>
+        <w:jc w:val="both"/>
+        <w:rPr>
+          <w:rFonts w:ascii="Times New Roman" w:hAnsi="Times New Roman"/>
+          <w:b/>
+          <w:bCs/>
+        </w:rPr>
+      </w:pPr>
+      <w:r>
+        <w:rPr>
+          <w:rFonts w:ascii="Times New Roman" w:hAnsi="Times New Roman"/>
+          <w:b/>
+          <w:color w:val="1F497D"/>
+          <w:sz w:val="28"/>
+        </w:rPr>
+        <w:lastRenderedPageBreak/>
+        <w:t>Variable Declaration Types</w:t>
+      </w:r>
+    </w:p>
+    <w:p>
+      <w:pPr>
+        <w:jc w:val="both"/>
+        <w:rPr>
+          <w:rFonts w:ascii="Times New Roman" w:hAnsi="Times New Roman"/>
+        </w:rPr>
+      </w:pPr>
+      <w:r>
+        <w:rPr>
+          <w:rFonts w:ascii="Times New Roman" w:hAnsi="Times New Roman"/>
+          <w:b/>
+          <w:sz w:val="24"/>
+        </w:rPr>
+        <w:t>1. Using Variables</w:t>
+      </w:r>
+    </w:p>
+    <w:p>
+      <w:pPr>
+        <w:shd w:val="clear" w:color="auto" w:fill="F2F2F2"/>
+        <w:spacing w:after="0"/>
+        <w:ind w:left="432"/>
+        <w:jc w:val="both"/>
+        <w:rPr>
+          <w:rFonts w:ascii="Times New Roman" w:hAnsi="Times New Roman"/>
+        </w:rPr>
+      </w:pPr>
+      <w:r>
+        <w:rPr>
+          <w:rFonts w:ascii="Times New Roman" w:hAnsi="Times New Roman"/>
+          <w:sz w:val="18"/>
+        </w:rPr>
+        <w:t xml:space="preserve">void </w:t>
+      </w:r>
+      <w:proofErr w:type="gramStart"/>
+      <w:r>
+        <w:rPr>
+          <w:rFonts w:ascii="Times New Roman" w:hAnsi="Times New Roman"/>
+          <w:sz w:val="18"/>
+        </w:rPr>
+        <w:t>main(</w:t>
+      </w:r>
+      <w:proofErr w:type="gramEnd"/>
+      <w:r>
+        <w:rPr>
+          <w:rFonts w:ascii="Times New Roman" w:hAnsi="Times New Roman"/>
+          <w:sz w:val="18"/>
+        </w:rPr>
+        <w:t>) {</w:t>
+      </w:r>
+    </w:p>
+    <w:p>
+      <w:pPr>
+        <w:shd w:val="clear" w:color="auto" w:fill="F2F2F2"/>
+        <w:spacing w:after="0"/>
+        <w:ind w:left="432"/>
+        <w:jc w:val="both"/>
+        <w:rPr>
+          <w:rFonts w:ascii="Times New Roman" w:hAnsi="Times New Roman"/>
+        </w:rPr>
+      </w:pPr>
+      <w:r>
+        <w:rPr>
+          <w:rFonts w:ascii="Times New Roman" w:hAnsi="Times New Roman"/>
+          <w:sz w:val="18"/>
+        </w:rPr>
+        <w:t xml:space="preserve">  var name = "</w:t>
+      </w:r>
+      <w:r>
+        <w:rPr>
+          <w:rFonts w:ascii="Times New Roman" w:hAnsi="Times New Roman"/>
+          <w:sz w:val="18"/>
+        </w:rPr>
+        <w:t>Abdul Rafay</w:t>
+      </w:r>
+      <w:r>
+        <w:rPr>
+          <w:rFonts w:ascii="Times New Roman" w:hAnsi="Times New Roman"/>
+          <w:sz w:val="18"/>
+        </w:rPr>
+        <w:t>";</w:t>
+      </w:r>
+    </w:p>
+    <w:p>
+      <w:pPr>
+        <w:shd w:val="clear" w:color="auto" w:fill="F2F2F2"/>
+        <w:spacing w:after="0"/>
+        <w:ind w:left="432"/>
+        <w:jc w:val="both"/>
+        <w:rPr>
+          <w:rFonts w:ascii="Times New Roman" w:hAnsi="Times New Roman"/>
+        </w:rPr>
+      </w:pPr>
+      <w:r>
+        <w:rPr>
+          <w:rFonts w:ascii="Times New Roman" w:hAnsi="Times New Roman"/>
+          <w:sz w:val="18"/>
+        </w:rPr>
+        <w:t xml:space="preserve">  var age = 2</w:t>
+      </w:r>
+      <w:r>
+        <w:rPr>
+          <w:rFonts w:ascii="Times New Roman" w:hAnsi="Times New Roman"/>
+          <w:sz w:val="18"/>
+        </w:rPr>
+        <w:t>2</w:t>
+      </w:r>
+      <w:r>
+        <w:rPr>
+          <w:rFonts w:ascii="Times New Roman" w:hAnsi="Times New Roman"/>
+          <w:sz w:val="18"/>
+        </w:rPr>
+        <w:t>;</w:t>
+      </w:r>
+    </w:p>
+    <w:p>
+      <w:pPr>
+        <w:shd w:val="clear" w:color="auto" w:fill="F2F2F2"/>
+        <w:spacing w:after="0"/>
+        <w:ind w:left="432"/>
+        <w:jc w:val="both"/>
+        <w:rPr>
+          <w:rFonts w:ascii="Times New Roman" w:hAnsi="Times New Roman"/>
+        </w:rPr>
+      </w:pPr>
+      <w:r>
+        <w:rPr>
+          <w:rFonts w:ascii="Times New Roman" w:hAnsi="Times New Roman"/>
+          <w:sz w:val="18"/>
+        </w:rPr>
+        <w:t xml:space="preserve">  print(name);</w:t>
+      </w:r>
+    </w:p>
+    <w:p>
+      <w:pPr>
+        <w:shd w:val="clear" w:color="auto" w:fill="F2F2F2"/>
+        <w:spacing w:after="0"/>
+        <w:ind w:left="432"/>
+        <w:jc w:val="both"/>
+        <w:rPr>
+          <w:rFonts w:ascii="Times New Roman" w:hAnsi="Times New Roman"/>
+        </w:rPr>
+      </w:pPr>
+      <w:r>
+        <w:rPr>
+          <w:rFonts w:ascii="Times New Roman" w:hAnsi="Times New Roman"/>
+          <w:sz w:val="18"/>
+        </w:rPr>
+        <w:t xml:space="preserve">  print(age);</w:t>
+      </w:r>
+    </w:p>
+    <w:p>
+      <w:pPr>
+        <w:shd w:val="clear" w:color="auto" w:fill="F2F2F2"/>
+        <w:spacing w:after="0"/>
+        <w:ind w:left="432"/>
+        <w:jc w:val="both"/>
+        <w:rPr>
+          <w:rFonts w:ascii="Times New Roman" w:hAnsi="Times New Roman"/>
+        </w:rPr>
+      </w:pPr>
+      <w:r>
+        <w:rPr>
+          <w:rFonts w:ascii="Times New Roman" w:hAnsi="Times New Roman"/>
+        </w:rPr>
+        <w:drawing>
+          <wp:anchor distT="0" distB="0" distL="114300" distR="114300" simplePos="0" relativeHeight="251658240" behindDoc="0" locked="0" layoutInCell="1" allowOverlap="1" wp14:anchorId="7FD67E8C" wp14:editId="32E2AEFA">
+            <wp:simplePos x="0" y="0"/>
+            <wp:positionH relativeFrom="margin">
+              <wp:posOffset>1398494</wp:posOffset>
+            </wp:positionH>
+            <wp:positionV relativeFrom="paragraph">
+              <wp:posOffset>173990</wp:posOffset>
+            </wp:positionV>
+            <wp:extent cx="3200400" cy="1053465"/>
+            <wp:effectExtent l="0" t="0" r="0" b="0"/>
+            <wp:wrapTopAndBottom/>
+            <wp:docPr id="1605560279" name="Picture 1"/>
+            <wp:cNvGraphicFramePr>
+              <a:graphicFrameLocks xmlns:a="http://schemas.openxmlformats.org/drawingml/2006/main" noChangeAspect="1"/>
+            </wp:cNvGraphicFramePr>
+            <a:graphic xmlns:a="http://schemas.openxmlformats.org/drawingml/2006/main">
+              <a:graphicData uri="http://schemas.openxmlformats.org/drawingml/2006/picture">
+                <pic:pic xmlns:pic="http://schemas.openxmlformats.org/drawingml/2006/picture">
+                  <pic:nvPicPr>
+                    <pic:cNvPr id="1605560279" name=""/>
+                    <pic:cNvPicPr/>
+                  </pic:nvPicPr>
+                  <pic:blipFill>
+                    <a:blip r:embed="rId6"/>
+                    <a:stretch>
+                      <a:fillRect/>
+                    </a:stretch>
+                  </pic:blipFill>
+                  <pic:spPr>
+                    <a:xfrm>
+                      <a:off x="0" y="0"/>
+                      <a:ext cx="3200400" cy="1053465"/>
+                    </a:xfrm>
+                    <a:prstGeom prst="rect">
+                      <a:avLst/>
+                    </a:prstGeom>
+                  </pic:spPr>
+                </pic:pic>
+              </a:graphicData>
+            </a:graphic>
+            <wp14:sizeRelH relativeFrom="margin">
+              <wp14:pctWidth>0</wp14:pctWidth>
+            </wp14:sizeRelH>
+            <wp14:sizeRelV relativeFrom="margin">
+              <wp14:pctHeight>0</wp14:pctHeight>
+            </wp14:sizeRelV>
+          </wp:anchor>
+        </w:drawing>
+      </w:r>
+      <w:r>
+        <w:rPr>
+          <w:rFonts w:ascii="Times New Roman" w:hAnsi="Times New Roman"/>
+          <w:sz w:val="18"/>
+        </w:rPr>
+        <w:t>}</w:t>
+      </w:r>
+    </w:p>
+    <w:p>
+      <w:pPr>
+        <w:spacing w:after="40"/>
+        <w:jc w:val="both"/>
+        <w:rPr>
+          <w:rFonts w:ascii="Times New Roman" w:hAnsi="Times New Roman"/>
+        </w:rPr>
+      </w:pPr>
+    </w:p>
+    <w:p>
+      <w:pPr>
+        <w:jc w:val="both"/>
+        <w:rPr>
+          <w:rFonts w:ascii="Times New Roman" w:hAnsi="Times New Roman"/>
+        </w:rPr>
+      </w:pPr>
+      <w:r>
+        <w:rPr>
+          <w:rFonts w:ascii="Times New Roman" w:hAnsi="Times New Roman"/>
+          <w:b/>
+          <w:sz w:val="24"/>
+        </w:rPr>
+        <w:t>2. Explicit Type Declaration</w:t>
+      </w:r>
+    </w:p>
+    <w:p>
+      <w:pPr>
+        <w:shd w:val="clear" w:color="auto" w:fill="F2F2F2"/>
+        <w:spacing w:after="0"/>
+        <w:ind w:left="432"/>
+        <w:jc w:val="both"/>
+        <w:rPr>
+          <w:rFonts w:ascii="Times New Roman" w:hAnsi="Times New Roman"/>
+        </w:rPr>
+      </w:pPr>
+      <w:r>
+        <w:rPr>
+          <w:rFonts w:ascii="Times New Roman" w:hAnsi="Times New Roman"/>
+          <w:sz w:val="18"/>
+        </w:rPr>
+        <w:t xml:space="preserve">void </w:t>
+      </w:r>
+      <w:proofErr w:type="gramStart"/>
+      <w:r>
+        <w:rPr>
+          <w:rFonts w:ascii="Times New Roman" w:hAnsi="Times New Roman"/>
+          <w:sz w:val="18"/>
+        </w:rPr>
+        <w:t>main(</w:t>
+      </w:r>
+      <w:proofErr w:type="gramEnd"/>
+      <w:r>
+        <w:rPr>
+          <w:rFonts w:ascii="Times New Roman" w:hAnsi="Times New Roman"/>
+          <w:sz w:val="18"/>
+        </w:rPr>
+        <w:t>) {</w:t>
+      </w:r>
+    </w:p>
+    <w:p>
+      <w:pPr>
+        <w:shd w:val="clear" w:color="auto" w:fill="F2F2F2"/>
+        <w:spacing w:after="0"/>
+        <w:ind w:left="432"/>
+        <w:jc w:val="both"/>
+        <w:rPr>
+          <w:rFonts w:ascii="Times New Roman" w:hAnsi="Times New Roman"/>
+        </w:rPr>
+      </w:pPr>
+      <w:r>
+        <w:rPr>
+          <w:rFonts w:ascii="Times New Roman" w:hAnsi="Times New Roman"/>
+          <w:sz w:val="18"/>
+        </w:rPr>
+        <w:t xml:space="preserve">  String name = </w:t>
+      </w:r>
+      <w:r>
+        <w:rPr>
+          <w:rFonts w:ascii="Times New Roman" w:hAnsi="Times New Roman"/>
+          <w:sz w:val="18"/>
+        </w:rPr>
+        <w:t>“</w:t>
+      </w:r>
+      <w:proofErr w:type="spellStart"/>
+      <w:r>
+        <w:rPr>
+          <w:rFonts w:ascii="Times New Roman" w:hAnsi="Times New Roman"/>
+          <w:sz w:val="18"/>
+        </w:rPr>
+        <w:t>Rafayeee</w:t>
+      </w:r>
+      <w:proofErr w:type="spellEnd"/>
+      <w:r>
+        <w:rPr>
+          <w:rFonts w:ascii="Times New Roman" w:hAnsi="Times New Roman"/>
+          <w:sz w:val="18"/>
+        </w:rPr>
+        <w:t>”</w:t>
+      </w:r>
+      <w:r>
+        <w:rPr>
+          <w:rFonts w:ascii="Times New Roman" w:hAnsi="Times New Roman"/>
+          <w:sz w:val="18"/>
+        </w:rPr>
+        <w:t>;</w:t>
+      </w:r>
+    </w:p>
+    <w:p>
+      <w:pPr>
+        <w:shd w:val="clear" w:color="auto" w:fill="F2F2F2"/>
+        <w:spacing w:after="0"/>
+        <w:ind w:left="432"/>
+        <w:jc w:val="both"/>
+        <w:rPr>
+          <w:rFonts w:ascii="Times New Roman" w:hAnsi="Times New Roman"/>
+        </w:rPr>
+      </w:pPr>
+      <w:r>
+        <w:rPr>
+          <w:rFonts w:ascii="Times New Roman" w:hAnsi="Times New Roman"/>
+          <w:sz w:val="18"/>
+        </w:rPr>
+        <w:t xml:space="preserve">  int age = 13;</w:t>
+      </w:r>
+    </w:p>
+    <w:p>
+      <w:pPr>
+        <w:shd w:val="clear" w:color="auto" w:fill="F2F2F2"/>
+        <w:spacing w:after="0"/>
+        <w:ind w:left="432"/>
+        <w:jc w:val="both"/>
+        <w:rPr>
+          <w:rFonts w:ascii="Times New Roman" w:hAnsi="Times New Roman"/>
+        </w:rPr>
+      </w:pPr>
+      <w:r>
+        <w:rPr>
+          <w:rFonts w:ascii="Times New Roman" w:hAnsi="Times New Roman"/>
+          <w:sz w:val="18"/>
+        </w:rPr>
+        <w:t xml:space="preserve">  bool </w:t>
+      </w:r>
+      <w:proofErr w:type="spellStart"/>
+      <w:r>
+        <w:rPr>
+          <w:rFonts w:ascii="Times New Roman" w:hAnsi="Times New Roman"/>
+          <w:sz w:val="18"/>
+        </w:rPr>
+        <w:t>isAdult</w:t>
+      </w:r>
+      <w:proofErr w:type="spellEnd"/>
+      <w:r>
+        <w:rPr>
+          <w:rFonts w:ascii="Times New Roman" w:hAnsi="Times New Roman"/>
+          <w:sz w:val="18"/>
+        </w:rPr>
+        <w:t xml:space="preserve"> = true;</w:t>
+      </w:r>
+    </w:p>
+    <w:p>
+      <w:pPr>
+        <w:shd w:val="clear" w:color="auto" w:fill="F2F2F2"/>
+        <w:spacing w:after="0"/>
+        <w:ind w:left="432"/>
+        <w:jc w:val="both"/>
+        <w:rPr>
+          <w:rFonts w:ascii="Times New Roman" w:hAnsi="Times New Roman"/>
+        </w:rPr>
+      </w:pPr>
+      <w:r>
+        <w:rPr>
+          <w:rFonts w:ascii="Times New Roman" w:hAnsi="Times New Roman"/>
+          <w:sz w:val="18"/>
+        </w:rPr>
+        <w:t xml:space="preserve">  double area = 13.34;</w:t>
+      </w:r>
+    </w:p>
+    <w:p>
+      <w:pPr>
+        <w:shd w:val="clear" w:color="auto" w:fill="F2F2F2"/>
+        <w:spacing w:after="0"/>
+        <w:ind w:left="432"/>
+        <w:jc w:val="both"/>
+        <w:rPr>
+          <w:rFonts w:ascii="Times New Roman" w:hAnsi="Times New Roman"/>
+        </w:rPr>
+      </w:pPr>
+      <w:r>
+        <w:rPr>
+          <w:rFonts w:ascii="Times New Roman" w:hAnsi="Times New Roman"/>
+          <w:sz w:val="18"/>
+        </w:rPr>
+        <w:t xml:space="preserve">  print(name);</w:t>
+      </w:r>
+    </w:p>
+    <w:p>
+      <w:pPr>
+        <w:shd w:val="clear" w:color="auto" w:fill="F2F2F2"/>
+        <w:spacing w:after="0"/>
+        <w:ind w:left="432"/>
+        <w:jc w:val="both"/>
+        <w:rPr>
+          <w:rFonts w:ascii="Times New Roman" w:hAnsi="Times New Roman"/>
+        </w:rPr>
+      </w:pPr>
+      <w:r>
+        <w:rPr>
+          <w:rFonts w:ascii="Times New Roman" w:hAnsi="Times New Roman"/>
+          <w:sz w:val="18"/>
+        </w:rPr>
+        <w:t xml:space="preserve">  print(age);</w:t>
+      </w:r>
+    </w:p>
+    <w:p>
+      <w:pPr>
+        <w:shd w:val="clear" w:color="auto" w:fill="F2F2F2"/>
+        <w:spacing w:after="0"/>
+        <w:ind w:left="432"/>
+        <w:jc w:val="both"/>
+        <w:rPr>
+          <w:rFonts w:ascii="Times New Roman" w:hAnsi="Times New Roman"/>
+        </w:rPr>
+      </w:pPr>
+      <w:r>
+        <w:rPr>
+          <w:rFonts w:ascii="Times New Roman" w:hAnsi="Times New Roman"/>
+          <w:sz w:val="18"/>
+        </w:rPr>
+        <w:t xml:space="preserve">  print(area);</w:t>
+      </w:r>
+    </w:p>
+    <w:p>
+      <w:pPr>
+        <w:shd w:val="clear" w:color="auto" w:fill="F2F2F2"/>
+        <w:spacing w:after="0"/>
+        <w:ind w:left="432"/>
+        <w:jc w:val="both"/>
+        <w:rPr>
+          <w:rFonts w:ascii="Times New Roman" w:hAnsi="Times New Roman"/>
+        </w:rPr>
+      </w:pPr>
+      <w:r>
+        <w:rPr>
+          <w:rFonts w:ascii="Times New Roman" w:hAnsi="Times New Roman"/>
+          <w:sz w:val="18"/>
+        </w:rPr>
+        <w:t xml:space="preserve">  print(</w:t>
+      </w:r>
+      <w:proofErr w:type="spellStart"/>
+      <w:r>
+        <w:rPr>
+          <w:rFonts w:ascii="Times New Roman" w:hAnsi="Times New Roman"/>
+          <w:sz w:val="18"/>
+        </w:rPr>
+        <w:t>isAdult</w:t>
+      </w:r>
+      <w:proofErr w:type="spellEnd"/>
+      <w:r>
+        <w:rPr>
+          <w:rFonts w:ascii="Times New Roman" w:hAnsi="Times New Roman"/>
+          <w:sz w:val="18"/>
+        </w:rPr>
+        <w:t>);</w:t>
+      </w:r>
+    </w:p>
+    <w:p>
+      <w:pPr>
+        <w:shd w:val="clear" w:color="auto" w:fill="F2F2F2"/>
+        <w:spacing w:after="0"/>
+        <w:ind w:left="432"/>
+        <w:jc w:val="both"/>
+        <w:rPr>
+          <w:rFonts w:ascii="Times New Roman" w:hAnsi="Times New Roman"/>
+        </w:rPr>
+      </w:pPr>
+      <w:r>
+        <w:rPr>
+          <w:rFonts w:ascii="Times New Roman" w:hAnsi="Times New Roman"/>
+        </w:rPr>
+        <w:drawing>
+          <wp:anchor distT="0" distB="0" distL="114300" distR="114300" simplePos="0" relativeHeight="251659264" behindDoc="0" locked="0" layoutInCell="1" allowOverlap="1" wp14:anchorId="616D8BF8" wp14:editId="1CF45F40">
+            <wp:simplePos x="0" y="0"/>
+            <wp:positionH relativeFrom="margin">
+              <wp:align>center</wp:align>
+            </wp:positionH>
+            <wp:positionV relativeFrom="paragraph">
+              <wp:posOffset>166370</wp:posOffset>
+            </wp:positionV>
+            <wp:extent cx="3192780" cy="882015"/>
+            <wp:effectExtent l="0" t="0" r="7620" b="0"/>
+            <wp:wrapTopAndBottom/>
+            <wp:docPr id="1422068975" name="Picture 1"/>
+            <wp:cNvGraphicFramePr>
+              <a:graphicFrameLocks xmlns:a="http://schemas.openxmlformats.org/drawingml/2006/main" noChangeAspect="1"/>
+            </wp:cNvGraphicFramePr>
+            <a:graphic xmlns:a="http://schemas.openxmlformats.org/drawingml/2006/main">
+              <a:graphicData uri="http://schemas.openxmlformats.org/drawingml/2006/picture">
+                <pic:pic xmlns:pic="http://schemas.openxmlformats.org/drawingml/2006/picture">
+                  <pic:nvPicPr>
+                    <pic:cNvPr id="1422068975" name=""/>
+                    <pic:cNvPicPr/>
+                  </pic:nvPicPr>
+                  <pic:blipFill>
+                    <a:blip r:embed="rId7"/>
+                    <a:stretch>
+                      <a:fillRect/>
+                    </a:stretch>
+                  </pic:blipFill>
+                  <pic:spPr>
+                    <a:xfrm>
+                      <a:off x="0" y="0"/>
+                      <a:ext cx="3192780" cy="882015"/>
+                    </a:xfrm>
+                    <a:prstGeom prst="rect">
+                      <a:avLst/>
+                    </a:prstGeom>
+                  </pic:spPr>
+                </pic:pic>
+              </a:graphicData>
+            </a:graphic>
+            <wp14:sizeRelH relativeFrom="margin">
+              <wp14:pctWidth>0</wp14:pctWidth>
+            </wp14:sizeRelH>
+            <wp14:sizeRelV relativeFrom="margin">
+              <wp14:pctHeight>0</wp14:pctHeight>
+            </wp14:sizeRelV>
+          </wp:anchor>
+        </w:drawing>
+      </w:r>
+      <w:r>
+        <w:rPr>
+          <w:rFonts w:ascii="Times New Roman" w:hAnsi="Times New Roman"/>
+          <w:sz w:val="18"/>
+        </w:rPr>
+        <w:t>}</w:t>
+      </w:r>
+    </w:p>
+    <w:p>
+      <w:pPr>
+        <w:spacing w:after="40"/>
+        <w:jc w:val="both"/>
+        <w:rPr>
+          <w:rFonts w:ascii="Times New Roman" w:hAnsi="Times New Roman"/>
+        </w:rPr>
+      </w:pPr>
+    </w:p>
+    <w:p>
+      <w:pPr>
+        <w:jc w:val="both"/>
+        <w:rPr>
+          <w:rFonts w:ascii="Times New Roman" w:hAnsi="Times New Roman"/>
+        </w:rPr>
+      </w:pPr>
+      <w:r>
+        <w:rPr>
+          <w:rFonts w:ascii="Times New Roman" w:hAnsi="Times New Roman"/>
+          <w:b/>
+          <w:sz w:val="24"/>
+        </w:rPr>
+        <w:t>3. Using Dynamic Type</w:t>
+      </w:r>
+    </w:p>
+    <w:p>
+      <w:pPr>
+        <w:shd w:val="clear" w:color="auto" w:fill="F2F2F2"/>
+        <w:spacing w:after="0"/>
+        <w:ind w:left="432"/>
+        <w:jc w:val="both"/>
+        <w:rPr>
+          <w:rFonts w:ascii="Times New Roman" w:hAnsi="Times New Roman"/>
+        </w:rPr>
+      </w:pPr>
+      <w:r>
+        <w:rPr>
+          <w:rFonts w:ascii="Times New Roman" w:hAnsi="Times New Roman"/>
+          <w:sz w:val="18"/>
+        </w:rPr>
+        <w:t xml:space="preserve">void </w:t>
+      </w:r>
+      <w:proofErr w:type="gramStart"/>
+      <w:r>
+        <w:rPr>
+          <w:rFonts w:ascii="Times New Roman" w:hAnsi="Times New Roman"/>
+          <w:sz w:val="18"/>
+        </w:rPr>
+        <w:t>main(</w:t>
+      </w:r>
+      <w:proofErr w:type="gramEnd"/>
+      <w:r>
+        <w:rPr>
+          <w:rFonts w:ascii="Times New Roman" w:hAnsi="Times New Roman"/>
+          <w:sz w:val="18"/>
+        </w:rPr>
+        <w:t>) {</w:t>
+      </w:r>
+    </w:p>
+    <w:p>
+      <w:pPr>
+        <w:shd w:val="clear" w:color="auto" w:fill="F2F2F2"/>
+        <w:spacing w:after="0"/>
+        <w:ind w:left="432"/>
+        <w:jc w:val="both"/>
+        <w:rPr>
+          <w:rFonts w:ascii="Times New Roman" w:hAnsi="Times New Roman"/>
+        </w:rPr>
+      </w:pPr>
+      <w:r>
+        <w:rPr>
+          <w:rFonts w:ascii="Times New Roman" w:hAnsi="Times New Roman"/>
+          <w:sz w:val="18"/>
+        </w:rPr>
+        <w:t xml:space="preserve">  dynamic value = "Beautiful";</w:t>
+      </w:r>
+    </w:p>
+    <w:p>
+      <w:pPr>
+        <w:shd w:val="clear" w:color="auto" w:fill="F2F2F2"/>
+        <w:spacing w:after="0"/>
+        <w:ind w:left="432"/>
+        <w:jc w:val="both"/>
+        <w:rPr>
+          <w:rFonts w:ascii="Times New Roman" w:hAnsi="Times New Roman"/>
+        </w:rPr>
+      </w:pPr>
+      <w:r>
+        <w:rPr>
+          <w:rFonts w:ascii="Times New Roman" w:hAnsi="Times New Roman"/>
+          <w:sz w:val="18"/>
+        </w:rPr>
+        <w:t xml:space="preserve">  value = 12;</w:t>
+      </w:r>
+    </w:p>
+    <w:p>
+      <w:pPr>
+        <w:shd w:val="clear" w:color="auto" w:fill="F2F2F2"/>
+        <w:spacing w:after="0"/>
+        <w:ind w:left="432"/>
+        <w:jc w:val="both"/>
+        <w:rPr>
+          <w:rFonts w:ascii="Times New Roman" w:hAnsi="Times New Roman"/>
+        </w:rPr>
+      </w:pPr>
+      <w:r>
+        <w:rPr>
+          <w:rFonts w:ascii="Times New Roman" w:hAnsi="Times New Roman"/>
+          <w:sz w:val="18"/>
+        </w:rPr>
+        <w:t xml:space="preserve">  print(value);</w:t>
+      </w:r>
+    </w:p>
+    <w:p>
+      <w:pPr>
+        <w:shd w:val="clear" w:color="auto" w:fill="F2F2F2"/>
+        <w:spacing w:after="0"/>
+        <w:ind w:left="432"/>
+        <w:jc w:val="both"/>
+        <w:rPr>
+          <w:rFonts w:ascii="Times New Roman" w:hAnsi="Times New Roman"/>
+        </w:rPr>
+      </w:pPr>
+      <w:r>
+        <w:rPr>
+          <w:rFonts w:ascii="Times New Roman" w:hAnsi="Times New Roman"/>
+        </w:rPr>
+        <w:drawing>
+          <wp:anchor distT="0" distB="0" distL="114300" distR="114300" simplePos="0" relativeHeight="251660288" behindDoc="0" locked="0" layoutInCell="1" allowOverlap="1" wp14:anchorId="5FE6E1B0" wp14:editId="7EC80A7A">
+            <wp:simplePos x="0" y="0"/>
+            <wp:positionH relativeFrom="margin">
+              <wp:align>center</wp:align>
+            </wp:positionH>
+            <wp:positionV relativeFrom="paragraph">
+              <wp:posOffset>214630</wp:posOffset>
+            </wp:positionV>
+            <wp:extent cx="3711262" cy="579170"/>
+            <wp:effectExtent l="0" t="0" r="3810" b="0"/>
+            <wp:wrapTopAndBottom/>
+            <wp:docPr id="436629675" name="Picture 1"/>
+            <wp:cNvGraphicFramePr>
+              <a:graphicFrameLocks xmlns:a="http://schemas.openxmlformats.org/drawingml/2006/main" noChangeAspect="1"/>
+            </wp:cNvGraphicFramePr>
+            <a:graphic xmlns:a="http://schemas.openxmlformats.org/drawingml/2006/main">
+              <a:graphicData uri="http://schemas.openxmlformats.org/drawingml/2006/picture">
+                <pic:pic xmlns:pic="http://schemas.openxmlformats.org/drawingml/2006/picture">
+                  <pic:nvPicPr>
+                    <pic:cNvPr id="436629675" name=""/>
+                    <pic:cNvPicPr/>
+                  </pic:nvPicPr>
+                  <pic:blipFill>
+                    <a:blip r:embed="rId8"/>
+                    <a:stretch>
+                      <a:fillRect/>
+                    </a:stretch>
+                  </pic:blipFill>
+                  <pic:spPr>
+                    <a:xfrm>
+                      <a:off x="0" y="0"/>
+                      <a:ext cx="3711262" cy="579170"/>
+                    </a:xfrm>
+                    <a:prstGeom prst="rect">
+                      <a:avLst/>
+                    </a:prstGeom>
+                  </pic:spPr>
+                </pic:pic>
+              </a:graphicData>
+            </a:graphic>
+          </wp:anchor>
+        </w:drawing>
+      </w:r>
+      <w:r>
+        <w:rPr>
+          <w:rFonts w:ascii="Times New Roman" w:hAnsi="Times New Roman"/>
+          <w:sz w:val="18"/>
+        </w:rPr>
+        <w:t>}</w:t>
+      </w:r>
+    </w:p>
+    <w:p>
+      <w:pPr>
+        <w:spacing w:after="40"/>
+        <w:jc w:val="both"/>
+        <w:rPr>
+          <w:rFonts w:ascii="Times New Roman" w:hAnsi="Times New Roman"/>
+        </w:rPr>
+      </w:pPr>
+    </w:p>
+    <w:p>
+      <w:pPr>
+        <w:jc w:val="both"/>
+        <w:rPr>
+          <w:rFonts w:ascii="Times New Roman" w:hAnsi="Times New Roman"/>
+        </w:rPr>
+      </w:pPr>
+      <w:r>
+        <w:rPr>
+          <w:rFonts w:ascii="Times New Roman" w:hAnsi="Times New Roman"/>
+          <w:b/>
+          <w:color w:val="1F497D"/>
+          <w:sz w:val="28"/>
+        </w:rPr>
+        <w:t>Built-in Datatypes</w:t>
+      </w:r>
+    </w:p>
+    <w:p>
+      <w:pPr>
+        <w:jc w:val="both"/>
+        <w:rPr>
+          <w:rFonts w:ascii="Times New Roman" w:hAnsi="Times New Roman"/>
+        </w:rPr>
+      </w:pPr>
+      <w:r>
+        <w:rPr>
+          <w:rFonts w:ascii="Times New Roman" w:hAnsi="Times New Roman"/>
+          <w:b/>
+          <w:sz w:val="24"/>
+        </w:rPr>
+        <w:t>1. Numbers</w:t>
+      </w:r>
+    </w:p>
+    <w:p>
+      <w:pPr>
+        <w:shd w:val="clear" w:color="auto" w:fill="F2F2F2"/>
+        <w:spacing w:after="0"/>
+        <w:ind w:left="432"/>
+        <w:jc w:val="both"/>
+        <w:rPr>
+          <w:rFonts w:ascii="Times New Roman" w:hAnsi="Times New Roman"/>
+        </w:rPr>
+      </w:pPr>
+      <w:r>
+        <w:rPr>
+          <w:rFonts w:ascii="Times New Roman" w:hAnsi="Times New Roman"/>
+          <w:sz w:val="18"/>
+        </w:rPr>
+        <w:t xml:space="preserve">void </w:t>
+      </w:r>
+      <w:proofErr w:type="gramStart"/>
+      <w:r>
+        <w:rPr>
+          <w:rFonts w:ascii="Times New Roman" w:hAnsi="Times New Roman"/>
+          <w:sz w:val="18"/>
+        </w:rPr>
+        <w:t>main(</w:t>
+      </w:r>
+      <w:proofErr w:type="gramEnd"/>
+      <w:r>
+        <w:rPr>
+          <w:rFonts w:ascii="Times New Roman" w:hAnsi="Times New Roman"/>
+          <w:sz w:val="18"/>
+        </w:rPr>
+        <w:t>) {</w:t>
+      </w:r>
+    </w:p>
+    <w:p>
+      <w:pPr>
+        <w:shd w:val="clear" w:color="auto" w:fill="F2F2F2"/>
+        <w:spacing w:after="0"/>
+        <w:ind w:left="432"/>
+        <w:jc w:val="both"/>
+        <w:rPr>
+          <w:rFonts w:ascii="Times New Roman" w:hAnsi="Times New Roman"/>
+        </w:rPr>
+      </w:pPr>
+      <w:r>
+        <w:rPr>
+          <w:rFonts w:ascii="Times New Roman" w:hAnsi="Times New Roman"/>
+          <w:sz w:val="18"/>
+        </w:rPr>
+        <w:t xml:space="preserve">  // Integer datatype</w:t>
+      </w:r>
+    </w:p>
+    <w:p>
+      <w:pPr>
+        <w:shd w:val="clear" w:color="auto" w:fill="F2F2F2"/>
+        <w:spacing w:after="0"/>
+        <w:ind w:left="432"/>
+        <w:jc w:val="both"/>
+        <w:rPr>
+          <w:rFonts w:ascii="Times New Roman" w:hAnsi="Times New Roman"/>
+        </w:rPr>
+      </w:pPr>
+      <w:r>
+        <w:rPr>
+          <w:rFonts w:ascii="Times New Roman" w:hAnsi="Times New Roman"/>
+          <w:sz w:val="18"/>
+        </w:rPr>
+        <w:t xml:space="preserve">  int age = 23;</w:t>
+      </w:r>
+    </w:p>
+    <w:p>
+      <w:pPr>
+        <w:shd w:val="clear" w:color="auto" w:fill="F2F2F2"/>
+        <w:spacing w:after="0"/>
+        <w:ind w:left="432"/>
+        <w:jc w:val="both"/>
+        <w:rPr>
+          <w:rFonts w:ascii="Times New Roman" w:hAnsi="Times New Roman"/>
+        </w:rPr>
+      </w:pPr>
+      <w:r>
+        <w:rPr>
+          <w:rFonts w:ascii="Times New Roman" w:hAnsi="Times New Roman"/>
+          <w:sz w:val="18"/>
+        </w:rPr>
+        <w:t xml:space="preserve">  // Double datatype</w:t>
+      </w:r>
+    </w:p>
+    <w:p>
+      <w:pPr>
+        <w:shd w:val="clear" w:color="auto" w:fill="F2F2F2"/>
+        <w:spacing w:after="0"/>
+        <w:ind w:left="432"/>
+        <w:jc w:val="both"/>
+        <w:rPr>
+          <w:rFonts w:ascii="Times New Roman" w:hAnsi="Times New Roman"/>
+        </w:rPr>
+      </w:pPr>
+      <w:r>
+        <w:rPr>
+          <w:rFonts w:ascii="Times New Roman" w:hAnsi="Times New Roman"/>
+          <w:sz w:val="18"/>
+        </w:rPr>
+        <w:t xml:space="preserve">  double area = 10 / 3;</w:t>
+      </w:r>
+    </w:p>
+    <w:p>
+      <w:pPr>
+        <w:shd w:val="clear" w:color="auto" w:fill="F2F2F2"/>
+        <w:spacing w:after="0"/>
+        <w:ind w:left="432"/>
+        <w:jc w:val="both"/>
+        <w:rPr>
+          <w:rFonts w:ascii="Times New Roman" w:hAnsi="Times New Roman"/>
+        </w:rPr>
+      </w:pPr>
+      <w:r>
+        <w:rPr>
+          <w:rFonts w:ascii="Times New Roman" w:hAnsi="Times New Roman"/>
+          <w:sz w:val="18"/>
+        </w:rPr>
+        <w:t xml:space="preserve">  print(age);</w:t>
+      </w:r>
+    </w:p>
+    <w:p>
+      <w:pPr>
+        <w:shd w:val="clear" w:color="auto" w:fill="F2F2F2"/>
+        <w:spacing w:after="0"/>
+        <w:ind w:left="432"/>
+        <w:jc w:val="both"/>
+        <w:rPr>
+          <w:rFonts w:ascii="Times New Roman" w:hAnsi="Times New Roman"/>
+        </w:rPr>
+      </w:pPr>
+      <w:r>
+        <w:rPr>
+          <w:rFonts w:ascii="Times New Roman" w:hAnsi="Times New Roman"/>
+          <w:sz w:val="18"/>
+        </w:rPr>
+        <w:lastRenderedPageBreak/>
+        <w:t xml:space="preserve">  print(area);</w:t>
+      </w:r>
+    </w:p>
+    <w:p>
+      <w:pPr>
+        <w:shd w:val="clear" w:color="auto" w:fill="F2F2F2"/>
+        <w:spacing w:after="0"/>
+        <w:ind w:left="432"/>
+        <w:jc w:val="both"/>
+        <w:rPr>
+          <w:rFonts w:ascii="Times New Roman" w:hAnsi="Times New Roman"/>
+        </w:rPr>
+      </w:pPr>
+      <w:r>
+        <w:rPr>
+          <w:rFonts w:ascii="Times New Roman" w:hAnsi="Times New Roman"/>
+        </w:rPr>
+        <w:drawing>
+          <wp:anchor distT="0" distB="0" distL="114300" distR="114300" simplePos="0" relativeHeight="251661312" behindDoc="0" locked="0" layoutInCell="1" allowOverlap="1" wp14:anchorId="71D8E3B9" wp14:editId="306BA68B">
+            <wp:simplePos x="0" y="0"/>
+            <wp:positionH relativeFrom="margin">
+              <wp:align>center</wp:align>
+            </wp:positionH>
+            <wp:positionV relativeFrom="paragraph">
+              <wp:posOffset>221615</wp:posOffset>
+            </wp:positionV>
+            <wp:extent cx="3924640" cy="548688"/>
+            <wp:effectExtent l="0" t="0" r="0" b="3810"/>
+            <wp:wrapTopAndBottom/>
+            <wp:docPr id="1964662839" name="Picture 1"/>
+            <wp:cNvGraphicFramePr>
+              <a:graphicFrameLocks xmlns:a="http://schemas.openxmlformats.org/drawingml/2006/main" noChangeAspect="1"/>
+            </wp:cNvGraphicFramePr>
+            <a:graphic xmlns:a="http://schemas.openxmlformats.org/drawingml/2006/main">
+              <a:graphicData uri="http://schemas.openxmlformats.org/drawingml/2006/picture">
+                <pic:pic xmlns:pic="http://schemas.openxmlformats.org/drawingml/2006/picture">
+                  <pic:nvPicPr>
+                    <pic:cNvPr id="1964662839" name=""/>
+                    <pic:cNvPicPr/>
+                  </pic:nvPicPr>
+                  <pic:blipFill>
+                    <a:blip r:embed="rId9"/>
+                    <a:stretch>
+                      <a:fillRect/>
+                    </a:stretch>
+                  </pic:blipFill>
+                  <pic:spPr>
+                    <a:xfrm>
+                      <a:off x="0" y="0"/>
+                      <a:ext cx="3924640" cy="548688"/>
+                    </a:xfrm>
+                    <a:prstGeom prst="rect">
+                      <a:avLst/>
+                    </a:prstGeom>
+                  </pic:spPr>
+                </pic:pic>
+              </a:graphicData>
+            </a:graphic>
+          </wp:anchor>
+        </w:drawing>
+      </w:r>
+      <w:r>
+        <w:rPr>
+          <w:rFonts w:ascii="Times New Roman" w:hAnsi="Times New Roman"/>
+          <w:sz w:val="18"/>
+        </w:rPr>
+        <w:t>}</w:t>
+      </w:r>
+    </w:p>
+    <w:p>
+      <w:pPr>
+        <w:spacing w:after="40"/>
+        <w:jc w:val="both"/>
+        <w:rPr>
+          <w:rFonts w:ascii="Times New Roman" w:hAnsi="Times New Roman"/>
+        </w:rPr>
+      </w:pPr>
+    </w:p>
+    <w:p>
+      <w:pPr>
+        <w:jc w:val="both"/>
+        <w:rPr>
+          <w:rFonts w:ascii="Times New Roman" w:hAnsi="Times New Roman"/>
+        </w:rPr>
+      </w:pPr>
+      <w:r>
+        <w:rPr>
+          <w:rFonts w:ascii="Times New Roman" w:hAnsi="Times New Roman"/>
+          <w:b/>
+          <w:sz w:val="24"/>
+        </w:rPr>
+        <w:t>2. String</w:t>
+      </w:r>
+    </w:p>
+    <w:p>
+      <w:pPr>
+        <w:shd w:val="clear" w:color="auto" w:fill="F2F2F2"/>
+        <w:spacing w:after="0"/>
+        <w:ind w:left="432"/>
+        <w:jc w:val="both"/>
+        <w:rPr>
+          <w:rFonts w:ascii="Times New Roman" w:hAnsi="Times New Roman"/>
+        </w:rPr>
+      </w:pPr>
+      <w:r>
+        <w:rPr>
+          <w:rFonts w:ascii="Times New Roman" w:hAnsi="Times New Roman"/>
+          <w:sz w:val="18"/>
+        </w:rPr>
+        <w:t xml:space="preserve">void </w:t>
+      </w:r>
+      <w:proofErr w:type="gramStart"/>
+      <w:r>
+        <w:rPr>
+          <w:rFonts w:ascii="Times New Roman" w:hAnsi="Times New Roman"/>
+          <w:sz w:val="18"/>
+        </w:rPr>
+        <w:t>main(</w:t>
+      </w:r>
+      <w:proofErr w:type="gramEnd"/>
+      <w:r>
+        <w:rPr>
+          <w:rFonts w:ascii="Times New Roman" w:hAnsi="Times New Roman"/>
+          <w:sz w:val="18"/>
+        </w:rPr>
+        <w:t>) {</w:t>
+      </w:r>
+    </w:p>
+    <w:p>
+      <w:pPr>
+        <w:shd w:val="clear" w:color="auto" w:fill="F2F2F2"/>
+        <w:spacing w:after="0"/>
+        <w:ind w:left="432"/>
+        <w:jc w:val="both"/>
+        <w:rPr>
+          <w:rFonts w:ascii="Times New Roman" w:hAnsi="Times New Roman"/>
+        </w:rPr>
+      </w:pPr>
+      <w:r>
+        <w:rPr>
+          <w:rFonts w:ascii="Times New Roman" w:hAnsi="Times New Roman"/>
+          <w:sz w:val="18"/>
+        </w:rPr>
+        <w:t xml:space="preserve">  // Single line string</w:t>
+      </w:r>
+    </w:p>
+    <w:p>
+      <w:pPr>
+        <w:shd w:val="clear" w:color="auto" w:fill="F2F2F2"/>
+        <w:spacing w:after="0"/>
+        <w:ind w:left="432"/>
+        <w:jc w:val="both"/>
+        <w:rPr>
+          <w:rFonts w:ascii="Times New Roman" w:hAnsi="Times New Roman"/>
+        </w:rPr>
+      </w:pPr>
+      <w:r>
+        <w:rPr>
+          <w:rFonts w:ascii="Times New Roman" w:hAnsi="Times New Roman"/>
+          <w:sz w:val="18"/>
+        </w:rPr>
+        <w:t xml:space="preserve">  String name = "</w:t>
+      </w:r>
+      <w:proofErr w:type="spellStart"/>
+      <w:r>
+        <w:rPr>
+          <w:rFonts w:ascii="Times New Roman" w:hAnsi="Times New Roman"/>
+          <w:sz w:val="18"/>
+        </w:rPr>
+        <w:t>rafay</w:t>
+      </w:r>
+      <w:proofErr w:type="spellEnd"/>
+      <w:r>
+        <w:rPr>
+          <w:rFonts w:ascii="Times New Roman" w:hAnsi="Times New Roman"/>
+          <w:sz w:val="18"/>
+        </w:rPr>
+        <w:t>";</w:t>
+      </w:r>
+    </w:p>
+    <w:p>
+      <w:pPr>
+        <w:shd w:val="clear" w:color="auto" w:fill="F2F2F2"/>
+        <w:spacing w:after="0"/>
+        <w:ind w:left="432"/>
+        <w:jc w:val="both"/>
+        <w:rPr>
+          <w:rFonts w:ascii="Times New Roman" w:hAnsi="Times New Roman"/>
+        </w:rPr>
+      </w:pPr>
+      <w:r>
+        <w:rPr>
+          <w:rFonts w:ascii="Times New Roman" w:hAnsi="Times New Roman"/>
+          <w:sz w:val="18"/>
+        </w:rPr>
+        <w:t xml:space="preserve">  // Multi line string</w:t>
+      </w:r>
+    </w:p>
+    <w:p>
+      <w:pPr>
+        <w:shd w:val="clear" w:color="auto" w:fill="F2F2F2"/>
+        <w:spacing w:after="0"/>
+        <w:ind w:left="432"/>
+        <w:jc w:val="both"/>
+        <w:rPr>
+          <w:rFonts w:ascii="Times New Roman" w:hAnsi="Times New Roman"/>
+        </w:rPr>
+      </w:pPr>
+      <w:r>
+        <w:rPr>
+          <w:rFonts w:ascii="Times New Roman" w:hAnsi="Times New Roman"/>
+          <w:sz w:val="18"/>
+        </w:rPr>
+        <w:t xml:space="preserve">  String data = </w:t>
+      </w:r>
+      <w:r>
+        <w:rPr>
+          <w:rFonts w:ascii="Times New Roman" w:hAnsi="Times New Roman"/>
+          <w:sz w:val="18"/>
+        </w:rPr>
+        <w:t xml:space="preserve">“Hi </w:t>
+      </w:r>
+      <w:r>
+        <w:rPr>
+          <w:rFonts w:ascii="Times New Roman" w:hAnsi="Times New Roman"/>
+          <w:sz w:val="18"/>
+        </w:rPr>
+        <w:t>hello world gee</w:t>
+      </w:r>
+      <w:r>
+        <w:rPr>
+          <w:rFonts w:ascii="Times New Roman" w:hAnsi="Times New Roman"/>
+          <w:sz w:val="18"/>
+        </w:rPr>
+        <w:t>''';</w:t>
+      </w:r>
+    </w:p>
+    <w:p>
+      <w:pPr>
+        <w:shd w:val="clear" w:color="auto" w:fill="F2F2F2"/>
+        <w:spacing w:after="0"/>
+        <w:ind w:left="432"/>
+        <w:jc w:val="both"/>
+        <w:rPr>
+          <w:rFonts w:ascii="Times New Roman" w:hAnsi="Times New Roman"/>
+        </w:rPr>
+      </w:pPr>
+      <w:r>
+        <w:rPr>
+          <w:rFonts w:ascii="Times New Roman" w:hAnsi="Times New Roman"/>
+          <w:sz w:val="18"/>
+        </w:rPr>
+        <w:t xml:space="preserve">  // String concatenation</w:t>
+      </w:r>
+    </w:p>
+    <w:p>
+      <w:pPr>
+        <w:shd w:val="clear" w:color="auto" w:fill="F2F2F2"/>
+        <w:spacing w:after="0"/>
+        <w:ind w:left="432"/>
+        <w:jc w:val="both"/>
+        <w:rPr>
+          <w:rFonts w:ascii="Times New Roman" w:hAnsi="Times New Roman"/>
+        </w:rPr>
+      </w:pPr>
+      <w:r>
+        <w:rPr>
+          <w:rFonts w:ascii="Times New Roman" w:hAnsi="Times New Roman"/>
+          <w:sz w:val="18"/>
+        </w:rPr>
+        <w:t xml:space="preserve">  int age = 12;</w:t>
+      </w:r>
+    </w:p>
+    <w:p>
+      <w:pPr>
+        <w:shd w:val="clear" w:color="auto" w:fill="F2F2F2"/>
+        <w:spacing w:after="0"/>
+        <w:ind w:left="432"/>
+        <w:jc w:val="both"/>
+        <w:rPr>
+          <w:rFonts w:ascii="Times New Roman" w:hAnsi="Times New Roman"/>
+        </w:rPr>
+      </w:pPr>
+      <w:r>
+        <w:rPr>
+          <w:rFonts w:ascii="Times New Roman" w:hAnsi="Times New Roman"/>
+          <w:sz w:val="18"/>
+        </w:rPr>
+        <w:t xml:space="preserve">  print(name);</w:t>
+      </w:r>
+    </w:p>
+    <w:p>
+      <w:pPr>
+        <w:shd w:val="clear" w:color="auto" w:fill="F2F2F2"/>
+        <w:spacing w:after="0"/>
+        <w:ind w:left="432"/>
+        <w:jc w:val="both"/>
+        <w:rPr>
+          <w:rFonts w:ascii="Times New Roman" w:hAnsi="Times New Roman"/>
+        </w:rPr>
+      </w:pPr>
+      <w:r>
+        <w:rPr>
+          <w:rFonts w:ascii="Times New Roman" w:hAnsi="Times New Roman"/>
+          <w:sz w:val="18"/>
+        </w:rPr>
+        <w:t xml:space="preserve">  print(data);</w:t>
+      </w:r>
+    </w:p>
+    <w:p>
+      <w:pPr>
+        <w:shd w:val="clear" w:color="auto" w:fill="F2F2F2"/>
+        <w:spacing w:after="0"/>
+        <w:ind w:left="432"/>
+        <w:jc w:val="both"/>
+        <w:rPr>
+          <w:rFonts w:ascii="Times New Roman" w:hAnsi="Times New Roman"/>
+        </w:rPr>
+      </w:pPr>
+      <w:r>
+        <w:rPr>
+          <w:rFonts w:ascii="Times New Roman" w:hAnsi="Times New Roman"/>
+          <w:sz w:val="18"/>
+        </w:rPr>
+        <w:t xml:space="preserve">  </w:t>
+      </w:r>
+      <w:proofErr w:type="gramStart"/>
+      <w:r>
+        <w:rPr>
+          <w:rFonts w:ascii="Times New Roman" w:hAnsi="Times New Roman"/>
+          <w:sz w:val="18"/>
+        </w:rPr>
+        <w:t>print(</w:t>
+      </w:r>
+      <w:proofErr w:type="gramEnd"/>
+      <w:r>
+        <w:rPr>
+          <w:rFonts w:ascii="Times New Roman" w:hAnsi="Times New Roman"/>
+          <w:sz w:val="18"/>
+        </w:rPr>
+        <w:t xml:space="preserve">"My age: ${age + </w:t>
+      </w:r>
+      <w:proofErr w:type="gramStart"/>
+      <w:r>
+        <w:rPr>
+          <w:rFonts w:ascii="Times New Roman" w:hAnsi="Times New Roman"/>
+          <w:sz w:val="18"/>
+        </w:rPr>
+        <w:t>3}"</w:t>
+      </w:r>
+      <w:proofErr w:type="gramEnd"/>
+      <w:r>
+        <w:rPr>
+          <w:rFonts w:ascii="Times New Roman" w:hAnsi="Times New Roman"/>
+          <w:sz w:val="18"/>
+        </w:rPr>
+        <w:t>);</w:t>
+      </w:r>
+    </w:p>
+    <w:p>
+      <w:pPr>
+        <w:shd w:val="clear" w:color="auto" w:fill="F2F2F2"/>
+        <w:spacing w:after="0"/>
+        <w:ind w:left="432"/>
+        <w:jc w:val="both"/>
+        <w:rPr>
+          <w:rFonts w:ascii="Times New Roman" w:hAnsi="Times New Roman"/>
+        </w:rPr>
+      </w:pPr>
+      <w:r>
+        <w:rPr>
+          <w:rFonts w:ascii="Times New Roman" w:hAnsi="Times New Roman"/>
+        </w:rPr>
+        <w:drawing>
+          <wp:anchor distT="0" distB="0" distL="114300" distR="114300" simplePos="0" relativeHeight="251662336" behindDoc="0" locked="0" layoutInCell="1" allowOverlap="1" wp14:anchorId="630519FA" wp14:editId="6A44BDF0">
+            <wp:simplePos x="0" y="0"/>
+            <wp:positionH relativeFrom="margin">
+              <wp:align>center</wp:align>
+            </wp:positionH>
+            <wp:positionV relativeFrom="paragraph">
+              <wp:posOffset>248285</wp:posOffset>
+            </wp:positionV>
+            <wp:extent cx="3406140" cy="606425"/>
+            <wp:effectExtent l="0" t="0" r="3810" b="3175"/>
+            <wp:wrapTopAndBottom/>
+            <wp:docPr id="1670798464" name="Picture 1"/>
+            <wp:cNvGraphicFramePr>
+              <a:graphicFrameLocks xmlns:a="http://schemas.openxmlformats.org/drawingml/2006/main" noChangeAspect="1"/>
+            </wp:cNvGraphicFramePr>
+            <a:graphic xmlns:a="http://schemas.openxmlformats.org/drawingml/2006/main">
+              <a:graphicData uri="http://schemas.openxmlformats.org/drawingml/2006/picture">
+                <pic:pic xmlns:pic="http://schemas.openxmlformats.org/drawingml/2006/picture">
+                  <pic:nvPicPr>
+                    <pic:cNvPr id="1670798464" name=""/>
+                    <pic:cNvPicPr/>
+                  </pic:nvPicPr>
+                  <pic:blipFill>
+                    <a:blip r:embed="rId10"/>
+                    <a:stretch>
+                      <a:fillRect/>
+                    </a:stretch>
+                  </pic:blipFill>
+                  <pic:spPr>
+                    <a:xfrm>
+                      <a:off x="0" y="0"/>
+                      <a:ext cx="3406140" cy="606425"/>
+                    </a:xfrm>
+                    <a:prstGeom prst="rect">
+                      <a:avLst/>
+                    </a:prstGeom>
+                  </pic:spPr>
+                </pic:pic>
+              </a:graphicData>
+            </a:graphic>
+            <wp14:sizeRelH relativeFrom="margin">
+              <wp14:pctWidth>0</wp14:pctWidth>
+            </wp14:sizeRelH>
+            <wp14:sizeRelV relativeFrom="margin">
+              <wp14:pctHeight>0</wp14:pctHeight>
+            </wp14:sizeRelV>
+          </wp:anchor>
+        </w:drawing>
+      </w:r>
+      <w:r>
+        <w:rPr>
+          <w:rFonts w:ascii="Times New Roman" w:hAnsi="Times New Roman"/>
+          <w:sz w:val="18"/>
+        </w:rPr>
+        <w:t>}</w:t>
+      </w:r>
+    </w:p>
+    <w:p>
+      <w:pPr>
+        <w:spacing w:after="40"/>
+        <w:jc w:val="both"/>
+        <w:rPr>
+          <w:rFonts w:ascii="Times New Roman" w:hAnsi="Times New Roman"/>
+        </w:rPr>
+      </w:pPr>
+    </w:p>
+    <w:p>
+      <w:pPr>
+        <w:jc w:val="both"/>
+        <w:rPr>
+          <w:rFonts w:ascii="Times New Roman" w:hAnsi="Times New Roman"/>
+        </w:rPr>
+      </w:pPr>
+      <w:r>
+        <w:rPr>
+          <w:rFonts w:ascii="Times New Roman" w:hAnsi="Times New Roman"/>
+          <w:b/>
+          <w:sz w:val="24"/>
+        </w:rPr>
+        <w:t>3. Lists (Arrays)</w:t>
+      </w:r>
+    </w:p>
+    <w:p>
+      <w:pPr>
+        <w:shd w:val="clear" w:color="auto" w:fill="F2F2F2"/>
+        <w:spacing w:after="0"/>
+        <w:ind w:left="432"/>
+        <w:jc w:val="both"/>
+        <w:rPr>
+          <w:rFonts w:ascii="Times New Roman" w:hAnsi="Times New Roman"/>
+        </w:rPr>
+      </w:pPr>
+      <w:r>
+        <w:rPr>
+          <w:rFonts w:ascii="Times New Roman" w:hAnsi="Times New Roman"/>
+          <w:sz w:val="18"/>
+        </w:rPr>
+        <w:t xml:space="preserve">void </w:t>
+      </w:r>
+      <w:proofErr w:type="gramStart"/>
+      <w:r>
+        <w:rPr>
+          <w:rFonts w:ascii="Times New Roman" w:hAnsi="Times New Roman"/>
+          <w:sz w:val="18"/>
+        </w:rPr>
+        <w:t>main(</w:t>
+      </w:r>
+      <w:proofErr w:type="gramEnd"/>
+      <w:r>
+        <w:rPr>
+          <w:rFonts w:ascii="Times New Roman" w:hAnsi="Times New Roman"/>
+          <w:sz w:val="18"/>
+        </w:rPr>
+        <w:t>) {</w:t>
+      </w:r>
+    </w:p>
+    <w:p>
+      <w:pPr>
+        <w:shd w:val="clear" w:color="auto" w:fill="F2F2F2"/>
+        <w:spacing w:after="0"/>
+        <w:ind w:left="432"/>
+        <w:jc w:val="both"/>
+        <w:rPr>
+          <w:rFonts w:ascii="Times New Roman" w:hAnsi="Times New Roman"/>
+        </w:rPr>
+      </w:pPr>
+      <w:r>
+        <w:rPr>
+          <w:rFonts w:ascii="Times New Roman" w:hAnsi="Times New Roman"/>
+          <w:sz w:val="18"/>
+        </w:rPr>
+        <w:t xml:space="preserve">  var fruits = ["Apple", "Orange", "Banana"];</w:t>
+      </w:r>
+    </w:p>
+    <w:p>
+      <w:pPr>
+        <w:shd w:val="clear" w:color="auto" w:fill="F2F2F2"/>
+        <w:spacing w:after="0"/>
+        <w:ind w:left="432"/>
+        <w:jc w:val="both"/>
+        <w:rPr>
+          <w:rFonts w:ascii="Times New Roman" w:hAnsi="Times New Roman"/>
+        </w:rPr>
+      </w:pPr>
+      <w:r>
+        <w:rPr>
+          <w:rFonts w:ascii="Times New Roman" w:hAnsi="Times New Roman"/>
+          <w:sz w:val="18"/>
+        </w:rPr>
+        <w:t xml:space="preserve">  var number = [1, 2, 3, 4, 5];</w:t>
+      </w:r>
+    </w:p>
+    <w:p>
+      <w:pPr>
+        <w:shd w:val="clear" w:color="auto" w:fill="F2F2F2"/>
+        <w:spacing w:after="0"/>
+        <w:ind w:left="432"/>
+        <w:jc w:val="both"/>
+        <w:rPr>
+          <w:rFonts w:ascii="Times New Roman" w:hAnsi="Times New Roman"/>
+        </w:rPr>
+      </w:pPr>
+      <w:r>
+        <w:rPr>
+          <w:rFonts w:ascii="Times New Roman" w:hAnsi="Times New Roman"/>
+          <w:sz w:val="18"/>
+        </w:rPr>
+        <w:t xml:space="preserve">  </w:t>
+      </w:r>
+      <w:proofErr w:type="spellStart"/>
+      <w:r>
+        <w:rPr>
+          <w:rFonts w:ascii="Times New Roman" w:hAnsi="Times New Roman"/>
+          <w:sz w:val="18"/>
+        </w:rPr>
+        <w:t>fruits.add</w:t>
+      </w:r>
+      <w:proofErr w:type="spellEnd"/>
+      <w:r>
+        <w:rPr>
+          <w:rFonts w:ascii="Times New Roman" w:hAnsi="Times New Roman"/>
+          <w:sz w:val="18"/>
+        </w:rPr>
+        <w:t>("Grapes");</w:t>
+      </w:r>
+    </w:p>
+    <w:p>
+      <w:pPr>
+        <w:shd w:val="clear" w:color="auto" w:fill="F2F2F2"/>
+        <w:spacing w:after="0"/>
+        <w:ind w:left="432"/>
+        <w:jc w:val="both"/>
+        <w:rPr>
+          <w:rFonts w:ascii="Times New Roman" w:hAnsi="Times New Roman"/>
+        </w:rPr>
+      </w:pPr>
+      <w:r>
+        <w:rPr>
+          <w:rFonts w:ascii="Times New Roman" w:hAnsi="Times New Roman"/>
+          <w:sz w:val="18"/>
+        </w:rPr>
+        <w:t xml:space="preserve">  </w:t>
+      </w:r>
+      <w:proofErr w:type="spellStart"/>
+      <w:proofErr w:type="gramStart"/>
+      <w:r>
+        <w:rPr>
+          <w:rFonts w:ascii="Times New Roman" w:hAnsi="Times New Roman"/>
+          <w:sz w:val="18"/>
+        </w:rPr>
+        <w:t>fruits.insert</w:t>
+      </w:r>
+      <w:proofErr w:type="spellEnd"/>
+      <w:proofErr w:type="gramEnd"/>
+      <w:r>
+        <w:rPr>
+          <w:rFonts w:ascii="Times New Roman" w:hAnsi="Times New Roman"/>
+          <w:sz w:val="18"/>
+        </w:rPr>
+        <w:t>(1, "Strawberry");</w:t>
+      </w:r>
+    </w:p>
+    <w:p>
+      <w:pPr>
+        <w:shd w:val="clear" w:color="auto" w:fill="F2F2F2"/>
+        <w:spacing w:after="0"/>
+        <w:ind w:left="432"/>
+        <w:jc w:val="both"/>
+        <w:rPr>
+          <w:rFonts w:ascii="Times New Roman" w:hAnsi="Times New Roman"/>
+        </w:rPr>
+      </w:pPr>
+      <w:r>
+        <w:rPr>
+          <w:rFonts w:ascii="Times New Roman" w:hAnsi="Times New Roman"/>
+          <w:sz w:val="18"/>
+        </w:rPr>
+        <w:t xml:space="preserve">  print(fruits);</w:t>
+      </w:r>
+    </w:p>
+    <w:p>
+      <w:pPr>
+        <w:shd w:val="clear" w:color="auto" w:fill="F2F2F2"/>
+        <w:spacing w:after="0"/>
+        <w:ind w:left="432"/>
+        <w:jc w:val="both"/>
+        <w:rPr>
+          <w:rFonts w:ascii="Times New Roman" w:hAnsi="Times New Roman"/>
+        </w:rPr>
+      </w:pPr>
+      <w:r>
+        <w:rPr>
+          <w:rFonts w:ascii="Times New Roman" w:hAnsi="Times New Roman"/>
+          <w:sz w:val="18"/>
+        </w:rPr>
+        <w:t xml:space="preserve">  </w:t>
+      </w:r>
+      <w:proofErr w:type="spellStart"/>
+      <w:proofErr w:type="gramStart"/>
+      <w:r>
+        <w:rPr>
+          <w:rFonts w:ascii="Times New Roman" w:hAnsi="Times New Roman"/>
+          <w:sz w:val="18"/>
+        </w:rPr>
+        <w:t>fruits.remove</w:t>
+      </w:r>
+      <w:proofErr w:type="spellEnd"/>
+      <w:proofErr w:type="gramEnd"/>
+      <w:r>
+        <w:rPr>
+          <w:rFonts w:ascii="Times New Roman" w:hAnsi="Times New Roman"/>
+          <w:sz w:val="18"/>
+        </w:rPr>
+        <w:t>("Orange");</w:t>
+      </w:r>
+    </w:p>
+    <w:p>
+      <w:pPr>
+        <w:shd w:val="clear" w:color="auto" w:fill="F2F2F2"/>
+        <w:spacing w:after="0"/>
+        <w:ind w:left="432"/>
+        <w:jc w:val="both"/>
+        <w:rPr>
+          <w:rFonts w:ascii="Times New Roman" w:hAnsi="Times New Roman"/>
+        </w:rPr>
+      </w:pPr>
+      <w:r>
+        <w:rPr>
+          <w:rFonts w:ascii="Times New Roman" w:hAnsi="Times New Roman"/>
+          <w:sz w:val="18"/>
+        </w:rPr>
+        <w:t xml:space="preserve">  </w:t>
+      </w:r>
+      <w:proofErr w:type="spellStart"/>
+      <w:proofErr w:type="gramStart"/>
+      <w:r>
+        <w:rPr>
+          <w:rFonts w:ascii="Times New Roman" w:hAnsi="Times New Roman"/>
+          <w:sz w:val="18"/>
+        </w:rPr>
+        <w:t>fruits.removeAt</w:t>
+      </w:r>
+      <w:proofErr w:type="spellEnd"/>
+      <w:proofErr w:type="gramEnd"/>
+      <w:r>
+        <w:rPr>
+          <w:rFonts w:ascii="Times New Roman" w:hAnsi="Times New Roman"/>
+          <w:sz w:val="18"/>
+        </w:rPr>
+        <w:t>(0);</w:t>
+      </w:r>
+    </w:p>
+    <w:p>
+      <w:pPr>
+        <w:shd w:val="clear" w:color="auto" w:fill="F2F2F2"/>
+        <w:spacing w:after="0"/>
+        <w:ind w:left="432"/>
+        <w:jc w:val="both"/>
+        <w:rPr>
+          <w:rFonts w:ascii="Times New Roman" w:hAnsi="Times New Roman"/>
+        </w:rPr>
+      </w:pPr>
+      <w:r>
+        <w:rPr>
+          <w:rFonts w:ascii="Times New Roman" w:hAnsi="Times New Roman"/>
+          <w:sz w:val="18"/>
+        </w:rPr>
+        <w:t xml:space="preserve">  print(fruits);</w:t>
+      </w:r>
+    </w:p>
+    <w:p>
+      <w:pPr>
+        <w:shd w:val="clear" w:color="auto" w:fill="F2F2F2"/>
+        <w:spacing w:after="0"/>
+        <w:ind w:left="432"/>
+        <w:jc w:val="both"/>
+        <w:rPr>
+          <w:rFonts w:ascii="Times New Roman" w:hAnsi="Times New Roman"/>
+        </w:rPr>
+      </w:pPr>
+      <w:r>
+        <w:rPr>
+          <w:rFonts w:ascii="Times New Roman" w:hAnsi="Times New Roman"/>
+          <w:sz w:val="18"/>
+        </w:rPr>
+        <w:t xml:space="preserve">  String fruit;</w:t>
+      </w:r>
+    </w:p>
+    <w:p>
+      <w:pPr>
+        <w:shd w:val="clear" w:color="auto" w:fill="F2F2F2"/>
+        <w:spacing w:after="0"/>
+        <w:ind w:left="432"/>
+        <w:jc w:val="both"/>
+        <w:rPr>
+          <w:rFonts w:ascii="Times New Roman" w:hAnsi="Times New Roman"/>
+        </w:rPr>
+      </w:pPr>
+      <w:r>
+        <w:rPr>
+          <w:rFonts w:ascii="Times New Roman" w:hAnsi="Times New Roman"/>
+          <w:sz w:val="18"/>
+        </w:rPr>
+        <w:t xml:space="preserve">  for (fruit in </w:t>
+      </w:r>
+      <w:proofErr w:type="gramStart"/>
+      <w:r>
+        <w:rPr>
+          <w:rFonts w:ascii="Times New Roman" w:hAnsi="Times New Roman"/>
+          <w:sz w:val="18"/>
+        </w:rPr>
+        <w:t>fruits) {</w:t>
+      </w:r>
+      <w:proofErr w:type="gramEnd"/>
+    </w:p>
+    <w:p>
+      <w:pPr>
+        <w:shd w:val="clear" w:color="auto" w:fill="F2F2F2"/>
+        <w:spacing w:after="0"/>
+        <w:ind w:left="432"/>
+        <w:jc w:val="both"/>
+        <w:rPr>
+          <w:rFonts w:ascii="Times New Roman" w:hAnsi="Times New Roman"/>
+        </w:rPr>
+      </w:pPr>
+      <w:r>
+        <w:rPr>
+          <w:rFonts w:ascii="Times New Roman" w:hAnsi="Times New Roman"/>
+          <w:sz w:val="18"/>
+        </w:rPr>
+        <w:t xml:space="preserve">    print(fruit);</w:t>
+      </w:r>
+    </w:p>
+    <w:p>
+      <w:pPr>
+        <w:shd w:val="clear" w:color="auto" w:fill="F2F2F2"/>
+        <w:spacing w:after="0"/>
+        <w:ind w:left="432"/>
+        <w:jc w:val="both"/>
+        <w:rPr>
+          <w:rFonts w:ascii="Times New Roman" w:hAnsi="Times New Roman"/>
+        </w:rPr>
+      </w:pPr>
+      <w:r>
+        <w:rPr>
+          <w:rFonts w:ascii="Times New Roman" w:hAnsi="Times New Roman"/>
+          <w:sz w:val="18"/>
+        </w:rPr>
+        <w:t xml:space="preserve">  }</w:t>
+      </w:r>
+    </w:p>
+    <w:p>
+      <w:pPr>
+        <w:shd w:val="clear" w:color="auto" w:fill="F2F2F2"/>
+        <w:spacing w:after="0"/>
+        <w:ind w:left="432"/>
+        <w:jc w:val="both"/>
+        <w:rPr>
+          <w:rFonts w:ascii="Times New Roman" w:hAnsi="Times New Roman"/>
+        </w:rPr>
+      </w:pPr>
+      <w:r>
+        <w:rPr>
+          <w:rFonts w:ascii="Times New Roman" w:hAnsi="Times New Roman"/>
+        </w:rPr>
+        <w:drawing>
+          <wp:anchor distT="0" distB="0" distL="114300" distR="114300" simplePos="0" relativeHeight="251663360" behindDoc="0" locked="0" layoutInCell="1" allowOverlap="1" wp14:anchorId="50A38614" wp14:editId="46749383">
+            <wp:simplePos x="0" y="0"/>
+            <wp:positionH relativeFrom="margin">
+              <wp:align>center</wp:align>
+            </wp:positionH>
+            <wp:positionV relativeFrom="paragraph">
+              <wp:posOffset>230868</wp:posOffset>
+            </wp:positionV>
+            <wp:extent cx="3700780" cy="857885"/>
+            <wp:effectExtent l="0" t="0" r="0" b="0"/>
+            <wp:wrapTopAndBottom/>
+            <wp:docPr id="607697579" name="Picture 1"/>
+            <wp:cNvGraphicFramePr>
+              <a:graphicFrameLocks xmlns:a="http://schemas.openxmlformats.org/drawingml/2006/main" noChangeAspect="1"/>
+            </wp:cNvGraphicFramePr>
+            <a:graphic xmlns:a="http://schemas.openxmlformats.org/drawingml/2006/main">
+              <a:graphicData uri="http://schemas.openxmlformats.org/drawingml/2006/picture">
+                <pic:pic xmlns:pic="http://schemas.openxmlformats.org/drawingml/2006/picture">
+                  <pic:nvPicPr>
+                    <pic:cNvPr id="607697579" name=""/>
+                    <pic:cNvPicPr/>
+                  </pic:nvPicPr>
+                  <pic:blipFill>
+                    <a:blip r:embed="rId11"/>
+                    <a:stretch>
+                      <a:fillRect/>
+                    </a:stretch>
+                  </pic:blipFill>
+                  <pic:spPr>
+                    <a:xfrm>
+                      <a:off x="0" y="0"/>
+                      <a:ext cx="3700780" cy="857885"/>
+                    </a:xfrm>
+                    <a:prstGeom prst="rect">
+                      <a:avLst/>
+                    </a:prstGeom>
+                  </pic:spPr>
+                </pic:pic>
+              </a:graphicData>
+            </a:graphic>
+            <wp14:sizeRelH relativeFrom="margin">
+              <wp14:pctWidth>0</wp14:pctWidth>
+            </wp14:sizeRelH>
+            <wp14:sizeRelV relativeFrom="margin">
+              <wp14:pctHeight>0</wp14:pctHeight>
+            </wp14:sizeRelV>
+          </wp:anchor>
+        </w:drawing>
+      </w:r>
+      <w:r>
+        <w:rPr>
+          <w:rFonts w:ascii="Times New Roman" w:hAnsi="Times New Roman"/>
+          <w:sz w:val="18"/>
+        </w:rPr>
+        <w:t>}</w:t>
+      </w:r>
+    </w:p>
+    <w:p>
+      <w:pPr>
+        <w:spacing w:after="40"/>
+        <w:jc w:val="both"/>
+        <w:rPr>
+          <w:rFonts w:ascii="Times New Roman" w:hAnsi="Times New Roman"/>
+        </w:rPr>
+      </w:pPr>
+    </w:p>
+    <w:p>
+      <w:pPr>
+        <w:jc w:val="both"/>
+        <w:rPr>
+          <w:rFonts w:ascii="Times New Roman" w:hAnsi="Times New Roman"/>
+        </w:rPr>
+      </w:pPr>
+      <w:r>
+        <w:rPr>
+          <w:rFonts w:ascii="Times New Roman" w:hAnsi="Times New Roman"/>
+          <w:b/>
+          <w:sz w:val="24"/>
+        </w:rPr>
+        <w:t>4. Mapping</w:t>
+      </w:r>
+    </w:p>
+    <w:p>
+      <w:pPr>
+        <w:shd w:val="clear" w:color="auto" w:fill="F2F2F2"/>
+        <w:spacing w:after="0"/>
+        <w:ind w:left="432"/>
+        <w:jc w:val="both"/>
+        <w:rPr>
+          <w:rFonts w:ascii="Times New Roman" w:hAnsi="Times New Roman"/>
+        </w:rPr>
+      </w:pPr>
+      <w:r>
+        <w:rPr>
+          <w:rFonts w:ascii="Times New Roman" w:hAnsi="Times New Roman"/>
+          <w:sz w:val="18"/>
+        </w:rPr>
+        <w:t xml:space="preserve">void </w:t>
+      </w:r>
+      <w:proofErr w:type="gramStart"/>
+      <w:r>
+        <w:rPr>
+          <w:rFonts w:ascii="Times New Roman" w:hAnsi="Times New Roman"/>
+          <w:sz w:val="18"/>
+        </w:rPr>
+        <w:t>main(</w:t>
+      </w:r>
+      <w:proofErr w:type="gramEnd"/>
+      <w:r>
+        <w:rPr>
+          <w:rFonts w:ascii="Times New Roman" w:hAnsi="Times New Roman"/>
+          <w:sz w:val="18"/>
+        </w:rPr>
+        <w:t>) {</w:t>
+      </w:r>
+    </w:p>
+    <w:p>
+      <w:pPr>
+        <w:shd w:val="clear" w:color="auto" w:fill="F2F2F2"/>
+        <w:spacing w:after="0"/>
+        <w:ind w:left="432"/>
+        <w:jc w:val="both"/>
+        <w:rPr>
+          <w:rFonts w:ascii="Times New Roman" w:hAnsi="Times New Roman"/>
+        </w:rPr>
+      </w:pPr>
+      <w:r>
+        <w:rPr>
+          <w:rFonts w:ascii="Times New Roman" w:hAnsi="Times New Roman"/>
+          <w:sz w:val="18"/>
+        </w:rPr>
+        <w:t xml:space="preserve">  Map marks = {</w:t>
+      </w:r>
+    </w:p>
+    <w:p>
+      <w:pPr>
+        <w:shd w:val="clear" w:color="auto" w:fill="F2F2F2"/>
+        <w:spacing w:after="0"/>
+        <w:ind w:left="432"/>
+        <w:jc w:val="both"/>
+        <w:rPr>
+          <w:rFonts w:ascii="Times New Roman" w:hAnsi="Times New Roman"/>
+        </w:rPr>
+      </w:pPr>
+      <w:r>
+        <w:rPr>
+          <w:rFonts w:ascii="Times New Roman" w:hAnsi="Times New Roman"/>
+          <w:sz w:val="18"/>
+        </w:rPr>
+        <w:t xml:space="preserve">    'Math': 80,</w:t>
+      </w:r>
+    </w:p>
+    <w:p>
+      <w:pPr>
+        <w:shd w:val="clear" w:color="auto" w:fill="F2F2F2"/>
+        <w:spacing w:after="0"/>
+        <w:ind w:left="432"/>
+        <w:jc w:val="both"/>
+        <w:rPr>
+          <w:rFonts w:ascii="Times New Roman" w:hAnsi="Times New Roman"/>
+        </w:rPr>
+      </w:pPr>
+      <w:r>
+        <w:rPr>
+          <w:rFonts w:ascii="Times New Roman" w:hAnsi="Times New Roman"/>
+          <w:sz w:val="18"/>
+        </w:rPr>
+        <w:t xml:space="preserve">    'English': 50,</w:t>
+      </w:r>
+    </w:p>
+    <w:p>
+      <w:pPr>
+        <w:shd w:val="clear" w:color="auto" w:fill="F2F2F2"/>
+        <w:spacing w:after="0"/>
+        <w:ind w:left="432"/>
+        <w:jc w:val="both"/>
+        <w:rPr>
+          <w:rFonts w:ascii="Times New Roman" w:hAnsi="Times New Roman"/>
+        </w:rPr>
+      </w:pPr>
+      <w:r>
+        <w:rPr>
+          <w:rFonts w:ascii="Times New Roman" w:hAnsi="Times New Roman"/>
+          <w:sz w:val="18"/>
+        </w:rPr>
+        <w:t xml:space="preserve">    '</w:t>
+      </w:r>
+      <w:proofErr w:type="spellStart"/>
+      <w:r>
+        <w:rPr>
+          <w:rFonts w:ascii="Times New Roman" w:hAnsi="Times New Roman"/>
+          <w:sz w:val="18"/>
+        </w:rPr>
+        <w:t>Islamiyat</w:t>
+      </w:r>
+      <w:proofErr w:type="spellEnd"/>
+      <w:r>
+        <w:rPr>
+          <w:rFonts w:ascii="Times New Roman" w:hAnsi="Times New Roman"/>
+          <w:sz w:val="18"/>
+        </w:rPr>
+        <w:t>': 70,</w:t>
+      </w:r>
+    </w:p>
+    <w:p>
+      <w:pPr>
+        <w:shd w:val="clear" w:color="auto" w:fill="F2F2F2"/>
+        <w:spacing w:after="0"/>
+        <w:ind w:left="432"/>
+        <w:jc w:val="both"/>
+        <w:rPr>
+          <w:rFonts w:ascii="Times New Roman" w:hAnsi="Times New Roman"/>
+        </w:rPr>
+      </w:pPr>
+      <w:r>
+        <w:rPr>
+          <w:rFonts w:ascii="Times New Roman" w:hAnsi="Times New Roman"/>
+          <w:sz w:val="18"/>
+        </w:rPr>
+        <w:t xml:space="preserve">  };</w:t>
+      </w:r>
+    </w:p>
+    <w:p>
+      <w:pPr>
+        <w:shd w:val="clear" w:color="auto" w:fill="F2F2F2"/>
+        <w:spacing w:after="0"/>
+        <w:ind w:left="432"/>
+        <w:jc w:val="both"/>
+        <w:rPr>
+          <w:rFonts w:ascii="Times New Roman" w:hAnsi="Times New Roman"/>
+        </w:rPr>
+      </w:pPr>
+      <w:r>
+        <w:rPr>
+          <w:rFonts w:ascii="Times New Roman" w:hAnsi="Times New Roman"/>
+          <w:sz w:val="18"/>
+        </w:rPr>
+        <w:t xml:space="preserve">  </w:t>
+      </w:r>
+      <w:proofErr w:type="gramStart"/>
+      <w:r>
+        <w:rPr>
+          <w:rFonts w:ascii="Times New Roman" w:hAnsi="Times New Roman"/>
+          <w:sz w:val="18"/>
+        </w:rPr>
+        <w:t>print(</w:t>
+      </w:r>
+      <w:proofErr w:type="gramEnd"/>
+      <w:r>
+        <w:rPr>
+          <w:rFonts w:ascii="Times New Roman" w:hAnsi="Times New Roman"/>
+          <w:sz w:val="18"/>
+        </w:rPr>
+        <w:t>"Original list: $marks");</w:t>
+      </w:r>
+    </w:p>
+    <w:p>
+      <w:pPr>
+        <w:shd w:val="clear" w:color="auto" w:fill="F2F2F2"/>
+        <w:spacing w:after="0"/>
+        <w:ind w:left="432"/>
+        <w:jc w:val="both"/>
+        <w:rPr>
+          <w:rFonts w:ascii="Times New Roman" w:hAnsi="Times New Roman"/>
+        </w:rPr>
+      </w:pPr>
+      <w:r>
+        <w:rPr>
+          <w:rFonts w:ascii="Times New Roman" w:hAnsi="Times New Roman"/>
+          <w:sz w:val="18"/>
+        </w:rPr>
+        <w:t xml:space="preserve">  marks["Computer"] = 56;</w:t>
+      </w:r>
+    </w:p>
+    <w:p>
+      <w:pPr>
+        <w:shd w:val="clear" w:color="auto" w:fill="F2F2F2"/>
+        <w:spacing w:after="0"/>
+        <w:ind w:left="432"/>
+        <w:jc w:val="both"/>
+        <w:rPr>
+          <w:rFonts w:ascii="Times New Roman" w:hAnsi="Times New Roman"/>
+        </w:rPr>
+      </w:pPr>
+      <w:r>
+        <w:rPr>
+          <w:rFonts w:ascii="Times New Roman" w:hAnsi="Times New Roman"/>
+          <w:sz w:val="18"/>
+        </w:rPr>
+        <w:t xml:space="preserve">  </w:t>
+      </w:r>
+      <w:proofErr w:type="gramStart"/>
+      <w:r>
+        <w:rPr>
+          <w:rFonts w:ascii="Times New Roman" w:hAnsi="Times New Roman"/>
+          <w:sz w:val="18"/>
+        </w:rPr>
+        <w:t>print(</w:t>
+      </w:r>
+      <w:proofErr w:type="gramEnd"/>
+      <w:r>
+        <w:rPr>
+          <w:rFonts w:ascii="Times New Roman" w:hAnsi="Times New Roman"/>
+          <w:sz w:val="18"/>
+        </w:rPr>
+        <w:t>"Marks after adding subject: $marks");</w:t>
+      </w:r>
+    </w:p>
+    <w:p>
+      <w:pPr>
+        <w:shd w:val="clear" w:color="auto" w:fill="F2F2F2"/>
+        <w:spacing w:after="0"/>
+        <w:ind w:left="432"/>
+        <w:jc w:val="both"/>
+        <w:rPr>
+          <w:rFonts w:ascii="Times New Roman" w:hAnsi="Times New Roman"/>
+        </w:rPr>
+      </w:pPr>
+      <w:r>
+        <w:rPr>
+          <w:rFonts w:ascii="Times New Roman" w:hAnsi="Times New Roman"/>
+          <w:sz w:val="18"/>
+        </w:rPr>
+        <w:lastRenderedPageBreak/>
+        <w:t xml:space="preserve">  marks["English"] = 65;</w:t>
+      </w:r>
+    </w:p>
+    <w:p>
+      <w:pPr>
+        <w:shd w:val="clear" w:color="auto" w:fill="F2F2F2"/>
+        <w:spacing w:after="0"/>
+        <w:ind w:left="432"/>
+        <w:jc w:val="both"/>
+        <w:rPr>
+          <w:rFonts w:ascii="Times New Roman" w:hAnsi="Times New Roman"/>
+        </w:rPr>
+      </w:pPr>
+      <w:r>
+        <w:rPr>
+          <w:rFonts w:ascii="Times New Roman" w:hAnsi="Times New Roman"/>
+          <w:sz w:val="18"/>
+        </w:rPr>
+        <w:t xml:space="preserve">  </w:t>
+      </w:r>
+      <w:proofErr w:type="gramStart"/>
+      <w:r>
+        <w:rPr>
+          <w:rFonts w:ascii="Times New Roman" w:hAnsi="Times New Roman"/>
+          <w:sz w:val="18"/>
+        </w:rPr>
+        <w:t>print(</w:t>
+      </w:r>
+      <w:proofErr w:type="gramEnd"/>
+      <w:r>
+        <w:rPr>
+          <w:rFonts w:ascii="Times New Roman" w:hAnsi="Times New Roman"/>
+          <w:sz w:val="18"/>
+        </w:rPr>
+        <w:t>"Marks after updating English: $marks");</w:t>
+      </w:r>
+    </w:p>
+    <w:p>
+      <w:pPr>
+        <w:shd w:val="clear" w:color="auto" w:fill="F2F2F2"/>
+        <w:spacing w:after="0"/>
+        <w:ind w:left="432"/>
+        <w:jc w:val="both"/>
+        <w:rPr>
+          <w:rFonts w:ascii="Times New Roman" w:hAnsi="Times New Roman"/>
+        </w:rPr>
+      </w:pPr>
+      <w:r>
+        <w:rPr>
+          <w:rFonts w:ascii="Times New Roman" w:hAnsi="Times New Roman"/>
+          <w:sz w:val="18"/>
+        </w:rPr>
+        <w:t xml:space="preserve">  </w:t>
+      </w:r>
+      <w:proofErr w:type="spellStart"/>
+      <w:proofErr w:type="gramStart"/>
+      <w:r>
+        <w:rPr>
+          <w:rFonts w:ascii="Times New Roman" w:hAnsi="Times New Roman"/>
+          <w:sz w:val="18"/>
+        </w:rPr>
+        <w:t>marks.remove</w:t>
+      </w:r>
+      <w:proofErr w:type="spellEnd"/>
+      <w:proofErr w:type="gramEnd"/>
+      <w:r>
+        <w:rPr>
+          <w:rFonts w:ascii="Times New Roman" w:hAnsi="Times New Roman"/>
+          <w:sz w:val="18"/>
+        </w:rPr>
+        <w:t>("</w:t>
+      </w:r>
+      <w:proofErr w:type="spellStart"/>
+      <w:r>
+        <w:rPr>
+          <w:rFonts w:ascii="Times New Roman" w:hAnsi="Times New Roman"/>
+          <w:sz w:val="18"/>
+        </w:rPr>
+        <w:t>Islamiyat</w:t>
+      </w:r>
+      <w:proofErr w:type="spellEnd"/>
+      <w:r>
+        <w:rPr>
+          <w:rFonts w:ascii="Times New Roman" w:hAnsi="Times New Roman"/>
+          <w:sz w:val="18"/>
+        </w:rPr>
+        <w:t>");</w:t>
+      </w:r>
+    </w:p>
+    <w:p>
+      <w:pPr>
+        <w:shd w:val="clear" w:color="auto" w:fill="F2F2F2"/>
+        <w:spacing w:after="0"/>
+        <w:ind w:left="432"/>
+        <w:jc w:val="both"/>
+        <w:rPr>
+          <w:rFonts w:ascii="Times New Roman" w:hAnsi="Times New Roman"/>
+        </w:rPr>
+      </w:pPr>
+      <w:r>
+        <w:rPr>
+          <w:rFonts w:ascii="Times New Roman" w:hAnsi="Times New Roman"/>
+          <w:sz w:val="18"/>
+        </w:rPr>
+        <w:t xml:space="preserve">  </w:t>
+      </w:r>
+      <w:proofErr w:type="gramStart"/>
+      <w:r>
+        <w:rPr>
+          <w:rFonts w:ascii="Times New Roman" w:hAnsi="Times New Roman"/>
+          <w:sz w:val="18"/>
+        </w:rPr>
+        <w:t>print(</w:t>
+      </w:r>
+      <w:proofErr w:type="gramEnd"/>
+      <w:r>
+        <w:rPr>
+          <w:rFonts w:ascii="Times New Roman" w:hAnsi="Times New Roman"/>
+          <w:sz w:val="18"/>
+        </w:rPr>
+        <w:t>"Marks after removing: $marks");</w:t>
+      </w:r>
+    </w:p>
+    <w:p>
+      <w:pPr>
+        <w:shd w:val="clear" w:color="auto" w:fill="F2F2F2"/>
+        <w:spacing w:after="0"/>
+        <w:ind w:left="432"/>
+        <w:jc w:val="both"/>
+        <w:rPr>
+          <w:rFonts w:ascii="Times New Roman" w:hAnsi="Times New Roman"/>
+        </w:rPr>
+      </w:pPr>
+      <w:r>
+        <w:rPr>
+          <w:rFonts w:ascii="Times New Roman" w:hAnsi="Times New Roman"/>
+          <w:sz w:val="18"/>
+        </w:rPr>
+        <w:t xml:space="preserve">  print(</w:t>
+      </w:r>
+      <w:proofErr w:type="spellStart"/>
+      <w:proofErr w:type="gramStart"/>
+      <w:r>
+        <w:rPr>
+          <w:rFonts w:ascii="Times New Roman" w:hAnsi="Times New Roman"/>
+          <w:sz w:val="18"/>
+        </w:rPr>
+        <w:t>marks.length</w:t>
+      </w:r>
+      <w:proofErr w:type="spellEnd"/>
+      <w:proofErr w:type="gramEnd"/>
+      <w:r>
+        <w:rPr>
+          <w:rFonts w:ascii="Times New Roman" w:hAnsi="Times New Roman"/>
+          <w:sz w:val="18"/>
+        </w:rPr>
+        <w:t>);</w:t>
+      </w:r>
+    </w:p>
+    <w:p>
+      <w:pPr>
+        <w:shd w:val="clear" w:color="auto" w:fill="F2F2F2"/>
+        <w:spacing w:after="0"/>
+        <w:ind w:left="432"/>
+        <w:jc w:val="both"/>
+        <w:rPr>
+          <w:rFonts w:ascii="Times New Roman" w:hAnsi="Times New Roman"/>
+        </w:rPr>
+      </w:pPr>
+      <w:r>
+        <w:rPr>
+          <w:rFonts w:ascii="Times New Roman" w:hAnsi="Times New Roman"/>
+          <w:sz w:val="18"/>
+        </w:rPr>
+        <w:t xml:space="preserve">  print(</w:t>
+      </w:r>
+      <w:proofErr w:type="spellStart"/>
+      <w:proofErr w:type="gramStart"/>
+      <w:r>
+        <w:rPr>
+          <w:rFonts w:ascii="Times New Roman" w:hAnsi="Times New Roman"/>
+          <w:sz w:val="18"/>
+        </w:rPr>
+        <w:t>marks.values</w:t>
+      </w:r>
+      <w:proofErr w:type="spellEnd"/>
+      <w:proofErr w:type="gramEnd"/>
+      <w:r>
+        <w:rPr>
+          <w:rFonts w:ascii="Times New Roman" w:hAnsi="Times New Roman"/>
+          <w:sz w:val="18"/>
+        </w:rPr>
+        <w:t>);</w:t>
+      </w:r>
+    </w:p>
+    <w:p>
+      <w:pPr>
+        <w:shd w:val="clear" w:color="auto" w:fill="F2F2F2"/>
+        <w:spacing w:after="0"/>
+        <w:ind w:left="432"/>
+        <w:jc w:val="both"/>
+        <w:rPr>
+          <w:rFonts w:ascii="Times New Roman" w:hAnsi="Times New Roman"/>
+        </w:rPr>
+      </w:pPr>
+      <w:r>
+        <w:rPr>
+          <w:rFonts w:ascii="Times New Roman" w:hAnsi="Times New Roman"/>
+          <w:sz w:val="18"/>
+        </w:rPr>
+        <w:t xml:space="preserve">  </w:t>
+      </w:r>
+      <w:proofErr w:type="spellStart"/>
+      <w:proofErr w:type="gramStart"/>
+      <w:r>
+        <w:rPr>
+          <w:rFonts w:ascii="Times New Roman" w:hAnsi="Times New Roman"/>
+          <w:sz w:val="18"/>
+        </w:rPr>
+        <w:t>marks.forEach</w:t>
+      </w:r>
+      <w:proofErr w:type="spellEnd"/>
+      <w:proofErr w:type="gramEnd"/>
+      <w:r>
+        <w:rPr>
+          <w:rFonts w:ascii="Times New Roman" w:hAnsi="Times New Roman"/>
+          <w:sz w:val="18"/>
+        </w:rPr>
+        <w:t xml:space="preserve">((subject, </w:t>
+      </w:r>
+      <w:proofErr w:type="gramStart"/>
+      <w:r>
+        <w:rPr>
+          <w:rFonts w:ascii="Times New Roman" w:hAnsi="Times New Roman"/>
+          <w:sz w:val="18"/>
+        </w:rPr>
+        <w:t>grade) {</w:t>
+      </w:r>
+      <w:proofErr w:type="gramEnd"/>
+    </w:p>
+    <w:p>
+      <w:pPr>
+        <w:shd w:val="clear" w:color="auto" w:fill="F2F2F2"/>
+        <w:spacing w:after="0"/>
+        <w:ind w:left="432"/>
+        <w:jc w:val="both"/>
+        <w:rPr>
+          <w:rFonts w:ascii="Times New Roman" w:hAnsi="Times New Roman"/>
+        </w:rPr>
+      </w:pPr>
+      <w:r>
+        <w:rPr>
+          <w:rFonts w:ascii="Times New Roman" w:hAnsi="Times New Roman"/>
+          <w:sz w:val="18"/>
+        </w:rPr>
+        <w:t xml:space="preserve">    </w:t>
+      </w:r>
+      <w:proofErr w:type="gramStart"/>
+      <w:r>
+        <w:rPr>
+          <w:rFonts w:ascii="Times New Roman" w:hAnsi="Times New Roman"/>
+          <w:sz w:val="18"/>
+        </w:rPr>
+        <w:t>print(</w:t>
+      </w:r>
+      <w:proofErr w:type="gramEnd"/>
+      <w:r>
+        <w:rPr>
+          <w:rFonts w:ascii="Times New Roman" w:hAnsi="Times New Roman"/>
+          <w:sz w:val="18"/>
+        </w:rPr>
+        <w:t>"$subject: $grade");</w:t>
+      </w:r>
+    </w:p>
+    <w:p>
+      <w:pPr>
+        <w:shd w:val="clear" w:color="auto" w:fill="F2F2F2"/>
+        <w:spacing w:after="0"/>
+        <w:ind w:left="432"/>
+        <w:jc w:val="both"/>
+        <w:rPr>
+          <w:rFonts w:ascii="Times New Roman" w:hAnsi="Times New Roman"/>
+        </w:rPr>
+      </w:pPr>
+      <w:r>
+        <w:rPr>
+          <w:rFonts w:ascii="Times New Roman" w:hAnsi="Times New Roman"/>
+          <w:sz w:val="18"/>
+        </w:rPr>
+        <w:t xml:space="preserve">  });</w:t>
+      </w:r>
+    </w:p>
+    <w:p>
+      <w:pPr>
+        <w:shd w:val="clear" w:color="auto" w:fill="F2F2F2"/>
+        <w:spacing w:after="0"/>
+        <w:ind w:left="432"/>
+        <w:jc w:val="both"/>
+        <w:rPr>
+          <w:rFonts w:ascii="Times New Roman" w:hAnsi="Times New Roman"/>
+        </w:rPr>
+      </w:pPr>
+      <w:r>
+        <w:rPr>
+          <w:rFonts w:ascii="Times New Roman" w:hAnsi="Times New Roman"/>
+        </w:rPr>
+        <w:drawing>
+          <wp:anchor distT="0" distB="0" distL="114300" distR="114300" simplePos="0" relativeHeight="251664384" behindDoc="0" locked="0" layoutInCell="1" allowOverlap="1" wp14:anchorId="05AB79D4" wp14:editId="6A988D9C">
+            <wp:simplePos x="0" y="0"/>
+            <wp:positionH relativeFrom="margin">
+              <wp:align>center</wp:align>
+            </wp:positionH>
+            <wp:positionV relativeFrom="paragraph">
+              <wp:posOffset>300355</wp:posOffset>
+            </wp:positionV>
+            <wp:extent cx="4053840" cy="1766874"/>
+            <wp:effectExtent l="0" t="0" r="3810" b="5080"/>
+            <wp:wrapTopAndBottom/>
+            <wp:docPr id="1811593726" name="Picture 1"/>
+            <wp:cNvGraphicFramePr>
+              <a:graphicFrameLocks xmlns:a="http://schemas.openxmlformats.org/drawingml/2006/main" noChangeAspect="1"/>
+            </wp:cNvGraphicFramePr>
+            <a:graphic xmlns:a="http://schemas.openxmlformats.org/drawingml/2006/main">
+              <a:graphicData uri="http://schemas.openxmlformats.org/drawingml/2006/picture">
+                <pic:pic xmlns:pic="http://schemas.openxmlformats.org/drawingml/2006/picture">
+                  <pic:nvPicPr>
+                    <pic:cNvPr id="1811593726" name=""/>
+                    <pic:cNvPicPr/>
+                  </pic:nvPicPr>
+                  <pic:blipFill>
+                    <a:blip r:embed="rId12"/>
+                    <a:stretch>
+                      <a:fillRect/>
+                    </a:stretch>
+                  </pic:blipFill>
+                  <pic:spPr>
+                    <a:xfrm>
+                      <a:off x="0" y="0"/>
+                      <a:ext cx="4053840" cy="1766874"/>
+                    </a:xfrm>
+                    <a:prstGeom prst="rect">
+                      <a:avLst/>
+                    </a:prstGeom>
+                  </pic:spPr>
+                </pic:pic>
+              </a:graphicData>
+            </a:graphic>
+          </wp:anchor>
+        </w:drawing>
+      </w:r>
+      <w:r>
+        <w:rPr>
+          <w:rFonts w:ascii="Times New Roman" w:hAnsi="Times New Roman"/>
+          <w:sz w:val="18"/>
+        </w:rPr>
+        <w:t>}</w:t>
+      </w:r>
+    </w:p>
+    <w:p>
+      <w:pPr>
+        <w:spacing w:after="40"/>
+        <w:jc w:val="both"/>
+        <w:rPr>
+          <w:rFonts w:ascii="Times New Roman" w:hAnsi="Times New Roman"/>
+        </w:rPr>
+      </w:pPr>
+    </w:p>
+    <w:p>
+      <w:pPr>
+        <w:jc w:val="both"/>
+        <w:rPr>
+          <w:rFonts w:ascii="Times New Roman" w:hAnsi="Times New Roman"/>
+        </w:rPr>
+      </w:pPr>
+      <w:r>
+        <w:rPr>
+          <w:rFonts w:ascii="Times New Roman" w:hAnsi="Times New Roman"/>
+          <w:b/>
+          <w:sz w:val="24"/>
+        </w:rPr>
+        <w:t>5. Arithmetic Operators</w:t>
+      </w:r>
+    </w:p>
+    <w:p>
+      <w:pPr>
+        <w:shd w:val="clear" w:color="auto" w:fill="F2F2F2"/>
+        <w:spacing w:after="0"/>
+        <w:ind w:left="432"/>
+        <w:jc w:val="both"/>
+        <w:rPr>
+          <w:rFonts w:ascii="Times New Roman" w:hAnsi="Times New Roman"/>
+        </w:rPr>
+      </w:pPr>
+      <w:r>
+        <w:rPr>
+          <w:rFonts w:ascii="Times New Roman" w:hAnsi="Times New Roman"/>
+          <w:sz w:val="18"/>
+        </w:rPr>
+        <w:t xml:space="preserve">void </w:t>
+      </w:r>
+      <w:proofErr w:type="gramStart"/>
+      <w:r>
+        <w:rPr>
+          <w:rFonts w:ascii="Times New Roman" w:hAnsi="Times New Roman"/>
+          <w:sz w:val="18"/>
+        </w:rPr>
+        <w:t>main(</w:t>
+      </w:r>
+      <w:proofErr w:type="gramEnd"/>
+      <w:r>
+        <w:rPr>
+          <w:rFonts w:ascii="Times New Roman" w:hAnsi="Times New Roman"/>
+          <w:sz w:val="18"/>
+        </w:rPr>
+        <w:t>) {</w:t>
+      </w:r>
+    </w:p>
+    <w:p>
+      <w:pPr>
+        <w:shd w:val="clear" w:color="auto" w:fill="F2F2F2"/>
+        <w:spacing w:after="0"/>
+        <w:ind w:left="432"/>
+        <w:jc w:val="both"/>
+        <w:rPr>
+          <w:rFonts w:ascii="Times New Roman" w:hAnsi="Times New Roman"/>
+        </w:rPr>
+      </w:pPr>
+      <w:r>
+        <w:rPr>
+          <w:rFonts w:ascii="Times New Roman" w:hAnsi="Times New Roman"/>
+          <w:sz w:val="18"/>
+        </w:rPr>
+        <w:t xml:space="preserve">  int a = 5;</w:t>
+      </w:r>
+    </w:p>
+    <w:p>
+      <w:pPr>
+        <w:shd w:val="clear" w:color="auto" w:fill="F2F2F2"/>
+        <w:spacing w:after="0"/>
+        <w:ind w:left="432"/>
+        <w:jc w:val="both"/>
+        <w:rPr>
+          <w:rFonts w:ascii="Times New Roman" w:hAnsi="Times New Roman"/>
+        </w:rPr>
+      </w:pPr>
+      <w:r>
+        <w:rPr>
+          <w:rFonts w:ascii="Times New Roman" w:hAnsi="Times New Roman"/>
+          <w:sz w:val="18"/>
+        </w:rPr>
+        <w:t xml:space="preserve">  int b = 4;</w:t>
+      </w:r>
+    </w:p>
+    <w:p>
+      <w:pPr>
+        <w:shd w:val="clear" w:color="auto" w:fill="F2F2F2"/>
+        <w:spacing w:after="0"/>
+        <w:ind w:left="432"/>
+        <w:jc w:val="both"/>
+        <w:rPr>
+          <w:rFonts w:ascii="Times New Roman" w:hAnsi="Times New Roman"/>
+        </w:rPr>
+      </w:pPr>
+      <w:r>
+        <w:rPr>
+          <w:rFonts w:ascii="Times New Roman" w:hAnsi="Times New Roman"/>
+          <w:sz w:val="18"/>
+        </w:rPr>
+        <w:t xml:space="preserve">  </w:t>
+      </w:r>
+      <w:proofErr w:type="gramStart"/>
+      <w:r>
+        <w:rPr>
+          <w:rFonts w:ascii="Times New Roman" w:hAnsi="Times New Roman"/>
+          <w:sz w:val="18"/>
+        </w:rPr>
+        <w:t>print(</w:t>
+      </w:r>
+      <w:proofErr w:type="gramEnd"/>
+      <w:r>
+        <w:rPr>
+          <w:rFonts w:ascii="Times New Roman" w:hAnsi="Times New Roman"/>
+          <w:sz w:val="18"/>
+        </w:rPr>
+        <w:t>a + b);</w:t>
+      </w:r>
+    </w:p>
+    <w:p>
+      <w:pPr>
+        <w:shd w:val="clear" w:color="auto" w:fill="F2F2F2"/>
+        <w:spacing w:after="0"/>
+        <w:ind w:left="432"/>
+        <w:jc w:val="both"/>
+        <w:rPr>
+          <w:rFonts w:ascii="Times New Roman" w:hAnsi="Times New Roman"/>
+        </w:rPr>
+      </w:pPr>
+      <w:r>
+        <w:rPr>
+          <w:rFonts w:ascii="Times New Roman" w:hAnsi="Times New Roman"/>
+          <w:sz w:val="18"/>
+        </w:rPr>
+        <w:t xml:space="preserve">  </w:t>
+      </w:r>
+      <w:proofErr w:type="gramStart"/>
+      <w:r>
+        <w:rPr>
+          <w:rFonts w:ascii="Times New Roman" w:hAnsi="Times New Roman"/>
+          <w:sz w:val="18"/>
+        </w:rPr>
+        <w:t>print(</w:t>
+      </w:r>
+      <w:proofErr w:type="gramEnd"/>
+      <w:r>
+        <w:rPr>
+          <w:rFonts w:ascii="Times New Roman" w:hAnsi="Times New Roman"/>
+          <w:sz w:val="18"/>
+        </w:rPr>
+        <w:t>a - b);</w:t>
+      </w:r>
+    </w:p>
+    <w:p>
+      <w:pPr>
+        <w:shd w:val="clear" w:color="auto" w:fill="F2F2F2"/>
+        <w:spacing w:after="0"/>
+        <w:ind w:left="432"/>
+        <w:jc w:val="both"/>
+        <w:rPr>
+          <w:rFonts w:ascii="Times New Roman" w:hAnsi="Times New Roman"/>
+        </w:rPr>
+      </w:pPr>
+      <w:r>
+        <w:rPr>
+          <w:rFonts w:ascii="Times New Roman" w:hAnsi="Times New Roman"/>
+          <w:sz w:val="18"/>
+        </w:rPr>
+        <w:t xml:space="preserve">  </w:t>
+      </w:r>
+      <w:proofErr w:type="gramStart"/>
+      <w:r>
+        <w:rPr>
+          <w:rFonts w:ascii="Times New Roman" w:hAnsi="Times New Roman"/>
+          <w:sz w:val="18"/>
+        </w:rPr>
+        <w:t>print(</w:t>
+      </w:r>
+      <w:proofErr w:type="gramEnd"/>
+      <w:r>
+        <w:rPr>
+          <w:rFonts w:ascii="Times New Roman" w:hAnsi="Times New Roman"/>
+          <w:sz w:val="18"/>
+        </w:rPr>
+        <w:t>a * b);</w:t>
+      </w:r>
+    </w:p>
+    <w:p>
+      <w:pPr>
+        <w:shd w:val="clear" w:color="auto" w:fill="F2F2F2"/>
+        <w:spacing w:after="0"/>
+        <w:ind w:left="432"/>
+        <w:jc w:val="both"/>
+        <w:rPr>
+          <w:rFonts w:ascii="Times New Roman" w:hAnsi="Times New Roman"/>
+        </w:rPr>
+      </w:pPr>
+      <w:r>
+        <w:rPr>
+          <w:rFonts w:ascii="Times New Roman" w:hAnsi="Times New Roman"/>
+          <w:sz w:val="18"/>
+        </w:rPr>
+        <w:t xml:space="preserve">  </w:t>
+      </w:r>
+      <w:proofErr w:type="gramStart"/>
+      <w:r>
+        <w:rPr>
+          <w:rFonts w:ascii="Times New Roman" w:hAnsi="Times New Roman"/>
+          <w:sz w:val="18"/>
+        </w:rPr>
+        <w:t>print(</w:t>
+      </w:r>
+      <w:proofErr w:type="gramEnd"/>
+      <w:r>
+        <w:rPr>
+          <w:rFonts w:ascii="Times New Roman" w:hAnsi="Times New Roman"/>
+          <w:sz w:val="18"/>
+        </w:rPr>
+        <w:t>a / b);</w:t>
+      </w:r>
+    </w:p>
+    <w:p>
+      <w:pPr>
+        <w:shd w:val="clear" w:color="auto" w:fill="F2F2F2"/>
+        <w:spacing w:after="0"/>
+        <w:ind w:left="432"/>
+        <w:jc w:val="both"/>
+        <w:rPr>
+          <w:rFonts w:ascii="Times New Roman" w:hAnsi="Times New Roman"/>
+        </w:rPr>
+      </w:pPr>
+      <w:r>
+        <w:rPr>
+          <w:rFonts w:ascii="Times New Roman" w:hAnsi="Times New Roman"/>
+          <w:sz w:val="18"/>
+        </w:rPr>
+        <w:t xml:space="preserve">  </w:t>
+      </w:r>
+      <w:proofErr w:type="gramStart"/>
+      <w:r>
+        <w:rPr>
+          <w:rFonts w:ascii="Times New Roman" w:hAnsi="Times New Roman"/>
+          <w:sz w:val="18"/>
+        </w:rPr>
+        <w:t>print(</w:t>
+      </w:r>
+      <w:proofErr w:type="gramEnd"/>
+      <w:r>
+        <w:rPr>
+          <w:rFonts w:ascii="Times New Roman" w:hAnsi="Times New Roman"/>
+          <w:sz w:val="18"/>
+        </w:rPr>
+        <w:t>a % b);</w:t>
+      </w:r>
+    </w:p>
+    <w:p>
+      <w:pPr>
+        <w:shd w:val="clear" w:color="auto" w:fill="F2F2F2"/>
+        <w:spacing w:after="0"/>
+        <w:ind w:left="432"/>
+        <w:jc w:val="both"/>
+        <w:rPr>
+          <w:rFonts w:ascii="Times New Roman" w:hAnsi="Times New Roman"/>
+        </w:rPr>
+      </w:pPr>
+      <w:r>
+        <w:rPr>
+          <w:rFonts w:ascii="Times New Roman" w:hAnsi="Times New Roman"/>
+        </w:rPr>
+        <w:drawing>
+          <wp:anchor distT="0" distB="0" distL="114300" distR="114300" simplePos="0" relativeHeight="251665408" behindDoc="0" locked="0" layoutInCell="1" allowOverlap="1" wp14:anchorId="6C57BEBE" wp14:editId="507D2EEF">
+            <wp:simplePos x="0" y="0"/>
+            <wp:positionH relativeFrom="margin">
+              <wp:align>center</wp:align>
+            </wp:positionH>
+            <wp:positionV relativeFrom="paragraph">
+              <wp:posOffset>203200</wp:posOffset>
+            </wp:positionV>
+            <wp:extent cx="982980" cy="935355"/>
+            <wp:effectExtent l="0" t="0" r="7620" b="0"/>
+            <wp:wrapTopAndBottom/>
+            <wp:docPr id="1257058838" name="Picture 1"/>
+            <wp:cNvGraphicFramePr>
+              <a:graphicFrameLocks xmlns:a="http://schemas.openxmlformats.org/drawingml/2006/main" noChangeAspect="1"/>
+            </wp:cNvGraphicFramePr>
+            <a:graphic xmlns:a="http://schemas.openxmlformats.org/drawingml/2006/main">
+              <a:graphicData uri="http://schemas.openxmlformats.org/drawingml/2006/picture">
+                <pic:pic xmlns:pic="http://schemas.openxmlformats.org/drawingml/2006/picture">
+                  <pic:nvPicPr>
+                    <pic:cNvPr id="1257058838" name=""/>
+                    <pic:cNvPicPr/>
+                  </pic:nvPicPr>
+                  <pic:blipFill>
+                    <a:blip r:embed="rId13"/>
+                    <a:stretch>
+                      <a:fillRect/>
+                    </a:stretch>
+                  </pic:blipFill>
+                  <pic:spPr>
+                    <a:xfrm>
+                      <a:off x="0" y="0"/>
+                      <a:ext cx="982980" cy="935355"/>
+                    </a:xfrm>
+                    <a:prstGeom prst="rect">
+                      <a:avLst/>
+                    </a:prstGeom>
+                  </pic:spPr>
+                </pic:pic>
+              </a:graphicData>
+            </a:graphic>
+            <wp14:sizeRelH relativeFrom="margin">
+              <wp14:pctWidth>0</wp14:pctWidth>
+            </wp14:sizeRelH>
+            <wp14:sizeRelV relativeFrom="margin">
+              <wp14:pctHeight>0</wp14:pctHeight>
+            </wp14:sizeRelV>
+          </wp:anchor>
+        </w:drawing>
+      </w:r>
+      <w:r>
+        <w:rPr>
+          <w:rFonts w:ascii="Times New Roman" w:hAnsi="Times New Roman"/>
+          <w:sz w:val="18"/>
+        </w:rPr>
+        <w:t>}</w:t>
+      </w:r>
+    </w:p>
+    <w:p>
+      <w:pPr>
+        <w:spacing w:after="40"/>
+        <w:jc w:val="both"/>
+        <w:rPr>
+          <w:rFonts w:ascii="Times New Roman" w:hAnsi="Times New Roman"/>
+        </w:rPr>
+      </w:pPr>
+    </w:p>
+    <w:p>
+      <w:pPr>
+        <w:jc w:val="both"/>
+        <w:rPr>
+          <w:rFonts w:ascii="Times New Roman" w:hAnsi="Times New Roman"/>
+        </w:rPr>
+      </w:pPr>
+      <w:r>
+        <w:rPr>
+          <w:rFonts w:ascii="Times New Roman" w:hAnsi="Times New Roman"/>
+          <w:b/>
+          <w:sz w:val="24"/>
+        </w:rPr>
+        <w:t>6. Comparison Operators</w:t>
+      </w:r>
+    </w:p>
+    <w:p>
+      <w:pPr>
+        <w:shd w:val="clear" w:color="auto" w:fill="F2F2F2"/>
+        <w:spacing w:after="0"/>
+        <w:ind w:left="432"/>
+        <w:jc w:val="both"/>
+        <w:rPr>
+          <w:rFonts w:ascii="Times New Roman" w:hAnsi="Times New Roman"/>
+        </w:rPr>
+      </w:pPr>
+      <w:r>
+        <w:rPr>
+          <w:rFonts w:ascii="Times New Roman" w:hAnsi="Times New Roman"/>
+          <w:sz w:val="18"/>
+        </w:rPr>
+        <w:t xml:space="preserve">void </w:t>
+      </w:r>
+      <w:proofErr w:type="gramStart"/>
+      <w:r>
+        <w:rPr>
+          <w:rFonts w:ascii="Times New Roman" w:hAnsi="Times New Roman"/>
+          <w:sz w:val="18"/>
+        </w:rPr>
+        <w:t>main(</w:t>
+      </w:r>
+      <w:proofErr w:type="gramEnd"/>
+      <w:r>
+        <w:rPr>
+          <w:rFonts w:ascii="Times New Roman" w:hAnsi="Times New Roman"/>
+          <w:sz w:val="18"/>
+        </w:rPr>
+        <w:t>) {</w:t>
+      </w:r>
+    </w:p>
+    <w:p>
+      <w:pPr>
+        <w:shd w:val="clear" w:color="auto" w:fill="F2F2F2"/>
+        <w:spacing w:after="0"/>
+        <w:ind w:left="432"/>
+        <w:jc w:val="both"/>
+        <w:rPr>
+          <w:rFonts w:ascii="Times New Roman" w:hAnsi="Times New Roman"/>
+        </w:rPr>
+      </w:pPr>
+      <w:r>
+        <w:rPr>
+          <w:rFonts w:ascii="Times New Roman" w:hAnsi="Times New Roman"/>
+          <w:sz w:val="18"/>
+        </w:rPr>
+        <w:t xml:space="preserve">  int a = 5;</w:t>
+      </w:r>
+    </w:p>
+    <w:p>
+      <w:pPr>
+        <w:shd w:val="clear" w:color="auto" w:fill="F2F2F2"/>
+        <w:spacing w:after="0"/>
+        <w:ind w:left="432"/>
+        <w:jc w:val="both"/>
+        <w:rPr>
+          <w:rFonts w:ascii="Times New Roman" w:hAnsi="Times New Roman"/>
+        </w:rPr>
+      </w:pPr>
+      <w:r>
+        <w:rPr>
+          <w:rFonts w:ascii="Times New Roman" w:hAnsi="Times New Roman"/>
+          <w:sz w:val="18"/>
+        </w:rPr>
+        <w:t xml:space="preserve">  int b = 4;</w:t>
+      </w:r>
+    </w:p>
+    <w:p>
+      <w:pPr>
+        <w:shd w:val="clear" w:color="auto" w:fill="F2F2F2"/>
+        <w:spacing w:after="0"/>
+        <w:ind w:left="432"/>
+        <w:jc w:val="both"/>
+        <w:rPr>
+          <w:rFonts w:ascii="Times New Roman" w:hAnsi="Times New Roman"/>
+        </w:rPr>
+      </w:pPr>
+      <w:r>
+        <w:rPr>
+          <w:rFonts w:ascii="Times New Roman" w:hAnsi="Times New Roman"/>
+          <w:sz w:val="18"/>
+        </w:rPr>
+        <w:t xml:space="preserve">  </w:t>
+      </w:r>
+      <w:proofErr w:type="gramStart"/>
+      <w:r>
+        <w:rPr>
+          <w:rFonts w:ascii="Times New Roman" w:hAnsi="Times New Roman"/>
+          <w:sz w:val="18"/>
+        </w:rPr>
+        <w:t>print(</w:t>
+      </w:r>
+      <w:proofErr w:type="gramEnd"/>
+      <w:r>
+        <w:rPr>
+          <w:rFonts w:ascii="Times New Roman" w:hAnsi="Times New Roman"/>
+          <w:sz w:val="18"/>
+        </w:rPr>
+        <w:t>a == b);</w:t>
+      </w:r>
+    </w:p>
+    <w:p>
+      <w:pPr>
+        <w:shd w:val="clear" w:color="auto" w:fill="F2F2F2"/>
+        <w:spacing w:after="0"/>
+        <w:ind w:left="432"/>
+        <w:jc w:val="both"/>
+        <w:rPr>
+          <w:rFonts w:ascii="Times New Roman" w:hAnsi="Times New Roman"/>
+        </w:rPr>
+      </w:pPr>
+      <w:r>
+        <w:rPr>
+          <w:rFonts w:ascii="Times New Roman" w:hAnsi="Times New Roman"/>
+          <w:sz w:val="18"/>
+        </w:rPr>
+        <w:t xml:space="preserve">  </w:t>
+      </w:r>
+      <w:proofErr w:type="gramStart"/>
+      <w:r>
+        <w:rPr>
+          <w:rFonts w:ascii="Times New Roman" w:hAnsi="Times New Roman"/>
+          <w:sz w:val="18"/>
+        </w:rPr>
+        <w:t>print(a !</w:t>
+      </w:r>
+      <w:proofErr w:type="gramEnd"/>
+      <w:r>
+        <w:rPr>
+          <w:rFonts w:ascii="Times New Roman" w:hAnsi="Times New Roman"/>
+          <w:sz w:val="18"/>
+        </w:rPr>
+        <w:t>= b);</w:t>
+      </w:r>
+    </w:p>
+    <w:p>
+      <w:pPr>
+        <w:shd w:val="clear" w:color="auto" w:fill="F2F2F2"/>
+        <w:spacing w:after="0"/>
+        <w:ind w:left="432"/>
+        <w:jc w:val="both"/>
+        <w:rPr>
+          <w:rFonts w:ascii="Times New Roman" w:hAnsi="Times New Roman"/>
+        </w:rPr>
+      </w:pPr>
+      <w:r>
+        <w:rPr>
+          <w:rFonts w:ascii="Times New Roman" w:hAnsi="Times New Roman"/>
+          <w:sz w:val="18"/>
+        </w:rPr>
+        <w:t xml:space="preserve">  </w:t>
+      </w:r>
+      <w:proofErr w:type="gramStart"/>
+      <w:r>
+        <w:rPr>
+          <w:rFonts w:ascii="Times New Roman" w:hAnsi="Times New Roman"/>
+          <w:sz w:val="18"/>
+        </w:rPr>
+        <w:t>print(</w:t>
+      </w:r>
+      <w:proofErr w:type="gramEnd"/>
+      <w:r>
+        <w:rPr>
+          <w:rFonts w:ascii="Times New Roman" w:hAnsi="Times New Roman"/>
+          <w:sz w:val="18"/>
+        </w:rPr>
+        <w:t>a &gt; b);</w:t>
+      </w:r>
+    </w:p>
+    <w:p>
+      <w:pPr>
+        <w:shd w:val="clear" w:color="auto" w:fill="F2F2F2"/>
+        <w:spacing w:after="0"/>
+        <w:ind w:left="432"/>
+        <w:jc w:val="both"/>
+        <w:rPr>
+          <w:rFonts w:ascii="Times New Roman" w:hAnsi="Times New Roman"/>
+        </w:rPr>
+      </w:pPr>
+      <w:r>
+        <w:rPr>
+          <w:rFonts w:ascii="Times New Roman" w:hAnsi="Times New Roman"/>
+          <w:sz w:val="18"/>
+        </w:rPr>
+        <w:t xml:space="preserve">  </w:t>
+      </w:r>
+      <w:proofErr w:type="gramStart"/>
+      <w:r>
+        <w:rPr>
+          <w:rFonts w:ascii="Times New Roman" w:hAnsi="Times New Roman"/>
+          <w:sz w:val="18"/>
+        </w:rPr>
+        <w:t>print(</w:t>
+      </w:r>
+      <w:proofErr w:type="gramEnd"/>
+      <w:r>
+        <w:rPr>
+          <w:rFonts w:ascii="Times New Roman" w:hAnsi="Times New Roman"/>
+          <w:sz w:val="18"/>
+        </w:rPr>
+        <w:t>a &lt; b);</w:t>
+      </w:r>
+    </w:p>
+    <w:p>
+      <w:pPr>
+        <w:shd w:val="clear" w:color="auto" w:fill="F2F2F2"/>
+        <w:spacing w:after="0"/>
+        <w:ind w:left="432"/>
+        <w:jc w:val="both"/>
+        <w:rPr>
+          <w:rFonts w:ascii="Times New Roman" w:hAnsi="Times New Roman"/>
+        </w:rPr>
+      </w:pPr>
+      <w:r>
+        <w:rPr>
+          <w:rFonts w:ascii="Times New Roman" w:hAnsi="Times New Roman"/>
+          <w:sz w:val="18"/>
+        </w:rPr>
+        <w:t xml:space="preserve">  </w:t>
+      </w:r>
+      <w:proofErr w:type="gramStart"/>
+      <w:r>
+        <w:rPr>
+          <w:rFonts w:ascii="Times New Roman" w:hAnsi="Times New Roman"/>
+          <w:sz w:val="18"/>
+        </w:rPr>
+        <w:t>print(</w:t>
+      </w:r>
+      <w:proofErr w:type="gramEnd"/>
+      <w:r>
+        <w:rPr>
+          <w:rFonts w:ascii="Times New Roman" w:hAnsi="Times New Roman"/>
+          <w:sz w:val="18"/>
+        </w:rPr>
+        <w:t>a &gt;= b);</w:t>
+      </w:r>
+    </w:p>
+    <w:p>
+      <w:pPr>
+        <w:shd w:val="clear" w:color="auto" w:fill="F2F2F2"/>
+        <w:spacing w:after="0"/>
+        <w:ind w:left="432"/>
+        <w:jc w:val="both"/>
+        <w:rPr>
+          <w:rFonts w:ascii="Times New Roman" w:hAnsi="Times New Roman"/>
+        </w:rPr>
+      </w:pPr>
+      <w:r>
+        <w:rPr>
+          <w:rFonts w:ascii="Times New Roman" w:hAnsi="Times New Roman"/>
+          <w:sz w:val="18"/>
+        </w:rPr>
+        <w:t xml:space="preserve">  </w:t>
+      </w:r>
+      <w:proofErr w:type="gramStart"/>
+      <w:r>
+        <w:rPr>
+          <w:rFonts w:ascii="Times New Roman" w:hAnsi="Times New Roman"/>
+          <w:sz w:val="18"/>
+        </w:rPr>
+        <w:t>print(</w:t>
+      </w:r>
+      <w:proofErr w:type="gramEnd"/>
+      <w:r>
+        <w:rPr>
+          <w:rFonts w:ascii="Times New Roman" w:hAnsi="Times New Roman"/>
+          <w:sz w:val="18"/>
+        </w:rPr>
+        <w:t>a &lt;= b);</w:t>
+      </w:r>
+    </w:p>
+    <w:p>
+      <w:pPr>
+        <w:shd w:val="clear" w:color="auto" w:fill="F2F2F2"/>
+        <w:spacing w:after="0"/>
+        <w:ind w:left="432"/>
+        <w:jc w:val="both"/>
+        <w:rPr>
+          <w:rFonts w:ascii="Times New Roman" w:hAnsi="Times New Roman"/>
+        </w:rPr>
+      </w:pPr>
+      <w:r>
+        <w:rPr>
+          <w:rFonts w:ascii="Times New Roman" w:hAnsi="Times New Roman"/>
+          <w:sz w:val="18"/>
+        </w:rPr>
+        <w:t>}</w:t>
+      </w:r>
+    </w:p>
+    <w:p>
+      <w:pPr>
+        <w:spacing w:after="40"/>
+        <w:jc w:val="both"/>
+        <w:rPr>
+          <w:rFonts w:ascii="Times New Roman" w:hAnsi="Times New Roman"/>
+        </w:rPr>
+      </w:pPr>
+      <w:r>
+        <w:rPr>
+          <w:rFonts w:ascii="Times New Roman" w:hAnsi="Times New Roman"/>
+        </w:rPr>
+        <w:lastRenderedPageBreak/>
+        <w:drawing>
+          <wp:anchor distT="0" distB="0" distL="114300" distR="114300" simplePos="0" relativeHeight="251666432" behindDoc="0" locked="0" layoutInCell="1" allowOverlap="1" wp14:anchorId="15DAB64A" wp14:editId="4EEA36C9">
+            <wp:simplePos x="0" y="0"/>
+            <wp:positionH relativeFrom="margin">
+              <wp:align>center</wp:align>
+            </wp:positionH>
+            <wp:positionV relativeFrom="paragraph">
+              <wp:posOffset>0</wp:posOffset>
+            </wp:positionV>
+            <wp:extent cx="3444240" cy="1372235"/>
+            <wp:effectExtent l="0" t="0" r="3810" b="0"/>
+            <wp:wrapTopAndBottom/>
+            <wp:docPr id="1203904136" name="Picture 1"/>
+            <wp:cNvGraphicFramePr>
+              <a:graphicFrameLocks xmlns:a="http://schemas.openxmlformats.org/drawingml/2006/main" noChangeAspect="1"/>
+            </wp:cNvGraphicFramePr>
+            <a:graphic xmlns:a="http://schemas.openxmlformats.org/drawingml/2006/main">
+              <a:graphicData uri="http://schemas.openxmlformats.org/drawingml/2006/picture">
+                <pic:pic xmlns:pic="http://schemas.openxmlformats.org/drawingml/2006/picture">
+                  <pic:nvPicPr>
+                    <pic:cNvPr id="1203904136" name=""/>
+                    <pic:cNvPicPr/>
+                  </pic:nvPicPr>
+                  <pic:blipFill>
+                    <a:blip r:embed="rId14"/>
+                    <a:stretch>
+                      <a:fillRect/>
+                    </a:stretch>
+                  </pic:blipFill>
+                  <pic:spPr>
+                    <a:xfrm>
+                      <a:off x="0" y="0"/>
+                      <a:ext cx="3444240" cy="1372235"/>
+                    </a:xfrm>
+                    <a:prstGeom prst="rect">
+                      <a:avLst/>
+                    </a:prstGeom>
+                  </pic:spPr>
+                </pic:pic>
+              </a:graphicData>
+            </a:graphic>
+            <wp14:sizeRelH relativeFrom="margin">
+              <wp14:pctWidth>0</wp14:pctWidth>
+            </wp14:sizeRelH>
+            <wp14:sizeRelV relativeFrom="margin">
+              <wp14:pctHeight>0</wp14:pctHeight>
+            </wp14:sizeRelV>
+          </wp:anchor>
+        </w:drawing>
+      </w:r>
+    </w:p>
+    <w:p>
+      <w:pPr>
+        <w:jc w:val="both"/>
+        <w:rPr>
+          <w:rFonts w:ascii="Times New Roman" w:hAnsi="Times New Roman"/>
+        </w:rPr>
+      </w:pPr>
+      <w:r>
+        <w:rPr>
+          <w:rFonts w:ascii="Times New Roman" w:hAnsi="Times New Roman"/>
+          <w:b/>
+          <w:sz w:val="24"/>
+        </w:rPr>
+        <w:t>7. Conditional Statements — If-Else</w:t>
+      </w:r>
+    </w:p>
+    <w:p>
+      <w:pPr>
+        <w:shd w:val="clear" w:color="auto" w:fill="F2F2F2"/>
+        <w:spacing w:after="0"/>
+        <w:ind w:left="432"/>
+        <w:jc w:val="both"/>
+        <w:rPr>
+          <w:rFonts w:ascii="Times New Roman" w:hAnsi="Times New Roman"/>
+        </w:rPr>
+      </w:pPr>
+      <w:r>
+        <w:rPr>
+          <w:rFonts w:ascii="Times New Roman" w:hAnsi="Times New Roman"/>
+          <w:sz w:val="18"/>
+        </w:rPr>
+        <w:t xml:space="preserve">void </w:t>
+      </w:r>
+      <w:proofErr w:type="gramStart"/>
+      <w:r>
+        <w:rPr>
+          <w:rFonts w:ascii="Times New Roman" w:hAnsi="Times New Roman"/>
+          <w:sz w:val="18"/>
+        </w:rPr>
+        <w:t>main(</w:t>
+      </w:r>
+      <w:proofErr w:type="gramEnd"/>
+      <w:r>
+        <w:rPr>
+          <w:rFonts w:ascii="Times New Roman" w:hAnsi="Times New Roman"/>
+          <w:sz w:val="18"/>
+        </w:rPr>
+        <w:t>) {</w:t>
+      </w:r>
+    </w:p>
+    <w:p>
+      <w:pPr>
+        <w:shd w:val="clear" w:color="auto" w:fill="F2F2F2"/>
+        <w:spacing w:after="0"/>
+        <w:ind w:left="432"/>
+        <w:jc w:val="both"/>
+        <w:rPr>
+          <w:rFonts w:ascii="Times New Roman" w:hAnsi="Times New Roman"/>
+        </w:rPr>
+      </w:pPr>
+      <w:r>
+        <w:rPr>
+          <w:rFonts w:ascii="Times New Roman" w:hAnsi="Times New Roman"/>
+          <w:sz w:val="18"/>
+        </w:rPr>
+        <w:t xml:space="preserve">  int marks = 75;</w:t>
+      </w:r>
+    </w:p>
+    <w:p>
+      <w:pPr>
+        <w:shd w:val="clear" w:color="auto" w:fill="F2F2F2"/>
+        <w:spacing w:after="0"/>
+        <w:ind w:left="432"/>
+        <w:jc w:val="both"/>
+        <w:rPr>
+          <w:rFonts w:ascii="Times New Roman" w:hAnsi="Times New Roman"/>
+        </w:rPr>
+      </w:pPr>
+      <w:r>
+        <w:rPr>
+          <w:rFonts w:ascii="Times New Roman" w:hAnsi="Times New Roman"/>
+          <w:sz w:val="18"/>
+        </w:rPr>
+        <w:t xml:space="preserve">  if (marks &gt; 90) {</w:t>
+      </w:r>
+    </w:p>
+    <w:p>
+      <w:pPr>
+        <w:shd w:val="clear" w:color="auto" w:fill="F2F2F2"/>
+        <w:spacing w:after="0"/>
+        <w:ind w:left="432"/>
+        <w:jc w:val="both"/>
+        <w:rPr>
+          <w:rFonts w:ascii="Times New Roman" w:hAnsi="Times New Roman"/>
+        </w:rPr>
+      </w:pPr>
+      <w:r>
+        <w:rPr>
+          <w:rFonts w:ascii="Times New Roman" w:hAnsi="Times New Roman"/>
+          <w:sz w:val="18"/>
+        </w:rPr>
+        <w:t xml:space="preserve">    </w:t>
+      </w:r>
+      <w:proofErr w:type="gramStart"/>
+      <w:r>
+        <w:rPr>
+          <w:rFonts w:ascii="Times New Roman" w:hAnsi="Times New Roman"/>
+          <w:sz w:val="18"/>
+        </w:rPr>
+        <w:t>print(</w:t>
+      </w:r>
+      <w:proofErr w:type="gramEnd"/>
+      <w:r>
+        <w:rPr>
+          <w:rFonts w:ascii="Times New Roman" w:hAnsi="Times New Roman"/>
+          <w:sz w:val="18"/>
+        </w:rPr>
+        <w:t>"Grade A+");</w:t>
+      </w:r>
+    </w:p>
+    <w:p>
+      <w:pPr>
+        <w:shd w:val="clear" w:color="auto" w:fill="F2F2F2"/>
+        <w:spacing w:after="0"/>
+        <w:ind w:left="432"/>
+        <w:jc w:val="both"/>
+        <w:rPr>
+          <w:rFonts w:ascii="Times New Roman" w:hAnsi="Times New Roman"/>
+        </w:rPr>
+      </w:pPr>
+      <w:r>
+        <w:rPr>
+          <w:rFonts w:ascii="Times New Roman" w:hAnsi="Times New Roman"/>
+          <w:sz w:val="18"/>
+        </w:rPr>
+        <w:t xml:space="preserve">  } else if (marks &gt; </w:t>
+      </w:r>
+      <w:proofErr w:type="gramStart"/>
+      <w:r>
+        <w:rPr>
+          <w:rFonts w:ascii="Times New Roman" w:hAnsi="Times New Roman"/>
+          <w:sz w:val="18"/>
+        </w:rPr>
+        <w:t>80) {</w:t>
+      </w:r>
+      <w:proofErr w:type="gramEnd"/>
+    </w:p>
+    <w:p>
+      <w:pPr>
+        <w:shd w:val="clear" w:color="auto" w:fill="F2F2F2"/>
+        <w:spacing w:after="0"/>
+        <w:ind w:left="432"/>
+        <w:jc w:val="both"/>
+        <w:rPr>
+          <w:rFonts w:ascii="Times New Roman" w:hAnsi="Times New Roman"/>
+        </w:rPr>
+      </w:pPr>
+      <w:r>
+        <w:rPr>
+          <w:rFonts w:ascii="Times New Roman" w:hAnsi="Times New Roman"/>
+          <w:sz w:val="18"/>
+        </w:rPr>
+        <w:t xml:space="preserve">    </w:t>
+      </w:r>
+      <w:proofErr w:type="gramStart"/>
+      <w:r>
+        <w:rPr>
+          <w:rFonts w:ascii="Times New Roman" w:hAnsi="Times New Roman"/>
+          <w:sz w:val="18"/>
+        </w:rPr>
+        <w:t>print(</w:t>
+      </w:r>
+      <w:proofErr w:type="gramEnd"/>
+      <w:r>
+        <w:rPr>
+          <w:rFonts w:ascii="Times New Roman" w:hAnsi="Times New Roman"/>
+          <w:sz w:val="18"/>
+        </w:rPr>
+        <w:t>"Grade A");</w:t>
+      </w:r>
+    </w:p>
+    <w:p>
+      <w:pPr>
+        <w:shd w:val="clear" w:color="auto" w:fill="F2F2F2"/>
+        <w:spacing w:after="0"/>
+        <w:ind w:left="432"/>
+        <w:jc w:val="both"/>
+        <w:rPr>
+          <w:rFonts w:ascii="Times New Roman" w:hAnsi="Times New Roman"/>
+        </w:rPr>
+      </w:pPr>
+      <w:r>
+        <w:rPr>
+          <w:rFonts w:ascii="Times New Roman" w:hAnsi="Times New Roman"/>
+          <w:sz w:val="18"/>
+        </w:rPr>
+        <w:t xml:space="preserve">  } else if (marks &gt; 70) {</w:t>
+      </w:r>
+    </w:p>
+    <w:p>
+      <w:pPr>
+        <w:shd w:val="clear" w:color="auto" w:fill="F2F2F2"/>
+        <w:spacing w:after="0"/>
+        <w:ind w:left="432"/>
+        <w:jc w:val="both"/>
+        <w:rPr>
+          <w:rFonts w:ascii="Times New Roman" w:hAnsi="Times New Roman"/>
+        </w:rPr>
+      </w:pPr>
+      <w:r>
+        <w:rPr>
+          <w:rFonts w:ascii="Times New Roman" w:hAnsi="Times New Roman"/>
+          <w:sz w:val="18"/>
+        </w:rPr>
+        <w:t xml:space="preserve">    </w:t>
+      </w:r>
+      <w:proofErr w:type="gramStart"/>
+      <w:r>
+        <w:rPr>
+          <w:rFonts w:ascii="Times New Roman" w:hAnsi="Times New Roman"/>
+          <w:sz w:val="18"/>
+        </w:rPr>
+        <w:t>print(</w:t>
+      </w:r>
+      <w:proofErr w:type="gramEnd"/>
+      <w:r>
+        <w:rPr>
+          <w:rFonts w:ascii="Times New Roman" w:hAnsi="Times New Roman"/>
+          <w:sz w:val="18"/>
+        </w:rPr>
+        <w:t>"Grade B");</w:t>
+      </w:r>
+    </w:p>
+    <w:p>
+      <w:pPr>
+        <w:shd w:val="clear" w:color="auto" w:fill="F2F2F2"/>
+        <w:spacing w:after="0"/>
+        <w:ind w:left="432"/>
+        <w:jc w:val="both"/>
+        <w:rPr>
+          <w:rFonts w:ascii="Times New Roman" w:hAnsi="Times New Roman"/>
+        </w:rPr>
+      </w:pPr>
+      <w:r>
+        <w:rPr>
+          <w:rFonts w:ascii="Times New Roman" w:hAnsi="Times New Roman"/>
+          <w:sz w:val="18"/>
+        </w:rPr>
+        <w:t xml:space="preserve">  } else if (marks &gt; 60) {</w:t>
+      </w:r>
+    </w:p>
+    <w:p>
+      <w:pPr>
+        <w:shd w:val="clear" w:color="auto" w:fill="F2F2F2"/>
+        <w:spacing w:after="0"/>
+        <w:ind w:left="432"/>
+        <w:jc w:val="both"/>
+        <w:rPr>
+          <w:rFonts w:ascii="Times New Roman" w:hAnsi="Times New Roman"/>
+        </w:rPr>
+      </w:pPr>
+      <w:r>
+        <w:rPr>
+          <w:rFonts w:ascii="Times New Roman" w:hAnsi="Times New Roman"/>
+          <w:sz w:val="18"/>
+        </w:rPr>
+        <w:t xml:space="preserve">    </w:t>
+      </w:r>
+      <w:proofErr w:type="gramStart"/>
+      <w:r>
+        <w:rPr>
+          <w:rFonts w:ascii="Times New Roman" w:hAnsi="Times New Roman"/>
+          <w:sz w:val="18"/>
+        </w:rPr>
+        <w:t>print(</w:t>
+      </w:r>
+      <w:proofErr w:type="gramEnd"/>
+      <w:r>
+        <w:rPr>
+          <w:rFonts w:ascii="Times New Roman" w:hAnsi="Times New Roman"/>
+          <w:sz w:val="18"/>
+        </w:rPr>
+        <w:t>"Grade C");</w:t>
+      </w:r>
+    </w:p>
+    <w:p>
+      <w:pPr>
+        <w:shd w:val="clear" w:color="auto" w:fill="F2F2F2"/>
+        <w:spacing w:after="0"/>
+        <w:ind w:left="432"/>
+        <w:jc w:val="both"/>
+        <w:rPr>
+          <w:rFonts w:ascii="Times New Roman" w:hAnsi="Times New Roman"/>
+        </w:rPr>
+      </w:pPr>
+      <w:r>
+        <w:rPr>
+          <w:rFonts w:ascii="Times New Roman" w:hAnsi="Times New Roman"/>
+          <w:sz w:val="18"/>
+        </w:rPr>
+        <w:t xml:space="preserve">  } else if (marks &gt; </w:t>
+      </w:r>
+      <w:proofErr w:type="gramStart"/>
+      <w:r>
+        <w:rPr>
+          <w:rFonts w:ascii="Times New Roman" w:hAnsi="Times New Roman"/>
+          <w:sz w:val="18"/>
+        </w:rPr>
+        <w:t>50) {</w:t>
+      </w:r>
+      <w:proofErr w:type="gramEnd"/>
+    </w:p>
+    <w:p>
+      <w:pPr>
+        <w:shd w:val="clear" w:color="auto" w:fill="F2F2F2"/>
+        <w:spacing w:after="0"/>
+        <w:ind w:left="432"/>
+        <w:jc w:val="both"/>
+        <w:rPr>
+          <w:rFonts w:ascii="Times New Roman" w:hAnsi="Times New Roman"/>
+        </w:rPr>
+      </w:pPr>
+      <w:r>
+        <w:rPr>
+          <w:rFonts w:ascii="Times New Roman" w:hAnsi="Times New Roman"/>
+          <w:sz w:val="18"/>
+        </w:rPr>
+        <w:t xml:space="preserve">    </w:t>
+      </w:r>
+      <w:proofErr w:type="gramStart"/>
+      <w:r>
+        <w:rPr>
+          <w:rFonts w:ascii="Times New Roman" w:hAnsi="Times New Roman"/>
+          <w:sz w:val="18"/>
+        </w:rPr>
+        <w:t>print(</w:t>
+      </w:r>
+      <w:proofErr w:type="gramEnd"/>
+      <w:r>
+        <w:rPr>
+          <w:rFonts w:ascii="Times New Roman" w:hAnsi="Times New Roman"/>
+          <w:sz w:val="18"/>
+        </w:rPr>
+        <w:t>"Grade D");</w:t>
+      </w:r>
+    </w:p>
+    <w:p>
+      <w:pPr>
+        <w:shd w:val="clear" w:color="auto" w:fill="F2F2F2"/>
+        <w:spacing w:after="0"/>
+        <w:ind w:left="432"/>
+        <w:jc w:val="both"/>
+        <w:rPr>
+          <w:rFonts w:ascii="Times New Roman" w:hAnsi="Times New Roman"/>
+        </w:rPr>
+      </w:pPr>
+      <w:r>
+        <w:rPr>
+          <w:rFonts w:ascii="Times New Roman" w:hAnsi="Times New Roman"/>
+          <w:sz w:val="18"/>
+        </w:rPr>
+        <w:t xml:space="preserve">  } else {</w:t>
+      </w:r>
+    </w:p>
+    <w:p>
+      <w:pPr>
+        <w:shd w:val="clear" w:color="auto" w:fill="F2F2F2"/>
+        <w:spacing w:after="0"/>
+        <w:ind w:left="432"/>
+        <w:jc w:val="both"/>
+        <w:rPr>
+          <w:rFonts w:ascii="Times New Roman" w:hAnsi="Times New Roman"/>
+        </w:rPr>
+      </w:pPr>
+      <w:r>
+        <w:rPr>
+          <w:rFonts w:ascii="Times New Roman" w:hAnsi="Times New Roman"/>
+          <w:sz w:val="18"/>
+        </w:rPr>
+        <w:t xml:space="preserve">    </w:t>
+      </w:r>
+      <w:proofErr w:type="gramStart"/>
+      <w:r>
+        <w:rPr>
+          <w:rFonts w:ascii="Times New Roman" w:hAnsi="Times New Roman"/>
+          <w:sz w:val="18"/>
+        </w:rPr>
+        <w:t>print(</w:t>
+      </w:r>
+      <w:proofErr w:type="gramEnd"/>
+      <w:r>
+        <w:rPr>
+          <w:rFonts w:ascii="Times New Roman" w:hAnsi="Times New Roman"/>
+          <w:sz w:val="18"/>
+        </w:rPr>
+        <w:t xml:space="preserve">"You are </w:t>
+      </w:r>
+      <w:proofErr w:type="gramStart"/>
+      <w:r>
+        <w:rPr>
+          <w:rFonts w:ascii="Times New Roman" w:hAnsi="Times New Roman"/>
+          <w:sz w:val="18"/>
+        </w:rPr>
+        <w:t>fail</w:t>
+      </w:r>
+      <w:proofErr w:type="gramEnd"/>
+      <w:r>
+        <w:rPr>
+          <w:rFonts w:ascii="Times New Roman" w:hAnsi="Times New Roman"/>
+          <w:sz w:val="18"/>
+        </w:rPr>
+        <w:t>");</w:t>
+      </w:r>
+    </w:p>
+    <w:p>
+      <w:pPr>
+        <w:shd w:val="clear" w:color="auto" w:fill="F2F2F2"/>
+        <w:spacing w:after="0"/>
+        <w:ind w:left="432"/>
+        <w:jc w:val="both"/>
+        <w:rPr>
+          <w:rFonts w:ascii="Times New Roman" w:hAnsi="Times New Roman"/>
+        </w:rPr>
+      </w:pPr>
+      <w:r>
+        <w:rPr>
+          <w:rFonts w:ascii="Times New Roman" w:hAnsi="Times New Roman"/>
+          <w:sz w:val="18"/>
+        </w:rPr>
+        <w:t xml:space="preserve">  }</w:t>
+      </w:r>
+    </w:p>
+    <w:p>
+      <w:pPr>
+        <w:shd w:val="clear" w:color="auto" w:fill="F2F2F2"/>
+        <w:spacing w:after="0"/>
+        <w:ind w:left="432"/>
+        <w:jc w:val="both"/>
+        <w:rPr>
+          <w:rFonts w:ascii="Times New Roman" w:hAnsi="Times New Roman"/>
+        </w:rPr>
+      </w:pPr>
+      <w:r>
+        <w:rPr>
+          <w:rFonts w:ascii="Times New Roman" w:hAnsi="Times New Roman"/>
+        </w:rPr>
+        <w:drawing>
+          <wp:anchor distT="0" distB="0" distL="114300" distR="114300" simplePos="0" relativeHeight="251667456" behindDoc="0" locked="0" layoutInCell="1" allowOverlap="1" wp14:anchorId="50A1C889" wp14:editId="35FB47A8">
+            <wp:simplePos x="0" y="0"/>
+            <wp:positionH relativeFrom="margin">
+              <wp:align>center</wp:align>
+            </wp:positionH>
+            <wp:positionV relativeFrom="paragraph">
+              <wp:posOffset>215265</wp:posOffset>
+            </wp:positionV>
+            <wp:extent cx="3863675" cy="434378"/>
+            <wp:effectExtent l="0" t="0" r="3810" b="3810"/>
+            <wp:wrapTopAndBottom/>
+            <wp:docPr id="10517732" name="Picture 1"/>
+            <wp:cNvGraphicFramePr>
+              <a:graphicFrameLocks xmlns:a="http://schemas.openxmlformats.org/drawingml/2006/main" noChangeAspect="1"/>
+            </wp:cNvGraphicFramePr>
+            <a:graphic xmlns:a="http://schemas.openxmlformats.org/drawingml/2006/main">
+              <a:graphicData uri="http://schemas.openxmlformats.org/drawingml/2006/picture">
+                <pic:pic xmlns:pic="http://schemas.openxmlformats.org/drawingml/2006/picture">
+                  <pic:nvPicPr>
+                    <pic:cNvPr id="10517732" name=""/>
+                    <pic:cNvPicPr/>
+                  </pic:nvPicPr>
+                  <pic:blipFill>
+                    <a:blip r:embed="rId15"/>
+                    <a:stretch>
+                      <a:fillRect/>
+                    </a:stretch>
+                  </pic:blipFill>
+                  <pic:spPr>
+                    <a:xfrm>
+                      <a:off x="0" y="0"/>
+                      <a:ext cx="3863675" cy="434378"/>
+                    </a:xfrm>
+                    <a:prstGeom prst="rect">
+                      <a:avLst/>
+                    </a:prstGeom>
+                  </pic:spPr>
+                </pic:pic>
+              </a:graphicData>
+            </a:graphic>
+          </wp:anchor>
+        </w:drawing>
+      </w:r>
+      <w:r>
+        <w:rPr>
+          <w:rFonts w:ascii="Times New Roman" w:hAnsi="Times New Roman"/>
+          <w:sz w:val="18"/>
+        </w:rPr>
+        <w:t>}</w:t>
+      </w:r>
+    </w:p>
+    <w:p>
+      <w:pPr>
+        <w:spacing w:after="40"/>
+        <w:jc w:val="both"/>
+        <w:rPr>
+          <w:rFonts w:ascii="Times New Roman" w:hAnsi="Times New Roman"/>
+        </w:rPr>
+      </w:pPr>
+    </w:p>
+    <w:p>
+      <w:pPr>
+        <w:jc w:val="both"/>
+        <w:rPr>
+          <w:rFonts w:ascii="Times New Roman" w:hAnsi="Times New Roman"/>
+        </w:rPr>
+      </w:pPr>
+      <w:r>
+        <w:rPr>
+          <w:rFonts w:ascii="Times New Roman" w:hAnsi="Times New Roman"/>
+          <w:b/>
+          <w:sz w:val="24"/>
+        </w:rPr>
+        <w:t>8. Switch Statement</w:t>
+      </w:r>
+    </w:p>
+    <w:p>
+      <w:pPr>
+        <w:shd w:val="clear" w:color="auto" w:fill="F2F2F2"/>
+        <w:spacing w:after="0"/>
+        <w:ind w:left="432"/>
+        <w:jc w:val="both"/>
+        <w:rPr>
+          <w:rFonts w:ascii="Times New Roman" w:hAnsi="Times New Roman"/>
+        </w:rPr>
+      </w:pPr>
+      <w:r>
+        <w:rPr>
+          <w:rFonts w:ascii="Times New Roman" w:hAnsi="Times New Roman"/>
+          <w:sz w:val="18"/>
+        </w:rPr>
+        <w:t xml:space="preserve">void </w:t>
+      </w:r>
+      <w:proofErr w:type="gramStart"/>
+      <w:r>
+        <w:rPr>
+          <w:rFonts w:ascii="Times New Roman" w:hAnsi="Times New Roman"/>
+          <w:sz w:val="18"/>
+        </w:rPr>
+        <w:t>main(</w:t>
+      </w:r>
+      <w:proofErr w:type="gramEnd"/>
+      <w:r>
+        <w:rPr>
+          <w:rFonts w:ascii="Times New Roman" w:hAnsi="Times New Roman"/>
+          <w:sz w:val="18"/>
+        </w:rPr>
+        <w:t>) {</w:t>
+      </w:r>
+    </w:p>
+    <w:p>
+      <w:pPr>
+        <w:shd w:val="clear" w:color="auto" w:fill="F2F2F2"/>
+        <w:spacing w:after="0"/>
+        <w:ind w:left="432"/>
+        <w:jc w:val="both"/>
+        <w:rPr>
+          <w:rFonts w:ascii="Times New Roman" w:hAnsi="Times New Roman"/>
+        </w:rPr>
+      </w:pPr>
+      <w:r>
+        <w:rPr>
+          <w:rFonts w:ascii="Times New Roman" w:hAnsi="Times New Roman"/>
+          <w:sz w:val="18"/>
+        </w:rPr>
+        <w:t xml:space="preserve">  String day = "Wednesday";</w:t>
+      </w:r>
+    </w:p>
+    <w:p>
+      <w:pPr>
+        <w:shd w:val="clear" w:color="auto" w:fill="F2F2F2"/>
+        <w:spacing w:after="0"/>
+        <w:ind w:left="432"/>
+        <w:jc w:val="both"/>
+        <w:rPr>
+          <w:rFonts w:ascii="Times New Roman" w:hAnsi="Times New Roman"/>
+        </w:rPr>
+      </w:pPr>
+      <w:r>
+        <w:rPr>
+          <w:rFonts w:ascii="Times New Roman" w:hAnsi="Times New Roman"/>
+          <w:sz w:val="18"/>
+        </w:rPr>
+        <w:t xml:space="preserve">  switch (day) {</w:t>
+      </w:r>
+    </w:p>
+    <w:p>
+      <w:pPr>
+        <w:shd w:val="clear" w:color="auto" w:fill="F2F2F2"/>
+        <w:spacing w:after="0"/>
+        <w:ind w:left="432"/>
+        <w:jc w:val="both"/>
+        <w:rPr>
+          <w:rFonts w:ascii="Times New Roman" w:hAnsi="Times New Roman"/>
+        </w:rPr>
+      </w:pPr>
+      <w:r>
+        <w:rPr>
+          <w:rFonts w:ascii="Times New Roman" w:hAnsi="Times New Roman"/>
+          <w:sz w:val="18"/>
+        </w:rPr>
+        <w:t xml:space="preserve">    case "Monday":</w:t>
+      </w:r>
+    </w:p>
+    <w:p>
+      <w:pPr>
+        <w:shd w:val="clear" w:color="auto" w:fill="F2F2F2"/>
+        <w:spacing w:after="0"/>
+        <w:ind w:left="432"/>
+        <w:jc w:val="both"/>
+        <w:rPr>
+          <w:rFonts w:ascii="Times New Roman" w:hAnsi="Times New Roman"/>
+        </w:rPr>
+      </w:pPr>
+      <w:r>
+        <w:rPr>
+          <w:rFonts w:ascii="Times New Roman" w:hAnsi="Times New Roman"/>
+          <w:sz w:val="18"/>
+        </w:rPr>
+        <w:t xml:space="preserve">    case "Tuesday":</w:t>
+      </w:r>
+    </w:p>
+    <w:p>
+      <w:pPr>
+        <w:shd w:val="clear" w:color="auto" w:fill="F2F2F2"/>
+        <w:spacing w:after="0"/>
+        <w:ind w:left="432"/>
+        <w:jc w:val="both"/>
+        <w:rPr>
+          <w:rFonts w:ascii="Times New Roman" w:hAnsi="Times New Roman"/>
+        </w:rPr>
+      </w:pPr>
+      <w:r>
+        <w:rPr>
+          <w:rFonts w:ascii="Times New Roman" w:hAnsi="Times New Roman"/>
+          <w:sz w:val="18"/>
+        </w:rPr>
+        <w:t xml:space="preserve">    case "Wednesday":</w:t>
+      </w:r>
+    </w:p>
+    <w:p>
+      <w:pPr>
+        <w:shd w:val="clear" w:color="auto" w:fill="F2F2F2"/>
+        <w:spacing w:after="0"/>
+        <w:ind w:left="432"/>
+        <w:jc w:val="both"/>
+        <w:rPr>
+          <w:rFonts w:ascii="Times New Roman" w:hAnsi="Times New Roman"/>
+        </w:rPr>
+      </w:pPr>
+      <w:r>
+        <w:rPr>
+          <w:rFonts w:ascii="Times New Roman" w:hAnsi="Times New Roman"/>
+          <w:sz w:val="18"/>
+        </w:rPr>
+        <w:t xml:space="preserve">    case "Thursday":</w:t>
+      </w:r>
+    </w:p>
+    <w:p>
+      <w:pPr>
+        <w:shd w:val="clear" w:color="auto" w:fill="F2F2F2"/>
+        <w:spacing w:after="0"/>
+        <w:ind w:left="432"/>
+        <w:jc w:val="both"/>
+        <w:rPr>
+          <w:rFonts w:ascii="Times New Roman" w:hAnsi="Times New Roman"/>
+        </w:rPr>
+      </w:pPr>
+      <w:r>
+        <w:rPr>
+          <w:rFonts w:ascii="Times New Roman" w:hAnsi="Times New Roman"/>
+          <w:sz w:val="18"/>
+        </w:rPr>
+        <w:t xml:space="preserve">    case "Friday":</w:t>
+      </w:r>
+    </w:p>
+    <w:p>
+      <w:pPr>
+        <w:shd w:val="clear" w:color="auto" w:fill="F2F2F2"/>
+        <w:spacing w:after="0"/>
+        <w:ind w:left="432"/>
+        <w:jc w:val="both"/>
+        <w:rPr>
+          <w:rFonts w:ascii="Times New Roman" w:hAnsi="Times New Roman"/>
+        </w:rPr>
+      </w:pPr>
+      <w:r>
+        <w:rPr>
+          <w:rFonts w:ascii="Times New Roman" w:hAnsi="Times New Roman"/>
+          <w:sz w:val="18"/>
+        </w:rPr>
+        <w:t xml:space="preserve">      print("Weekday");</w:t>
+      </w:r>
+    </w:p>
+    <w:p>
+      <w:pPr>
+        <w:shd w:val="clear" w:color="auto" w:fill="F2F2F2"/>
+        <w:spacing w:after="0"/>
+        <w:ind w:left="432"/>
+        <w:jc w:val="both"/>
+        <w:rPr>
+          <w:rFonts w:ascii="Times New Roman" w:hAnsi="Times New Roman"/>
+        </w:rPr>
+      </w:pPr>
+      <w:r>
+        <w:rPr>
+          <w:rFonts w:ascii="Times New Roman" w:hAnsi="Times New Roman"/>
+          <w:sz w:val="18"/>
+        </w:rPr>
+        <w:t xml:space="preserve">      break;</w:t>
+      </w:r>
+    </w:p>
+    <w:p>
+      <w:pPr>
+        <w:shd w:val="clear" w:color="auto" w:fill="F2F2F2"/>
+        <w:spacing w:after="0"/>
+        <w:ind w:left="432"/>
+        <w:jc w:val="both"/>
+        <w:rPr>
+          <w:rFonts w:ascii="Times New Roman" w:hAnsi="Times New Roman"/>
+        </w:rPr>
+      </w:pPr>
+      <w:r>
+        <w:rPr>
+          <w:rFonts w:ascii="Times New Roman" w:hAnsi="Times New Roman"/>
+          <w:sz w:val="18"/>
+        </w:rPr>
+        <w:t xml:space="preserve">    case "Saturday":</w:t>
+      </w:r>
+    </w:p>
+    <w:p>
+      <w:pPr>
+        <w:shd w:val="clear" w:color="auto" w:fill="F2F2F2"/>
+        <w:spacing w:after="0"/>
+        <w:ind w:left="432"/>
+        <w:jc w:val="both"/>
+        <w:rPr>
+          <w:rFonts w:ascii="Times New Roman" w:hAnsi="Times New Roman"/>
+        </w:rPr>
+      </w:pPr>
+      <w:r>
+        <w:rPr>
+          <w:rFonts w:ascii="Times New Roman" w:hAnsi="Times New Roman"/>
+          <w:sz w:val="18"/>
+        </w:rPr>
+        <w:t xml:space="preserve">    case "Sunday":</w:t>
+      </w:r>
+    </w:p>
+    <w:p>
+      <w:pPr>
+        <w:shd w:val="clear" w:color="auto" w:fill="F2F2F2"/>
+        <w:spacing w:after="0"/>
+        <w:ind w:left="432"/>
+        <w:jc w:val="both"/>
+        <w:rPr>
+          <w:rFonts w:ascii="Times New Roman" w:hAnsi="Times New Roman"/>
+        </w:rPr>
+      </w:pPr>
+      <w:r>
+        <w:rPr>
+          <w:rFonts w:ascii="Times New Roman" w:hAnsi="Times New Roman"/>
+          <w:sz w:val="18"/>
+        </w:rPr>
+        <w:t xml:space="preserve">      print("Holidays");</w:t>
+      </w:r>
+    </w:p>
+    <w:p>
+      <w:pPr>
+        <w:shd w:val="clear" w:color="auto" w:fill="F2F2F2"/>
+        <w:spacing w:after="0"/>
+        <w:ind w:left="432"/>
+        <w:jc w:val="both"/>
+        <w:rPr>
+          <w:rFonts w:ascii="Times New Roman" w:hAnsi="Times New Roman"/>
+        </w:rPr>
+      </w:pPr>
+      <w:r>
+        <w:rPr>
+          <w:rFonts w:ascii="Times New Roman" w:hAnsi="Times New Roman"/>
+          <w:sz w:val="18"/>
+        </w:rPr>
+        <w:t xml:space="preserve">      break;</w:t>
+      </w:r>
+    </w:p>
+    <w:p>
+      <w:pPr>
+        <w:shd w:val="clear" w:color="auto" w:fill="F2F2F2"/>
+        <w:spacing w:after="0"/>
+        <w:ind w:left="432"/>
+        <w:jc w:val="both"/>
+        <w:rPr>
+          <w:rFonts w:ascii="Times New Roman" w:hAnsi="Times New Roman"/>
+        </w:rPr>
+      </w:pPr>
+      <w:r>
+        <w:rPr>
+          <w:rFonts w:ascii="Times New Roman" w:hAnsi="Times New Roman"/>
+          <w:sz w:val="18"/>
+        </w:rPr>
+        <w:t xml:space="preserve">    default:</w:t>
+      </w:r>
+    </w:p>
+    <w:p>
+      <w:pPr>
+        <w:shd w:val="clear" w:color="auto" w:fill="F2F2F2"/>
+        <w:spacing w:after="0"/>
+        <w:ind w:left="432"/>
+        <w:jc w:val="both"/>
+        <w:rPr>
+          <w:rFonts w:ascii="Times New Roman" w:hAnsi="Times New Roman"/>
+        </w:rPr>
+      </w:pPr>
+      <w:r>
+        <w:rPr>
+          <w:rFonts w:ascii="Times New Roman" w:hAnsi="Times New Roman"/>
+          <w:sz w:val="18"/>
+        </w:rPr>
+        <w:t xml:space="preserve">      </w:t>
+      </w:r>
+      <w:proofErr w:type="gramStart"/>
+      <w:r>
+        <w:rPr>
+          <w:rFonts w:ascii="Times New Roman" w:hAnsi="Times New Roman"/>
+          <w:sz w:val="18"/>
+        </w:rPr>
+        <w:t>print(</w:t>
+      </w:r>
+      <w:proofErr w:type="gramEnd"/>
+      <w:r>
+        <w:rPr>
+          <w:rFonts w:ascii="Times New Roman" w:hAnsi="Times New Roman"/>
+          <w:sz w:val="18"/>
+        </w:rPr>
+        <w:t>"Invalid day");</w:t>
+      </w:r>
+    </w:p>
+    <w:p>
+      <w:pPr>
+        <w:shd w:val="clear" w:color="auto" w:fill="F2F2F2"/>
+        <w:spacing w:after="0"/>
+        <w:ind w:left="432"/>
+        <w:jc w:val="both"/>
+        <w:rPr>
+          <w:rFonts w:ascii="Times New Roman" w:hAnsi="Times New Roman"/>
+        </w:rPr>
+      </w:pPr>
+      <w:r>
+        <w:rPr>
+          <w:rFonts w:ascii="Times New Roman" w:hAnsi="Times New Roman"/>
+          <w:sz w:val="18"/>
+        </w:rPr>
+        <w:t xml:space="preserve">  }</w:t>
+      </w:r>
+    </w:p>
+    <w:p>
+      <w:pPr>
+        <w:shd w:val="clear" w:color="auto" w:fill="F2F2F2"/>
+        <w:spacing w:after="0"/>
+        <w:ind w:left="432"/>
+        <w:jc w:val="both"/>
+        <w:rPr>
+          <w:rFonts w:ascii="Times New Roman" w:hAnsi="Times New Roman"/>
+        </w:rPr>
+      </w:pPr>
+      <w:r>
+        <w:rPr>
+          <w:rFonts w:ascii="Times New Roman" w:hAnsi="Times New Roman"/>
+        </w:rPr>
+        <w:drawing>
+          <wp:anchor distT="0" distB="0" distL="114300" distR="114300" simplePos="0" relativeHeight="251668480" behindDoc="0" locked="0" layoutInCell="1" allowOverlap="1" wp14:anchorId="2AD4F1F4" wp14:editId="7C0A0A14">
+            <wp:simplePos x="0" y="0"/>
+            <wp:positionH relativeFrom="margin">
+              <wp:align>center</wp:align>
+            </wp:positionH>
+            <wp:positionV relativeFrom="paragraph">
+              <wp:posOffset>160655</wp:posOffset>
+            </wp:positionV>
+            <wp:extent cx="3657917" cy="381033"/>
+            <wp:effectExtent l="0" t="0" r="0" b="0"/>
+            <wp:wrapTopAndBottom/>
+            <wp:docPr id="818003202" name="Picture 1"/>
+            <wp:cNvGraphicFramePr>
+              <a:graphicFrameLocks xmlns:a="http://schemas.openxmlformats.org/drawingml/2006/main" noChangeAspect="1"/>
+            </wp:cNvGraphicFramePr>
+            <a:graphic xmlns:a="http://schemas.openxmlformats.org/drawingml/2006/main">
+              <a:graphicData uri="http://schemas.openxmlformats.org/drawingml/2006/picture">
+                <pic:pic xmlns:pic="http://schemas.openxmlformats.org/drawingml/2006/picture">
+                  <pic:nvPicPr>
+                    <pic:cNvPr id="818003202" name=""/>
+                    <pic:cNvPicPr/>
+                  </pic:nvPicPr>
+                  <pic:blipFill>
+                    <a:blip r:embed="rId16"/>
+                    <a:stretch>
+                      <a:fillRect/>
+                    </a:stretch>
+                  </pic:blipFill>
+                  <pic:spPr>
+                    <a:xfrm>
+                      <a:off x="0" y="0"/>
+                      <a:ext cx="3657917" cy="381033"/>
+                    </a:xfrm>
+                    <a:prstGeom prst="rect">
+                      <a:avLst/>
+                    </a:prstGeom>
+                  </pic:spPr>
+                </pic:pic>
+              </a:graphicData>
+            </a:graphic>
+          </wp:anchor>
+        </w:drawing>
+      </w:r>
+      <w:r>
+        <w:rPr>
+          <w:rFonts w:ascii="Times New Roman" w:hAnsi="Times New Roman"/>
+          <w:sz w:val="18"/>
+        </w:rPr>
+        <w:t>}</w:t>
+      </w:r>
+    </w:p>
+    <w:p>
+      <w:pPr>
+        <w:spacing w:after="40"/>
+        <w:jc w:val="both"/>
+        <w:rPr>
+          <w:rFonts w:ascii="Times New Roman" w:hAnsi="Times New Roman"/>
+        </w:rPr>
+      </w:pPr>
+    </w:p>
+    <w:p>
+      <w:pPr>
+        <w:jc w:val="both"/>
+        <w:rPr>
+          <w:rFonts w:ascii="Times New Roman" w:hAnsi="Times New Roman"/>
+        </w:rPr>
+      </w:pPr>
+      <w:r>
+        <w:rPr>
+          <w:rFonts w:ascii="Times New Roman" w:hAnsi="Times New Roman"/>
+          <w:b/>
+          <w:sz w:val="24"/>
+        </w:rPr>
+        <w:t>9. For Loop</w:t>
+      </w:r>
+    </w:p>
+    <w:p>
+      <w:pPr>
+        <w:shd w:val="clear" w:color="auto" w:fill="F2F2F2"/>
+        <w:spacing w:after="0"/>
+        <w:ind w:left="432"/>
+        <w:jc w:val="both"/>
+        <w:rPr>
+          <w:rFonts w:ascii="Times New Roman" w:hAnsi="Times New Roman"/>
+        </w:rPr>
+      </w:pPr>
+      <w:r>
+        <w:rPr>
+          <w:rFonts w:ascii="Times New Roman" w:hAnsi="Times New Roman"/>
+          <w:sz w:val="18"/>
+        </w:rPr>
+        <w:t xml:space="preserve">void </w:t>
+      </w:r>
+      <w:proofErr w:type="gramStart"/>
+      <w:r>
+        <w:rPr>
+          <w:rFonts w:ascii="Times New Roman" w:hAnsi="Times New Roman"/>
+          <w:sz w:val="18"/>
+        </w:rPr>
+        <w:t>main(</w:t>
+      </w:r>
+      <w:proofErr w:type="gramEnd"/>
+      <w:r>
+        <w:rPr>
+          <w:rFonts w:ascii="Times New Roman" w:hAnsi="Times New Roman"/>
+          <w:sz w:val="18"/>
+        </w:rPr>
+        <w:t>) {</w:t>
+      </w:r>
+    </w:p>
+    <w:p>
+      <w:pPr>
+        <w:shd w:val="clear" w:color="auto" w:fill="F2F2F2"/>
+        <w:spacing w:after="0"/>
+        <w:ind w:left="432"/>
+        <w:jc w:val="both"/>
+        <w:rPr>
+          <w:rFonts w:ascii="Times New Roman" w:hAnsi="Times New Roman"/>
+        </w:rPr>
+      </w:pPr>
+      <w:r>
+        <w:rPr>
+          <w:rFonts w:ascii="Times New Roman" w:hAnsi="Times New Roman"/>
+          <w:sz w:val="18"/>
+        </w:rPr>
+        <w:t xml:space="preserve">  for (int </w:t>
+      </w:r>
+      <w:proofErr w:type="spellStart"/>
+      <w:r>
+        <w:rPr>
+          <w:rFonts w:ascii="Times New Roman" w:hAnsi="Times New Roman"/>
+          <w:sz w:val="18"/>
+        </w:rPr>
+        <w:t>i</w:t>
+      </w:r>
+      <w:proofErr w:type="spellEnd"/>
+      <w:r>
+        <w:rPr>
+          <w:rFonts w:ascii="Times New Roman" w:hAnsi="Times New Roman"/>
+          <w:sz w:val="18"/>
+        </w:rPr>
+        <w:t xml:space="preserve"> = 1; </w:t>
+      </w:r>
+      <w:proofErr w:type="spellStart"/>
+      <w:r>
+        <w:rPr>
+          <w:rFonts w:ascii="Times New Roman" w:hAnsi="Times New Roman"/>
+          <w:sz w:val="18"/>
+        </w:rPr>
+        <w:t>i</w:t>
+      </w:r>
+      <w:proofErr w:type="spellEnd"/>
+      <w:r>
+        <w:rPr>
+          <w:rFonts w:ascii="Times New Roman" w:hAnsi="Times New Roman"/>
+          <w:sz w:val="18"/>
+        </w:rPr>
+        <w:t xml:space="preserve"> &lt;= 5; </w:t>
+      </w:r>
+      <w:proofErr w:type="spellStart"/>
+      <w:r>
+        <w:rPr>
+          <w:rFonts w:ascii="Times New Roman" w:hAnsi="Times New Roman"/>
+          <w:sz w:val="18"/>
+        </w:rPr>
+        <w:t>i</w:t>
+      </w:r>
+      <w:proofErr w:type="spellEnd"/>
+      <w:r>
+        <w:rPr>
+          <w:rFonts w:ascii="Times New Roman" w:hAnsi="Times New Roman"/>
+          <w:sz w:val="18"/>
+        </w:rPr>
+        <w:t>+</w:t>
+      </w:r>
+      <w:proofErr w:type="gramStart"/>
+      <w:r>
+        <w:rPr>
+          <w:rFonts w:ascii="Times New Roman" w:hAnsi="Times New Roman"/>
+          <w:sz w:val="18"/>
+        </w:rPr>
+        <w:t>+) {</w:t>
+      </w:r>
+      <w:proofErr w:type="gramEnd"/>
+    </w:p>
+    <w:p>
+      <w:pPr>
+        <w:shd w:val="clear" w:color="auto" w:fill="F2F2F2"/>
+        <w:spacing w:after="0"/>
+        <w:ind w:left="432"/>
+        <w:jc w:val="both"/>
+        <w:rPr>
+          <w:rFonts w:ascii="Times New Roman" w:hAnsi="Times New Roman"/>
+        </w:rPr>
+      </w:pPr>
+      <w:r>
+        <w:rPr>
+          <w:rFonts w:ascii="Times New Roman" w:hAnsi="Times New Roman"/>
+          <w:sz w:val="18"/>
+        </w:rPr>
+        <w:lastRenderedPageBreak/>
+        <w:t xml:space="preserve">    print(</w:t>
+      </w:r>
+      <w:proofErr w:type="spellStart"/>
+      <w:r>
+        <w:rPr>
+          <w:rFonts w:ascii="Times New Roman" w:hAnsi="Times New Roman"/>
+          <w:sz w:val="18"/>
+        </w:rPr>
+        <w:t>i</w:t>
+      </w:r>
+      <w:proofErr w:type="spellEnd"/>
+      <w:r>
+        <w:rPr>
+          <w:rFonts w:ascii="Times New Roman" w:hAnsi="Times New Roman"/>
+          <w:sz w:val="18"/>
+        </w:rPr>
+        <w:t>);</w:t>
+      </w:r>
+    </w:p>
+    <w:p>
+      <w:pPr>
+        <w:shd w:val="clear" w:color="auto" w:fill="F2F2F2"/>
+        <w:spacing w:after="0"/>
+        <w:ind w:left="432"/>
+        <w:jc w:val="both"/>
+        <w:rPr>
+          <w:rFonts w:ascii="Times New Roman" w:hAnsi="Times New Roman"/>
+        </w:rPr>
+      </w:pPr>
+      <w:r>
+        <w:rPr>
+          <w:rFonts w:ascii="Times New Roman" w:hAnsi="Times New Roman"/>
+          <w:sz w:val="18"/>
+        </w:rPr>
+        <w:t xml:space="preserve">  }</w:t>
+      </w:r>
+    </w:p>
+    <w:p>
+      <w:pPr>
+        <w:shd w:val="clear" w:color="auto" w:fill="F2F2F2"/>
+        <w:spacing w:after="0"/>
+        <w:ind w:left="432"/>
+        <w:jc w:val="both"/>
+        <w:rPr>
+          <w:rFonts w:ascii="Times New Roman" w:hAnsi="Times New Roman"/>
+        </w:rPr>
+      </w:pPr>
+      <w:r>
+        <w:rPr>
+          <w:rFonts w:ascii="Times New Roman" w:hAnsi="Times New Roman"/>
+        </w:rPr>
+        <w:drawing>
+          <wp:anchor distT="0" distB="0" distL="114300" distR="114300" simplePos="0" relativeHeight="251669504" behindDoc="0" locked="0" layoutInCell="1" allowOverlap="1" wp14:anchorId="17EE30EC" wp14:editId="3E08561E">
+            <wp:simplePos x="0" y="0"/>
+            <wp:positionH relativeFrom="margin">
+              <wp:align>center</wp:align>
+            </wp:positionH>
+            <wp:positionV relativeFrom="paragraph">
+              <wp:posOffset>210185</wp:posOffset>
+            </wp:positionV>
+            <wp:extent cx="2987299" cy="1371719"/>
+            <wp:effectExtent l="0" t="0" r="3810" b="0"/>
+            <wp:wrapTopAndBottom/>
+            <wp:docPr id="1419245286" name="Picture 1"/>
+            <wp:cNvGraphicFramePr>
+              <a:graphicFrameLocks xmlns:a="http://schemas.openxmlformats.org/drawingml/2006/main" noChangeAspect="1"/>
+            </wp:cNvGraphicFramePr>
+            <a:graphic xmlns:a="http://schemas.openxmlformats.org/drawingml/2006/main">
+              <a:graphicData uri="http://schemas.openxmlformats.org/drawingml/2006/picture">
+                <pic:pic xmlns:pic="http://schemas.openxmlformats.org/drawingml/2006/picture">
+                  <pic:nvPicPr>
+                    <pic:cNvPr id="1419245286" name=""/>
+                    <pic:cNvPicPr/>
+                  </pic:nvPicPr>
+                  <pic:blipFill>
+                    <a:blip r:embed="rId17"/>
+                    <a:stretch>
+                      <a:fillRect/>
+                    </a:stretch>
+                  </pic:blipFill>
+                  <pic:spPr>
+                    <a:xfrm>
+                      <a:off x="0" y="0"/>
+                      <a:ext cx="2987299" cy="1371719"/>
+                    </a:xfrm>
+                    <a:prstGeom prst="rect">
+                      <a:avLst/>
+                    </a:prstGeom>
+                  </pic:spPr>
+                </pic:pic>
+              </a:graphicData>
+            </a:graphic>
+          </wp:anchor>
+        </w:drawing>
+      </w:r>
+      <w:r>
+        <w:rPr>
+          <w:rFonts w:ascii="Times New Roman" w:hAnsi="Times New Roman"/>
+          <w:sz w:val="18"/>
+        </w:rPr>
+        <w:t>}</w:t>
+      </w:r>
+    </w:p>
+    <w:p>
+      <w:pPr>
+        <w:spacing w:after="40"/>
+        <w:jc w:val="both"/>
+        <w:rPr>
+          <w:rFonts w:ascii="Times New Roman" w:hAnsi="Times New Roman"/>
+        </w:rPr>
+      </w:pPr>
+    </w:p>
+    <w:p>
+      <w:pPr>
+        <w:jc w:val="both"/>
+        <w:rPr>
+          <w:rFonts w:ascii="Times New Roman" w:hAnsi="Times New Roman"/>
+        </w:rPr>
+      </w:pPr>
+    </w:p>
     <w:sectPr>
-      <w:pgSz w:w="12240" w:h="15840"/>
+      <w:pgSz w:w="11906" w:h="16838" w:code="9"/>
       <w:pgMar w:top="1440" w:right="1440" w:bottom="1440" w:left="1440" w:header="720" w:footer="720" w:gutter="0"/>
       <w:cols w:space="720"/>
       <w:docGrid w:linePitch="360"/>
@@ -865,7 +5195,7 @@
   <w:style w:type="paragraph" w:default="1" w:styleId="Normal">
     <w:name w:val="Normal"/>
     <w:qFormat/>
-    <w:rsid w:val="00F5634B"/>
+    <w:rsid w:val="00823D55"/>
     <w:pPr>
       <w:spacing w:line="256" w:lineRule="auto"/>
     </w:pPr>
@@ -882,7 +5212,7 @@
     <w:link w:val="Heading1Char"/>
     <w:uiPriority w:val="9"/>
     <w:qFormat/>
-    <w:rsid w:val="006C7087"/>
+    <w:rsid w:val="00C70706"/>
     <w:pPr>
       <w:keepNext/>
       <w:keepLines/>
@@ -905,7 +5235,7 @@
     <w:semiHidden/>
     <w:unhideWhenUsed/>
     <w:qFormat/>
-    <w:rsid w:val="006C7087"/>
+    <w:rsid w:val="00C70706"/>
     <w:pPr>
       <w:keepNext/>
       <w:keepLines/>
@@ -928,7 +5258,7 @@
     <w:semiHidden/>
     <w:unhideWhenUsed/>
     <w:qFormat/>
-    <w:rsid w:val="006C7087"/>
+    <w:rsid w:val="00C70706"/>
     <w:pPr>
       <w:keepNext/>
       <w:keepLines/>
@@ -951,7 +5281,7 @@
     <w:semiHidden/>
     <w:unhideWhenUsed/>
     <w:qFormat/>
-    <w:rsid w:val="006C7087"/>
+    <w:rsid w:val="00C70706"/>
     <w:pPr>
       <w:keepNext/>
       <w:keepLines/>
@@ -976,7 +5306,7 @@
     <w:semiHidden/>
     <w:unhideWhenUsed/>
     <w:qFormat/>
-    <w:rsid w:val="006C7087"/>
+    <w:rsid w:val="00C70706"/>
     <w:pPr>
       <w:keepNext/>
       <w:keepLines/>
@@ -999,7 +5329,7 @@
     <w:semiHidden/>
     <w:unhideWhenUsed/>
     <w:qFormat/>
-    <w:rsid w:val="006C7087"/>
+    <w:rsid w:val="00C70706"/>
     <w:pPr>
       <w:keepNext/>
       <w:keepLines/>
@@ -1024,7 +5354,7 @@
     <w:semiHidden/>
     <w:unhideWhenUsed/>
     <w:qFormat/>
-    <w:rsid w:val="006C7087"/>
+    <w:rsid w:val="00C70706"/>
     <w:pPr>
       <w:keepNext/>
       <w:keepLines/>
@@ -1047,7 +5377,7 @@
     <w:semiHidden/>
     <w:unhideWhenUsed/>
     <w:qFormat/>
-    <w:rsid w:val="006C7087"/>
+    <w:rsid w:val="00C70706"/>
     <w:pPr>
       <w:keepNext/>
       <w:keepLines/>
@@ -1072,7 +5402,7 @@
     <w:semiHidden/>
     <w:unhideWhenUsed/>
     <w:qFormat/>
-    <w:rsid w:val="006C7087"/>
+    <w:rsid w:val="00C70706"/>
     <w:pPr>
       <w:keepNext/>
       <w:keepLines/>
@@ -1118,7 +5448,7 @@
     <w:basedOn w:val="DefaultParagraphFont"/>
     <w:link w:val="Heading1"/>
     <w:uiPriority w:val="9"/>
-    <w:rsid w:val="006C7087"/>
+    <w:rsid w:val="00C70706"/>
     <w:rPr>
       <w:rFonts w:asciiTheme="majorHAnsi" w:eastAsiaTheme="majorEastAsia" w:hAnsiTheme="majorHAnsi" w:cstheme="majorBidi"/>
       <w:color w:val="0F4761" w:themeColor="accent1" w:themeShade="BF"/>
@@ -1132,7 +5462,7 @@
     <w:link w:val="Heading2"/>
     <w:uiPriority w:val="9"/>
     <w:semiHidden/>
-    <w:rsid w:val="006C7087"/>
+    <w:rsid w:val="00C70706"/>
     <w:rPr>
       <w:rFonts w:asciiTheme="majorHAnsi" w:eastAsiaTheme="majorEastAsia" w:hAnsiTheme="majorHAnsi" w:cstheme="majorBidi"/>
       <w:color w:val="0F4761" w:themeColor="accent1" w:themeShade="BF"/>
@@ -1146,7 +5476,7 @@
     <w:link w:val="Heading3"/>
     <w:uiPriority w:val="9"/>
     <w:semiHidden/>
-    <w:rsid w:val="006C7087"/>
+    <w:rsid w:val="00C70706"/>
     <w:rPr>
       <w:rFonts w:eastAsiaTheme="majorEastAsia" w:cstheme="majorBidi"/>
       <w:color w:val="0F4761" w:themeColor="accent1" w:themeShade="BF"/>
@@ -1160,7 +5490,7 @@
     <w:link w:val="Heading4"/>
     <w:uiPriority w:val="9"/>
     <w:semiHidden/>
-    <w:rsid w:val="006C7087"/>
+    <w:rsid w:val="00C70706"/>
     <w:rPr>
       <w:rFonts w:eastAsiaTheme="majorEastAsia" w:cstheme="majorBidi"/>
       <w:i/>
@@ -1174,7 +5504,7 @@
     <w:link w:val="Heading5"/>
     <w:uiPriority w:val="9"/>
     <w:semiHidden/>
-    <w:rsid w:val="006C7087"/>
+    <w:rsid w:val="00C70706"/>
     <w:rPr>
       <w:rFonts w:eastAsiaTheme="majorEastAsia" w:cstheme="majorBidi"/>
       <w:color w:val="0F4761" w:themeColor="accent1" w:themeShade="BF"/>
@@ -1186,7 +5516,7 @@
     <w:link w:val="Heading6"/>
     <w:uiPriority w:val="9"/>
     <w:semiHidden/>
-    <w:rsid w:val="006C7087"/>
+    <w:rsid w:val="00C70706"/>
     <w:rPr>
       <w:rFonts w:eastAsiaTheme="majorEastAsia" w:cstheme="majorBidi"/>
       <w:i/>
@@ -1200,7 +5530,7 @@
     <w:link w:val="Heading7"/>
     <w:uiPriority w:val="9"/>
     <w:semiHidden/>
-    <w:rsid w:val="006C7087"/>
+    <w:rsid w:val="00C70706"/>
     <w:rPr>
       <w:rFonts w:eastAsiaTheme="majorEastAsia" w:cstheme="majorBidi"/>
       <w:color w:val="595959" w:themeColor="text1" w:themeTint="A6"/>
@@ -1212,7 +5542,7 @@
     <w:link w:val="Heading8"/>
     <w:uiPriority w:val="9"/>
     <w:semiHidden/>
-    <w:rsid w:val="006C7087"/>
+    <w:rsid w:val="00C70706"/>
     <w:rPr>
       <w:rFonts w:eastAsiaTheme="majorEastAsia" w:cstheme="majorBidi"/>
       <w:i/>
@@ -1226,7 +5556,7 @@
     <w:link w:val="Heading9"/>
     <w:uiPriority w:val="9"/>
     <w:semiHidden/>
-    <w:rsid w:val="006C7087"/>
+    <w:rsid w:val="00C70706"/>
     <w:rPr>
       <w:rFonts w:eastAsiaTheme="majorEastAsia" w:cstheme="majorBidi"/>
       <w:color w:val="272727" w:themeColor="text1" w:themeTint="D8"/>
@@ -1239,7 +5569,7 @@
     <w:link w:val="TitleChar"/>
     <w:uiPriority w:val="10"/>
     <w:qFormat/>
-    <w:rsid w:val="006C7087"/>
+    <w:rsid w:val="00C70706"/>
     <w:pPr>
       <w:spacing w:after="80" w:line="240" w:lineRule="auto"/>
       <w:contextualSpacing/>
@@ -1257,7 +5587,7 @@
     <w:basedOn w:val="DefaultParagraphFont"/>
     <w:link w:val="Title"/>
     <w:uiPriority w:val="10"/>
-    <w:rsid w:val="006C7087"/>
+    <w:rsid w:val="00C70706"/>
     <w:rPr>
       <w:rFonts w:asciiTheme="majorHAnsi" w:eastAsiaTheme="majorEastAsia" w:hAnsiTheme="majorHAnsi" w:cstheme="majorBidi"/>
       <w:spacing w:val="-10"/>
@@ -1273,7 +5603,7 @@
     <w:link w:val="SubtitleChar"/>
     <w:uiPriority w:val="11"/>
     <w:qFormat/>
-    <w:rsid w:val="006C7087"/>
+    <w:rsid w:val="00C70706"/>
     <w:pPr>
       <w:numPr>
         <w:ilvl w:val="1"/>
@@ -1293,7 +5623,7 @@
     <w:basedOn w:val="DefaultParagraphFont"/>
     <w:link w:val="Subtitle"/>
     <w:uiPriority w:val="11"/>
-    <w:rsid w:val="006C7087"/>
+    <w:rsid w:val="00C70706"/>
     <w:rPr>
       <w:rFonts w:eastAsiaTheme="majorEastAsia" w:cstheme="majorBidi"/>
       <w:color w:val="595959" w:themeColor="text1" w:themeTint="A6"/>
@@ -1309,7 +5639,7 @@
     <w:link w:val="QuoteChar"/>
     <w:uiPriority w:val="29"/>
     <w:qFormat/>
-    <w:rsid w:val="006C7087"/>
+    <w:rsid w:val="00C70706"/>
     <w:pPr>
       <w:spacing w:before="160" w:line="278" w:lineRule="auto"/>
       <w:jc w:val="center"/>
@@ -1328,7 +5658,7 @@
     <w:basedOn w:val="DefaultParagraphFont"/>
     <w:link w:val="Quote"/>
     <w:uiPriority w:val="29"/>
-    <w:rsid w:val="006C7087"/>
+    <w:rsid w:val="00C70706"/>
     <w:rPr>
       <w:i/>
       <w:iCs/>
@@ -1340,7 +5670,7 @@
     <w:basedOn w:val="Normal"/>
     <w:uiPriority w:val="34"/>
     <w:qFormat/>
-    <w:rsid w:val="006C7087"/>
+    <w:rsid w:val="00C70706"/>
     <w:pPr>
       <w:spacing w:line="278" w:lineRule="auto"/>
       <w:ind w:left="720"/>
@@ -1357,7 +5687,7 @@
     <w:basedOn w:val="DefaultParagraphFont"/>
     <w:uiPriority w:val="21"/>
     <w:qFormat/>
-    <w:rsid w:val="006C7087"/>
+    <w:rsid w:val="00C70706"/>
     <w:rPr>
       <w:i/>
       <w:iCs/>
@@ -1371,7 +5701,7 @@
     <w:link w:val="IntenseQuoteChar"/>
     <w:uiPriority w:val="30"/>
     <w:qFormat/>
-    <w:rsid w:val="006C7087"/>
+    <w:rsid w:val="00C70706"/>
     <w:pPr>
       <w:pBdr>
         <w:top w:val="single" w:sz="4" w:space="10" w:color="0F4761" w:themeColor="accent1" w:themeShade="BF"/>
@@ -1395,7 +5725,7 @@
     <w:basedOn w:val="DefaultParagraphFont"/>
     <w:link w:val="IntenseQuote"/>
     <w:uiPriority w:val="30"/>
-    <w:rsid w:val="006C7087"/>
+    <w:rsid w:val="00C70706"/>
     <w:rPr>
       <w:i/>
       <w:iCs/>
@@ -1407,7 +5737,7 @@
     <w:basedOn w:val="DefaultParagraphFont"/>
     <w:uiPriority w:val="32"/>
     <w:qFormat/>
-    <w:rsid w:val="006C7087"/>
+    <w:rsid w:val="00C70706"/>
     <w:rPr>
       <w:b/>
       <w:bCs/>
@@ -1732,4 +6062,16 @@
     </a:ext>
   </a:extLst>
 </a:theme>
+</file>
+
+<file path=customXml/item1.xml><?xml version="1.0" encoding="utf-8"?>
+<b:Sources xmlns:b="http://schemas.openxmlformats.org/officeDocument/2006/bibliography" xmlns="http://schemas.openxmlformats.org/officeDocument/2006/bibliography" SelectedStyle="\APASixthEditionOfficeOnline.xsl" StyleName="APA" Version="6"/>
+</file>
+
+<file path=customXml/itemProps1.xml><?xml version="1.0" encoding="utf-8"?>
+<ds:datastoreItem xmlns:ds="http://schemas.openxmlformats.org/officeDocument/2006/customXml" ds:itemID="{BAB0CC1F-6FAC-424D-A107-FCC2ACB34DEB}">
+  <ds:schemaRefs>
+    <ds:schemaRef ds:uri="http://schemas.openxmlformats.org/officeDocument/2006/bibliography"/>
+  </ds:schemaRefs>
+</ds:datastoreItem>
 </file>